--- a/assets/docs/lop4/Giao duc the chat - Lop 4.docx
+++ b/assets/docs/lop4/Giao duc the chat - Lop 4.docx
@@ -605,7 +605,7 @@
                 <w:i w:val="0"/>
                 <w:sz w:val="20"/>
               </w:rPr>
-              <w:t>Tiết 1 (1 tiết)</w:t>
+              <w:t>Tiết 1 (5 tiết)</w:t>
             </w:r>
           </w:p>
         </w:tc>
@@ -746,7 +746,7 @@
                 <w:i w:val="0"/>
                 <w:sz w:val="20"/>
               </w:rPr>
-              <w:t>Tiết 2 (1 tiết)</w:t>
+              <w:t>Tiết 2 (5 tiết)</w:t>
             </w:r>
           </w:p>
         </w:tc>
@@ -856,7 +856,7 @@
                 <w:i w:val="0"/>
                 <w:sz w:val="20"/>
               </w:rPr>
-              <w:t>Chủ đề 1: Đội hình đội ngũ — Bài 2: Đi đều vòng bên trái (Tiết 1)</w:t>
+              <w:t>Chủ đề 1: Đội hình đội ngũ — Bài 1: Đi đều vòng bên phải (Tiết 3)</w:t>
             </w:r>
           </w:p>
         </w:tc>
@@ -876,7 +876,7 @@
                 <w:i w:val="0"/>
                 <w:sz w:val="20"/>
               </w:rPr>
-              <w:t>Tiết 3 (1 tiết)</w:t>
+              <w:t>Tiết 3 (5 tiết)</w:t>
             </w:r>
           </w:p>
         </w:tc>
@@ -997,7 +997,7 @@
                 <w:i w:val="0"/>
                 <w:sz w:val="20"/>
               </w:rPr>
-              <w:t>Chủ đề 1: Đội hình đội ngũ — Bài 2: Đi đều vòng bên trái (Tiết 2)</w:t>
+              <w:t>Chủ đề 1: Đội hình đội ngũ — Bài 1: Đi đều vòng bên phải (Tiết 4)</w:t>
             </w:r>
           </w:p>
         </w:tc>
@@ -1017,7 +1017,7 @@
                 <w:i w:val="0"/>
                 <w:sz w:val="20"/>
               </w:rPr>
-              <w:t>Tiết 4 (1 tiết)</w:t>
+              <w:t>Tiết 4 (5 tiết)</w:t>
             </w:r>
           </w:p>
         </w:tc>
@@ -1127,7 +1127,7 @@
                 <w:i w:val="0"/>
                 <w:sz w:val="20"/>
               </w:rPr>
-              <w:t>Chủ đề 1: Đội hình đội ngũ — Bài 3: Đi đều vòng sau (Tiết 1)</w:t>
+              <w:t>Chủ đề 1: Đội hình đội ngũ — Bài 1: Đi đều vòng bên phải (Tiết 5)</w:t>
             </w:r>
           </w:p>
         </w:tc>
@@ -1147,7 +1147,7 @@
                 <w:i w:val="0"/>
                 <w:sz w:val="20"/>
               </w:rPr>
-              <w:t>Tiết 5 (1 tiết)</w:t>
+              <w:t>Tiết 5 (5 tiết)</w:t>
             </w:r>
           </w:p>
         </w:tc>
@@ -1241,7 +1241,7 @@
                 <w:i w:val="0"/>
                 <w:sz w:val="20"/>
               </w:rPr>
-              <w:t>Chủ đề 1: Đội hình đội ngũ — Bài 3: Đi đều vòng sau (Tiết 2)</w:t>
+              <w:t>Chủ đề 1: Đội hình đội ngũ — Bài 2: Đi đều vòng bên trái (Tiết 1)</w:t>
             </w:r>
           </w:p>
         </w:tc>
@@ -1261,7 +1261,7 @@
                 <w:i w:val="0"/>
                 <w:sz w:val="20"/>
               </w:rPr>
-              <w:t>Tiết 6 (1 tiết)</w:t>
+              <w:t>Tiết 6 (5 tiết)</w:t>
             </w:r>
           </w:p>
         </w:tc>
@@ -1357,7 +1357,7 @@
                 <w:i w:val="0"/>
                 <w:sz w:val="20"/>
               </w:rPr>
-              <w:t>Chủ đề 1: Đội hình đội ngũ — Ôn tập, phối hợp đội hình đội ngũ (Tiết 1)</w:t>
+              <w:t>Chủ đề 1: Đội hình đội ngũ — Bài 2: Đi đều vòng bên trái (Tiết 2)</w:t>
             </w:r>
           </w:p>
         </w:tc>
@@ -1377,7 +1377,7 @@
                 <w:i w:val="0"/>
                 <w:sz w:val="20"/>
               </w:rPr>
-              <w:t>Tiết 7 (1 tiết)</w:t>
+              <w:t>Tiết 7 (5 tiết)</w:t>
             </w:r>
           </w:p>
         </w:tc>
@@ -1471,7 +1471,7 @@
                 <w:i w:val="0"/>
                 <w:sz w:val="20"/>
               </w:rPr>
-              <w:t>Chủ đề 1: Đội hình đội ngũ — Ôn tập, phối hợp đội hình đội ngũ (Tiết 2)</w:t>
+              <w:t>Chủ đề 1: Đội hình đội ngũ — Bài 2: Đi đều vòng bên trái (Tiết 3)</w:t>
             </w:r>
           </w:p>
         </w:tc>
@@ -1491,7 +1491,7 @@
                 <w:i w:val="0"/>
                 <w:sz w:val="20"/>
               </w:rPr>
-              <w:t>Tiết 8 (1 tiết)</w:t>
+              <w:t>Tiết 8 (5 tiết)</w:t>
             </w:r>
           </w:p>
         </w:tc>
@@ -1568,7 +1568,7 @@
                 <w:i w:val="0"/>
                 <w:sz w:val="20"/>
               </w:rPr>
-              <w:t>Chủ đề 2: Bài tập thể dục với vòng</w:t>
+              <w:t>Chủ đề 1: Đội hình đội ngũ</w:t>
             </w:r>
           </w:p>
         </w:tc>
@@ -1587,7 +1587,7 @@
                 <w:i w:val="0"/>
                 <w:sz w:val="20"/>
               </w:rPr>
-              <w:t>Chủ đề 2: Bài tập thể dục với vòng — Bài 1: Động tác vươn thở và động tác tay với vòng (Tiết 1)</w:t>
+              <w:t>Chủ đề 1: Đội hình đội ngũ — Bài 2: Đi đều vòng bên trái (Tiết 4)</w:t>
             </w:r>
           </w:p>
         </w:tc>
@@ -1607,7 +1607,7 @@
                 <w:i w:val="0"/>
                 <w:sz w:val="20"/>
               </w:rPr>
-              <w:t>Tiết 9 (1 tiết)</w:t>
+              <w:t>Tiết 9 (5 tiết)</w:t>
             </w:r>
           </w:p>
         </w:tc>
@@ -1702,7 +1702,7 @@
                 <w:i w:val="0"/>
                 <w:sz w:val="20"/>
               </w:rPr>
-              <w:t>Chủ đề 2: Bài tập thể dục với vòng — Bài 1: Động tác chân với vòng; ôn động tác vươn thở, tay (Tiết 2)</w:t>
+              <w:t>Chủ đề 1: Đội hình đội ngũ — Bài 2: Đi đều vòng bên trái (Tiết 5)</w:t>
             </w:r>
           </w:p>
         </w:tc>
@@ -1722,7 +1722,7 @@
                 <w:i w:val="0"/>
                 <w:sz w:val="20"/>
               </w:rPr>
-              <w:t>Tiết 10 (1 tiết)</w:t>
+              <w:t>Tiết 10 (5 tiết)</w:t>
             </w:r>
           </w:p>
         </w:tc>
@@ -1799,7 +1799,7 @@
                 <w:i w:val="0"/>
                 <w:sz w:val="20"/>
               </w:rPr>
-              <w:t>Chủ đề 2: Bài tập thể dục với vòng</w:t>
+              <w:t>Chủ đề 1: Đội hình đội ngũ</w:t>
             </w:r>
           </w:p>
         </w:tc>
@@ -1818,7 +1818,7 @@
                 <w:i w:val="0"/>
                 <w:sz w:val="20"/>
               </w:rPr>
-              <w:t>Chủ đề 2: Bài tập thể dục với vòng — Bài 2: Động tác lườn và động tác lưng – bụng với vòng (Tiết 1)</w:t>
+              <w:t>Chủ đề 1: Đội hình đội ngũ — Bài 3: Đi đều vòng sau (Tiết 1)</w:t>
             </w:r>
           </w:p>
         </w:tc>
@@ -1838,7 +1838,7 @@
                 <w:i w:val="0"/>
                 <w:sz w:val="20"/>
               </w:rPr>
-              <w:t>Tiết 11 (1 tiết)</w:t>
+              <w:t>Tiết 11 (4 tiết)</w:t>
             </w:r>
           </w:p>
         </w:tc>
@@ -1932,7 +1932,7 @@
                 <w:i w:val="0"/>
                 <w:sz w:val="20"/>
               </w:rPr>
-              <w:t>Chủ đề 2: Bài tập thể dục với vòng — Bài 2: Động tác toàn thân với vòng; ôn động tác lườn, lưng – bụng (Tiết 2)</w:t>
+              <w:t>Chủ đề 1: Đội hình đội ngũ — Bài 3: Đi đều vòng sau (Tiết 2)</w:t>
             </w:r>
           </w:p>
         </w:tc>
@@ -1952,7 +1952,7 @@
                 <w:i w:val="0"/>
                 <w:sz w:val="20"/>
               </w:rPr>
-              <w:t>Tiết 12 (1 tiết)</w:t>
+              <w:t>Tiết 12 (4 tiết)</w:t>
             </w:r>
           </w:p>
         </w:tc>
@@ -2029,7 +2029,7 @@
                 <w:i w:val="0"/>
                 <w:sz w:val="20"/>
               </w:rPr>
-              <w:t>Chủ đề 2: Bài tập thể dục với vòng</w:t>
+              <w:t>Chủ đề 1: Đội hình đội ngũ</w:t>
             </w:r>
           </w:p>
         </w:tc>
@@ -2048,7 +2048,7 @@
                 <w:i w:val="0"/>
                 <w:sz w:val="20"/>
               </w:rPr>
-              <w:t>Chủ đề 2: Bài tập thể dục với vòng — Bài 3: Động tác nhảy và động tác điều hòa với vòng (Tiết 1)</w:t>
+              <w:t>Chủ đề 1: Đội hình đội ngũ — Bài 3: Đi đều vòng sau (Tiết 3)</w:t>
             </w:r>
           </w:p>
         </w:tc>
@@ -2068,7 +2068,7 @@
                 <w:i w:val="0"/>
                 <w:sz w:val="20"/>
               </w:rPr>
-              <w:t>Tiết 13 (1 tiết)</w:t>
+              <w:t>Tiết 13 (4 tiết)</w:t>
             </w:r>
           </w:p>
         </w:tc>
@@ -2162,7 +2162,7 @@
                 <w:i w:val="0"/>
                 <w:sz w:val="20"/>
               </w:rPr>
-              <w:t>Chủ đề 2: Bài tập thể dục với vòng — Bài 3: Hoàn thiện bài thể dục với vòng (Tiết 2)</w:t>
+              <w:t>Chủ đề 1: Đội hình đội ngũ — Bài 3: Đi đều vòng sau (Tiết 4)</w:t>
             </w:r>
           </w:p>
         </w:tc>
@@ -2182,7 +2182,7 @@
                 <w:i w:val="0"/>
                 <w:sz w:val="20"/>
               </w:rPr>
-              <w:t>Tiết 14 (1 tiết)</w:t>
+              <w:t>Tiết 14 (4 tiết)</w:t>
             </w:r>
           </w:p>
         </w:tc>
@@ -2259,7 +2259,7 @@
                 <w:i w:val="0"/>
                 <w:sz w:val="20"/>
               </w:rPr>
-              <w:t>Chủ đề 2: Bài tập thể dục với vòng</w:t>
+              <w:t>Chủ đề 2: Bài tập thể dục</w:t>
             </w:r>
           </w:p>
         </w:tc>
@@ -2278,7 +2278,7 @@
                 <w:i w:val="0"/>
                 <w:sz w:val="20"/>
               </w:rPr>
-              <w:t>Chủ đề 2: Bài tập thể dục với vòng — Bài 4: Bài tập phát triển thể lực (sức nhanh, sức mạnh) với vòng (Tiết 1)</w:t>
+              <w:t>Chủ đề 2: Bài tập thể dục — Bài 1: Động tác vươn thở, động tác tay, động tác chân với vòng (Tiết 1)</w:t>
             </w:r>
           </w:p>
         </w:tc>
@@ -2298,7 +2298,7 @@
                 <w:i w:val="0"/>
                 <w:sz w:val="20"/>
               </w:rPr>
-              <w:t>Tiết 15 (1 tiết)</w:t>
+              <w:t>Tiết 15 (2 tiết)</w:t>
             </w:r>
           </w:p>
         </w:tc>
@@ -2392,7 +2392,7 @@
                 <w:i w:val="0"/>
                 <w:sz w:val="20"/>
               </w:rPr>
-              <w:t>Chủ đề 2: Bài tập thể dục với vòng — Bài 4: Bài tập phát triển thể lực (sức bền, khéo léo) với vòng (Tiết 2)</w:t>
+              <w:t>Chủ đề 2: Bài tập thể dục — Bài 1: Động tác vươn thở, động tác tay, động tác chân với vòng (Tiết 2)</w:t>
             </w:r>
           </w:p>
         </w:tc>
@@ -2412,7 +2412,7 @@
                 <w:i w:val="0"/>
                 <w:sz w:val="20"/>
               </w:rPr>
-              <w:t>Tiết 16 (1 tiết)</w:t>
+              <w:t>Tiết 16 (2 tiết)</w:t>
             </w:r>
           </w:p>
         </w:tc>
@@ -2489,7 +2489,7 @@
                 <w:i w:val="0"/>
                 <w:sz w:val="20"/>
               </w:rPr>
-              <w:t>Ôn tập, đánh giá</w:t>
+              <w:t>Chủ đề 2: Bài tập thể dục</w:t>
             </w:r>
           </w:p>
         </w:tc>
@@ -2508,7 +2508,7 @@
                 <w:i w:val="0"/>
                 <w:sz w:val="20"/>
               </w:rPr>
-              <w:t>Ôn tập, vận dụng: Đội hình đội ngũ và bài thể dục với vòng (Tiết 1)</w:t>
+              <w:t>Chủ đề 2: Bài tập thể dục — Bài 2: Động tác lườn, động tác lưng – bụng, động tác toàn thân với vòng (Tiết 1)</w:t>
             </w:r>
           </w:p>
         </w:tc>
@@ -2528,7 +2528,7 @@
                 <w:i w:val="0"/>
                 <w:sz w:val="20"/>
               </w:rPr>
-              <w:t>Tiết 17 (1 tiết)</w:t>
+              <w:t>Tiết 17 (3 tiết)</w:t>
             </w:r>
           </w:p>
         </w:tc>
@@ -2622,7 +2622,7 @@
                 <w:i w:val="0"/>
                 <w:sz w:val="20"/>
               </w:rPr>
-              <w:t>Ôn tập, vận dụng: Đội hình đội ngũ và bài thể dục với vòng (Tiết 2)</w:t>
+              <w:t>Chủ đề 2: Bài tập thể dục — Bài 2: Động tác lườn, động tác lưng – bụng, động tác toàn thân với vòng (Tiết 2)</w:t>
             </w:r>
           </w:p>
         </w:tc>
@@ -2642,7 +2642,7 @@
                 <w:i w:val="0"/>
                 <w:sz w:val="20"/>
               </w:rPr>
-              <w:t>Tiết 18 (1 tiết)</w:t>
+              <w:t>Tiết 18 (3 tiết)</w:t>
             </w:r>
           </w:p>
         </w:tc>
@@ -2719,7 +2719,7 @@
                 <w:i w:val="0"/>
                 <w:sz w:val="20"/>
               </w:rPr>
-              <w:t>Ôn tập, đánh giá</w:t>
+              <w:t>Chủ đề 2: Bài tập thể dục</w:t>
             </w:r>
           </w:p>
         </w:tc>
@@ -2738,7 +2738,7 @@
                 <w:i w:val="0"/>
                 <w:sz w:val="20"/>
               </w:rPr>
-              <w:t>ÔN TẬP GIỮA HỌC KÌ I: Đội hình đội ngũ và bài thể dục với vòng</w:t>
+              <w:t>Chủ đề 2: Bài tập thể dục — Bài 2: Động tác lườn, động tác lưng – bụng, động tác toàn thân với vòng (Tiết 3)</w:t>
             </w:r>
           </w:p>
         </w:tc>
@@ -2758,7 +2758,7 @@
                 <w:i w:val="0"/>
                 <w:sz w:val="20"/>
               </w:rPr>
-              <w:t>Tiết 19 (1 tiết)</w:t>
+              <w:t>Tiết 19 (3 tiết)</w:t>
             </w:r>
           </w:p>
         </w:tc>
@@ -2852,7 +2852,7 @@
                 <w:i w:val="0"/>
                 <w:sz w:val="20"/>
               </w:rPr>
-              <w:t>ÔN TẬP, ĐÁNH GIÁ GIỮA HỌC KÌ I</w:t>
+              <w:t>Chủ đề 2: Bài tập thể dục — Bài 3: Động tác nhảy, động tác điều hoà với vòng (Tiết 1)</w:t>
             </w:r>
           </w:p>
         </w:tc>
@@ -2872,7 +2872,7 @@
                 <w:i w:val="0"/>
                 <w:sz w:val="20"/>
               </w:rPr>
-              <w:t>Tiết 20 (1 tiết)</w:t>
+              <w:t>Tiết 20 (2 tiết)</w:t>
             </w:r>
           </w:p>
         </w:tc>
@@ -2949,7 +2949,7 @@
                 <w:i w:val="0"/>
                 <w:sz w:val="20"/>
               </w:rPr>
-              <w:t>Thể thao tự chọn: Bóng rổ</w:t>
+              <w:t>Chủ đề 2: Bài tập thể dục</w:t>
             </w:r>
           </w:p>
         </w:tc>
@@ -2968,7 +2968,7 @@
                 <w:i w:val="0"/>
                 <w:sz w:val="20"/>
               </w:rPr>
-              <w:t>Thể thao tự chọn: Bóng rổ — Bài 1: Các động tác làm tăng khả năng điều khiển bóng (Tiết 1)</w:t>
+              <w:t>Chủ đề 2: Bài tập thể dục — Bài 3: Động tác nhảy, động tác điều hoà với vòng (Tiết 2)</w:t>
             </w:r>
           </w:p>
         </w:tc>
@@ -2988,7 +2988,7 @@
                 <w:i w:val="0"/>
                 <w:sz w:val="20"/>
               </w:rPr>
-              <w:t>Tiết 21 (1 tiết)</w:t>
+              <w:t>Tiết 21 (2 tiết)</w:t>
             </w:r>
           </w:p>
         </w:tc>
@@ -3065,6 +3065,7 @@
                 <w:i w:val="0"/>
                 <w:sz w:val="20"/>
               </w:rPr>
+              <w:t>Ôn tập, kiểm tra, đánh giá</w:t>
             </w:r>
           </w:p>
         </w:tc>
@@ -3083,7 +3084,7 @@
                 <w:i w:val="0"/>
                 <w:sz w:val="20"/>
               </w:rPr>
-              <w:t>Thể thao tự chọn: Bóng rổ — Bài 1: Các động tác làm tăng khả năng điều khiển bóng (Tiết 2)</w:t>
+              <w:t>Ôn tập giữa học kì I</w:t>
             </w:r>
           </w:p>
         </w:tc>
@@ -3180,7 +3181,7 @@
                 <w:i w:val="0"/>
                 <w:sz w:val="20"/>
               </w:rPr>
-              <w:t>Thể thao tự chọn: Bóng rổ</w:t>
+              <w:t>Chủ đề 3: Tư thế và kĩ năng vận động cơ bản</w:t>
             </w:r>
           </w:p>
         </w:tc>
@@ -3199,7 +3200,7 @@
                 <w:i w:val="0"/>
                 <w:sz w:val="20"/>
               </w:rPr>
-              <w:t>Thể thao tự chọn: Bóng rổ — Bài 1: Ôn các động tác điều khiển bóng; phối hợp tay (Tiết 1)</w:t>
+              <w:t>Chủ đề 3: Tư thế và kĩ năng vận động cơ bản — Bài 1: Bài tập rèn luyện kĩ năng thăng bằng (Tiết 1)</w:t>
             </w:r>
           </w:p>
         </w:tc>
@@ -3219,7 +3220,7 @@
                 <w:i w:val="0"/>
                 <w:sz w:val="20"/>
               </w:rPr>
-              <w:t>Tiết 23 (1 tiết)</w:t>
+              <w:t>Tiết 23 (6 tiết)</w:t>
             </w:r>
           </w:p>
         </w:tc>
@@ -3313,7 +3314,7 @@
                 <w:i w:val="0"/>
                 <w:sz w:val="20"/>
               </w:rPr>
-              <w:t>Thể thao tự chọn: Bóng rổ — Bài 1: Ôn các động tác điều khiển bóng; phối hợp tay (Tiết 2)</w:t>
+              <w:t>Chủ đề 3: Tư thế và kĩ năng vận động cơ bản — Bài 1: Bài tập rèn luyện kĩ năng thăng bằng (Tiết 2)</w:t>
             </w:r>
           </w:p>
         </w:tc>
@@ -3333,7 +3334,7 @@
                 <w:i w:val="0"/>
                 <w:sz w:val="20"/>
               </w:rPr>
-              <w:t>Tiết 24 (1 tiết)</w:t>
+              <w:t>Tiết 24 (6 tiết)</w:t>
             </w:r>
           </w:p>
         </w:tc>
@@ -3410,7 +3411,7 @@
                 <w:i w:val="0"/>
                 <w:sz w:val="20"/>
               </w:rPr>
-              <w:t>Thể thao tự chọn: Bóng rổ</w:t>
+              <w:t>Chủ đề 3: Tư thế và kĩ năng vận động cơ bản</w:t>
             </w:r>
           </w:p>
         </w:tc>
@@ -3429,7 +3430,7 @@
                 <w:i w:val="0"/>
                 <w:sz w:val="20"/>
               </w:rPr>
-              <w:t>Thể thao tự chọn: Bóng rổ — Bài 2: Động tác tại chỗ dẫn bóng (Tiết 1)</w:t>
+              <w:t>Chủ đề 3: Tư thế và kĩ năng vận động cơ bản — Bài 1: Bài tập rèn luyện kĩ năng thăng bằng (Tiết 3)</w:t>
             </w:r>
           </w:p>
         </w:tc>
@@ -3449,7 +3450,7 @@
                 <w:i w:val="0"/>
                 <w:sz w:val="20"/>
               </w:rPr>
-              <w:t>Tiết 25 (1 tiết)</w:t>
+              <w:t>Tiết 25 (6 tiết)</w:t>
             </w:r>
           </w:p>
         </w:tc>
@@ -3543,7 +3544,7 @@
                 <w:i w:val="0"/>
                 <w:sz w:val="20"/>
               </w:rPr>
-              <w:t>Thể thao tự chọn: Bóng rổ — Bài 2: Động tác tại chỗ dẫn bóng (Tiết 2)</w:t>
+              <w:t>Chủ đề 3: Tư thế và kĩ năng vận động cơ bản — Bài 1: Bài tập rèn luyện kĩ năng thăng bằng (Tiết 4)</w:t>
             </w:r>
           </w:p>
         </w:tc>
@@ -3563,7 +3564,7 @@
                 <w:i w:val="0"/>
                 <w:sz w:val="20"/>
               </w:rPr>
-              <w:t>Tiết 26 (1 tiết)</w:t>
+              <w:t>Tiết 26 (6 tiết)</w:t>
             </w:r>
           </w:p>
         </w:tc>
@@ -3640,7 +3641,7 @@
                 <w:i w:val="0"/>
                 <w:sz w:val="20"/>
               </w:rPr>
-              <w:t>Thể thao tự chọn: Bóng rổ</w:t>
+              <w:t>Chủ đề 3: Tư thế và kĩ năng vận động cơ bản</w:t>
             </w:r>
           </w:p>
         </w:tc>
@@ -3659,7 +3660,7 @@
                 <w:i w:val="0"/>
                 <w:sz w:val="20"/>
               </w:rPr>
-              <w:t>Thể thao tự chọn: Bóng rổ — Bài 2: Dẫn bóng theo hình chữ V, dẫn bóng vượt chướng ngại vật (Tiết 1)</w:t>
+              <w:t>Chủ đề 3: Tư thế và kĩ năng vận động cơ bản — Bài 1: Bài tập rèn luyện kĩ năng thăng bằng (Tiết 5)</w:t>
             </w:r>
           </w:p>
         </w:tc>
@@ -3679,7 +3680,7 @@
                 <w:i w:val="0"/>
                 <w:sz w:val="20"/>
               </w:rPr>
-              <w:t>Tiết 27 (1 tiết)</w:t>
+              <w:t>Tiết 27 (6 tiết)</w:t>
             </w:r>
           </w:p>
         </w:tc>
@@ -3774,7 +3775,7 @@
                 <w:i w:val="0"/>
                 <w:sz w:val="20"/>
               </w:rPr>
-              <w:t>Thể thao tự chọn: Bóng rổ — Bài 2: Dẫn bóng theo hình chữ V, dẫn bóng vượt chướng ngại vật (Tiết 2)</w:t>
+              <w:t>Chủ đề 3: Tư thế và kĩ năng vận động cơ bản — Bài 1: Bài tập rèn luyện kĩ năng thăng bằng (Tiết 6)</w:t>
             </w:r>
           </w:p>
         </w:tc>
@@ -3794,7 +3795,7 @@
                 <w:i w:val="0"/>
                 <w:sz w:val="20"/>
               </w:rPr>
-              <w:t>Tiết 28 (1 tiết)</w:t>
+              <w:t>Tiết 28 (6 tiết)</w:t>
             </w:r>
           </w:p>
         </w:tc>
@@ -3871,7 +3872,7 @@
                 <w:i w:val="0"/>
                 <w:sz w:val="20"/>
               </w:rPr>
-              <w:t>Thể thao tự chọn: Bóng rổ</w:t>
+              <w:t>Chủ đề 3: Tư thế và kĩ năng vận động cơ bản</w:t>
             </w:r>
           </w:p>
         </w:tc>
@@ -3890,7 +3891,7 @@
                 <w:i w:val="0"/>
                 <w:sz w:val="20"/>
               </w:rPr>
-              <w:t>Thể thao tự chọn: Bóng rổ — Bài 3: Động tác chuyền, bắt bóng bật đất bằng hai tay trước ngực (Tiết 1)</w:t>
+              <w:t>Chủ đề 3: Tư thế và kĩ năng vận động cơ bản — Bài 2: Bài tập rèn luyện kĩ năng bật xa (Tiết 1)</w:t>
             </w:r>
           </w:p>
         </w:tc>
@@ -3910,7 +3911,7 @@
                 <w:i w:val="0"/>
                 <w:sz w:val="20"/>
               </w:rPr>
-              <w:t>Tiết 29 (1 tiết)</w:t>
+              <w:t>Tiết 29 (6 tiết)</w:t>
             </w:r>
           </w:p>
         </w:tc>
@@ -4004,7 +4005,7 @@
                 <w:i w:val="0"/>
                 <w:sz w:val="20"/>
               </w:rPr>
-              <w:t>Thể thao tự chọn: Bóng rổ — Bài 3: Động tác chuyền, bắt bóng bật đất bằng hai tay trước ngực (Tiết 2)</w:t>
+              <w:t>Chủ đề 3: Tư thế và kĩ năng vận động cơ bản — Bài 2: Bài tập rèn luyện kĩ năng bật xa (Tiết 2)</w:t>
             </w:r>
           </w:p>
         </w:tc>
@@ -4024,7 +4025,7 @@
                 <w:i w:val="0"/>
                 <w:sz w:val="20"/>
               </w:rPr>
-              <w:t>Tiết 30 (1 tiết)</w:t>
+              <w:t>Tiết 30 (6 tiết)</w:t>
             </w:r>
           </w:p>
         </w:tc>
@@ -4101,7 +4102,7 @@
                 <w:i w:val="0"/>
                 <w:sz w:val="20"/>
               </w:rPr>
-              <w:t>Thể thao tự chọn: Bóng rổ</w:t>
+              <w:t>Chủ đề 3: Tư thế và kĩ năng vận động cơ bản</w:t>
             </w:r>
           </w:p>
         </w:tc>
@@ -4120,7 +4121,7 @@
                 <w:i w:val="0"/>
                 <w:sz w:val="20"/>
               </w:rPr>
-              <w:t>Thể thao tự chọn: Bóng rổ — Bài 3: Ôn chuyền, bắt bóng bật đất theo cặp (Tiết 1)</w:t>
+              <w:t>Chủ đề 3: Tư thế và kĩ năng vận động cơ bản — Bài 2: Bài tập rèn luyện kĩ năng bật xa (Tiết 3)</w:t>
             </w:r>
           </w:p>
         </w:tc>
@@ -4140,7 +4141,7 @@
                 <w:i w:val="0"/>
                 <w:sz w:val="20"/>
               </w:rPr>
-              <w:t>Tiết 31 (1 tiết)</w:t>
+              <w:t>Tiết 31 (6 tiết)</w:t>
             </w:r>
           </w:p>
         </w:tc>
@@ -4234,7 +4235,7 @@
                 <w:i w:val="0"/>
                 <w:sz w:val="20"/>
               </w:rPr>
-              <w:t>Thể thao tự chọn: Bóng rổ — Bài 3: Ôn chuyền, bắt bóng bật đất theo cặp (Tiết 2)</w:t>
+              <w:t>Chủ đề 3: Tư thế và kĩ năng vận động cơ bản — Bài 2: Bài tập rèn luyện kĩ năng bật xa (Tiết 4)</w:t>
             </w:r>
           </w:p>
         </w:tc>
@@ -4254,7 +4255,7 @@
                 <w:i w:val="0"/>
                 <w:sz w:val="20"/>
               </w:rPr>
-              <w:t>Tiết 32 (1 tiết)</w:t>
+              <w:t>Tiết 32 (6 tiết)</w:t>
             </w:r>
           </w:p>
         </w:tc>
@@ -4331,7 +4332,7 @@
                 <w:i w:val="0"/>
                 <w:sz w:val="20"/>
               </w:rPr>
-              <w:t>Thể thao tự chọn: Bóng rổ</w:t>
+              <w:t>Chủ đề 3: Tư thế và kĩ năng vận động cơ bản</w:t>
             </w:r>
           </w:p>
         </w:tc>
@@ -4350,7 +4351,7 @@
                 <w:i w:val="0"/>
                 <w:sz w:val="20"/>
               </w:rPr>
-              <w:t>Thể thao tự chọn: Bóng rổ — Ôn tập Bài 1–2 (điều khiển và dẫn bóng) (Tiết ôn)</w:t>
+              <w:t>Chủ đề 3: Tư thế và kĩ năng vận động cơ bản — Bài 2: Bài tập rèn luyện kĩ năng bật xa (Tiết 5)</w:t>
             </w:r>
           </w:p>
         </w:tc>
@@ -4370,7 +4371,7 @@
                 <w:i w:val="0"/>
                 <w:sz w:val="20"/>
               </w:rPr>
-              <w:t>Tiết 33 (1 tiết)</w:t>
+              <w:t>Tiết 33 (6 tiết)</w:t>
             </w:r>
           </w:p>
         </w:tc>
@@ -4446,7 +4447,6 @@
                 <w:i w:val="0"/>
                 <w:sz w:val="20"/>
               </w:rPr>
-              <w:t>Ôn tập, đánh giá</w:t>
             </w:r>
           </w:p>
         </w:tc>
@@ -4465,7 +4465,7 @@
                 <w:i w:val="0"/>
                 <w:sz w:val="20"/>
               </w:rPr>
-              <w:t>ÔN TẬP CUỐI HỌC KÌ I: Hệ thống đội hình đội ngũ, bài thể dục với vòng và bóng rổ</w:t>
+              <w:t>Chủ đề 3: Tư thế và kĩ năng vận động cơ bản — Bài 2: Bài tập rèn luyện kĩ năng bật xa (Tiết 6)</w:t>
             </w:r>
           </w:p>
         </w:tc>
@@ -4485,7 +4485,7 @@
                 <w:i w:val="0"/>
                 <w:sz w:val="20"/>
               </w:rPr>
-              <w:t>Tiết 34 (1 tiết)</w:t>
+              <w:t>Tiết 34 (6 tiết)</w:t>
             </w:r>
           </w:p>
         </w:tc>
@@ -4562,7 +4562,7 @@
                 <w:i w:val="0"/>
                 <w:sz w:val="20"/>
               </w:rPr>
-              <w:t>Ôn tập, đánh giá</w:t>
+              <w:t>Ôn tập, kiểm tra, đánh giá</w:t>
             </w:r>
           </w:p>
         </w:tc>
@@ -4581,7 +4581,7 @@
                 <w:i w:val="0"/>
                 <w:sz w:val="20"/>
               </w:rPr>
-              <w:t>ÔN TẬP CUỐI HỌC KÌ I: Hoàn thiện, chuẩn bị kiểm tra (Tiết ôn)</w:t>
+              <w:t>Ôn tập và đánh giá cuối học kì I (Tiết 1 - Ôn tập)</w:t>
             </w:r>
           </w:p>
         </w:tc>
@@ -4695,7 +4695,7 @@
                 <w:i w:val="0"/>
                 <w:sz w:val="20"/>
               </w:rPr>
-              <w:t>ÔN TẬP, ĐÁNH GIÁ CUỐI HỌC KÌ I</w:t>
+              <w:t>Ôn tập và đánh giá cuối học kì I (Tiết 2 - Đánh giá)</w:t>
             </w:r>
           </w:p>
         </w:tc>
@@ -4816,7 +4816,7 @@
                 <w:i w:val="0"/>
                 <w:sz w:val="20"/>
               </w:rPr>
-              <w:t>Thể thao tự chọn: Bóng rổ</w:t>
+              <w:t>Chủ đề 3: Tư thế và kĩ năng vận động cơ bản</w:t>
             </w:r>
           </w:p>
         </w:tc>
@@ -4835,7 +4835,7 @@
                 <w:i w:val="0"/>
                 <w:sz w:val="20"/>
               </w:rPr>
-              <w:t>Thể thao tự chọn: Bóng rổ — Bài 4: Động tác ném rổ bằng một tay trên vai (Tiết 1)</w:t>
+              <w:t>Chủ đề 3: Tư thế và kĩ năng vận động cơ bản — Bài 3: Bài tập rèn luyện kĩ năng bật cao (Tiết 1)</w:t>
             </w:r>
           </w:p>
         </w:tc>
@@ -4855,7 +4855,7 @@
                 <w:i w:val="0"/>
                 <w:sz w:val="20"/>
               </w:rPr>
-              <w:t>Tiết 37 (1 tiết)</w:t>
+              <w:t>Tiết 37 (6 tiết)</w:t>
             </w:r>
           </w:p>
         </w:tc>
@@ -4949,7 +4949,7 @@
                 <w:i w:val="0"/>
                 <w:sz w:val="20"/>
               </w:rPr>
-              <w:t>Thể thao tự chọn: Bóng rổ — Bài 4: Động tác ném rổ bằng một tay trên vai (Tiết 2)</w:t>
+              <w:t>Chủ đề 3: Tư thế và kĩ năng vận động cơ bản — Bài 3: Bài tập rèn luyện kĩ năng bật cao (Tiết 2)</w:t>
             </w:r>
           </w:p>
         </w:tc>
@@ -4969,7 +4969,7 @@
                 <w:i w:val="0"/>
                 <w:sz w:val="20"/>
               </w:rPr>
-              <w:t>Tiết 38 (1 tiết)</w:t>
+              <w:t>Tiết 38 (6 tiết)</w:t>
             </w:r>
           </w:p>
         </w:tc>
@@ -5046,7 +5046,7 @@
                 <w:i w:val="0"/>
                 <w:sz w:val="20"/>
               </w:rPr>
-              <w:t>Thể thao tự chọn: Bóng rổ</w:t>
+              <w:t>Chủ đề 3: Tư thế và kĩ năng vận động cơ bản</w:t>
             </w:r>
           </w:p>
         </w:tc>
@@ -5065,7 +5065,7 @@
                 <w:i w:val="0"/>
                 <w:sz w:val="20"/>
               </w:rPr>
-              <w:t>Thể thao tự chọn: Bóng rổ — Bài 4: Ôn ném rổ một tay trên vai; phối hợp dẫn bóng – ném rổ (Tiết 1)</w:t>
+              <w:t>Chủ đề 3: Tư thế và kĩ năng vận động cơ bản — Bài 3: Bài tập rèn luyện kĩ năng bật cao (Tiết 3)</w:t>
             </w:r>
           </w:p>
         </w:tc>
@@ -5085,7 +5085,7 @@
                 <w:i w:val="0"/>
                 <w:sz w:val="20"/>
               </w:rPr>
-              <w:t>Tiết 39 (1 tiết)</w:t>
+              <w:t>Tiết 39 (6 tiết)</w:t>
             </w:r>
           </w:p>
         </w:tc>
@@ -5179,7 +5179,7 @@
                 <w:i w:val="0"/>
                 <w:sz w:val="20"/>
               </w:rPr>
-              <w:t>Thể thao tự chọn: Bóng rổ — Bài 4: Ôn ném rổ một tay trên vai; phối hợp dẫn bóng – ném rổ (Tiết 2)</w:t>
+              <w:t>Chủ đề 3: Tư thế và kĩ năng vận động cơ bản — Bài 3: Bài tập rèn luyện kĩ năng bật cao (Tiết 4)</w:t>
             </w:r>
           </w:p>
         </w:tc>
@@ -5199,7 +5199,7 @@
                 <w:i w:val="0"/>
                 <w:sz w:val="20"/>
               </w:rPr>
-              <w:t>Tiết 40 (1 tiết)</w:t>
+              <w:t>Tiết 40 (6 tiết)</w:t>
             </w:r>
           </w:p>
         </w:tc>
@@ -5276,7 +5276,7 @@
                 <w:i w:val="0"/>
                 <w:sz w:val="20"/>
               </w:rPr>
-              <w:t>Thể thao tự chọn: Bóng rổ</w:t>
+              <w:t>Chủ đề 3: Tư thế và kĩ năng vận động cơ bản</w:t>
             </w:r>
           </w:p>
         </w:tc>
@@ -5295,7 +5295,7 @@
                 <w:i w:val="0"/>
                 <w:sz w:val="20"/>
               </w:rPr>
-              <w:t>Thể thao tự chọn: Bóng rổ — Ôn tập, vận dụng tổng hợp (Tiết 1)</w:t>
+              <w:t>Chủ đề 3: Tư thế và kĩ năng vận động cơ bản — Bài 3: Bài tập rèn luyện kĩ năng bật cao (Tiết 5)</w:t>
             </w:r>
           </w:p>
         </w:tc>
@@ -5315,7 +5315,7 @@
                 <w:i w:val="0"/>
                 <w:sz w:val="20"/>
               </w:rPr>
-              <w:t>Tiết 41 (1 tiết)</w:t>
+              <w:t>Tiết 41 (6 tiết)</w:t>
             </w:r>
           </w:p>
         </w:tc>
@@ -5409,7 +5409,7 @@
                 <w:i w:val="0"/>
                 <w:sz w:val="20"/>
               </w:rPr>
-              <w:t>Thể thao tự chọn: Bóng rổ — Ôn tập, vận dụng tổng hợp (Tiết 2)</w:t>
+              <w:t>Chủ đề 3: Tư thế và kĩ năng vận động cơ bản — Bài 3: Bài tập rèn luyện kĩ năng bật cao (Tiết 6)</w:t>
             </w:r>
           </w:p>
         </w:tc>
@@ -5429,7 +5429,7 @@
                 <w:i w:val="0"/>
                 <w:sz w:val="20"/>
               </w:rPr>
-              <w:t>Tiết 42 (1 tiết)</w:t>
+              <w:t>Tiết 42 (6 tiết)</w:t>
             </w:r>
           </w:p>
         </w:tc>
@@ -5525,7 +5525,7 @@
                 <w:i w:val="0"/>
                 <w:sz w:val="20"/>
               </w:rPr>
-              <w:t>Chủ đề 3: Tư thế và kĩ năng vận động cơ bản — Bài 1: Bài tập rèn luyện thăng bằng (Tiết 1)</w:t>
+              <w:t>Chủ đề 3: Tư thế và kĩ năng vận động cơ bản — Bài 4: Nhảy dây (Tiết 1)</w:t>
             </w:r>
           </w:p>
         </w:tc>
@@ -5545,7 +5545,7 @@
                 <w:i w:val="0"/>
                 <w:sz w:val="20"/>
               </w:rPr>
-              <w:t>Tiết 43 (1 tiết)</w:t>
+              <w:t>Tiết 43 (6 tiết)</w:t>
             </w:r>
           </w:p>
         </w:tc>
@@ -5640,7 +5640,7 @@
                 <w:i w:val="0"/>
                 <w:sz w:val="20"/>
               </w:rPr>
-              <w:t>Chủ đề 3: Tư thế và kĩ năng vận động cơ bản — Bài 1: Ôn và nâng cao bài tập thăng bằng (Tiết 2)</w:t>
+              <w:t>Chủ đề 3: Tư thế và kĩ năng vận động cơ bản — Bài 4: Nhảy dây (Tiết 2)</w:t>
             </w:r>
           </w:p>
         </w:tc>
@@ -5660,7 +5660,7 @@
                 <w:i w:val="0"/>
                 <w:sz w:val="20"/>
               </w:rPr>
-              <w:t>Tiết 44 (1 tiết)</w:t>
+              <w:t>Tiết 44 (6 tiết)</w:t>
             </w:r>
           </w:p>
         </w:tc>
@@ -5756,7 +5756,7 @@
                 <w:i w:val="0"/>
                 <w:sz w:val="20"/>
               </w:rPr>
-              <w:t>Chủ đề 3: Tư thế và kĩ năng vận động cơ bản — Bài 1: Trò chơi và bài tập bổ trợ thăng bằng (Tiết 3)</w:t>
+              <w:t>Chủ đề 3: Tư thế và kĩ năng vận động cơ bản — Bài 4: Nhảy dây (Tiết 3)</w:t>
             </w:r>
           </w:p>
         </w:tc>
@@ -5776,7 +5776,7 @@
                 <w:i w:val="0"/>
                 <w:sz w:val="20"/>
               </w:rPr>
-              <w:t>Tiết 45 (1 tiết)</w:t>
+              <w:t>Tiết 45 (6 tiết)</w:t>
             </w:r>
           </w:p>
         </w:tc>
@@ -5870,7 +5870,7 @@
                 <w:i w:val="0"/>
                 <w:sz w:val="20"/>
               </w:rPr>
-              <w:t>Chủ đề 3: Tư thế và kĩ năng vận động cơ bản — Bài 2: Bài tập rèn luyện bật xa tại chỗ (Tiết 1)</w:t>
+              <w:t>Chủ đề 3: Tư thế và kĩ năng vận động cơ bản — Bài 4: Nhảy dây (Tiết 4)</w:t>
             </w:r>
           </w:p>
         </w:tc>
@@ -5890,7 +5890,7 @@
                 <w:i w:val="0"/>
                 <w:sz w:val="20"/>
               </w:rPr>
-              <w:t>Tiết 46 (1 tiết)</w:t>
+              <w:t>Tiết 46 (6 tiết)</w:t>
             </w:r>
           </w:p>
         </w:tc>
@@ -5986,7 +5986,7 @@
                 <w:i w:val="0"/>
                 <w:sz w:val="20"/>
               </w:rPr>
-              <w:t>Chủ đề 3: Tư thế và kĩ năng vận động cơ bản — Bài 2: Ôn bật xa tại chỗ, đo thành tích (Tiết 2)</w:t>
+              <w:t>Chủ đề 3: Tư thế và kĩ năng vận động cơ bản — Bài 4: Nhảy dây (Tiết 5)</w:t>
             </w:r>
           </w:p>
         </w:tc>
@@ -6006,7 +6006,7 @@
                 <w:i w:val="0"/>
                 <w:sz w:val="20"/>
               </w:rPr>
-              <w:t>Tiết 47 (1 tiết)</w:t>
+              <w:t>Tiết 47 (6 tiết)</w:t>
             </w:r>
           </w:p>
         </w:tc>
@@ -6100,7 +6100,7 @@
                 <w:i w:val="0"/>
                 <w:sz w:val="20"/>
               </w:rPr>
-              <w:t>Chủ đề 3: Tư thế và kĩ năng vận động cơ bản — Bài 2: Trò chơi và bài tập bổ trợ bật xa; phối hợp thăng bằng – bật xa (Tiết 3)</w:t>
+              <w:t>Chủ đề 3: Tư thế và kĩ năng vận động cơ bản — Bài 4: Nhảy dây (Tiết 6)</w:t>
             </w:r>
           </w:p>
         </w:tc>
@@ -6120,7 +6120,7 @@
                 <w:i w:val="0"/>
                 <w:sz w:val="20"/>
               </w:rPr>
-              <w:t>Tiết 48 (1 tiết)</w:t>
+              <w:t>Tiết 48 (6 tiết)</w:t>
             </w:r>
           </w:p>
         </w:tc>
@@ -6197,7 +6197,7 @@
                 <w:i w:val="0"/>
                 <w:sz w:val="20"/>
               </w:rPr>
-              <w:t>Ôn tập, đánh giá</w:t>
+              <w:t>Chủ đề 4: Thể thao tự chọn (Bóng rổ)</w:t>
             </w:r>
           </w:p>
         </w:tc>
@@ -6216,7 +6216,7 @@
                 <w:i w:val="0"/>
                 <w:sz w:val="20"/>
               </w:rPr>
-              <w:t>ÔN TẬP GIỮA HỌC KÌ II: Bóng rổ, thăng bằng và bật xa</w:t>
+              <w:t>Chủ đề 4: Thể thao tự chọn (Bóng rổ) — Bài 1: Các động tác làm tăng khả năng điều khiển bóng (Tiết 1)</w:t>
             </w:r>
           </w:p>
         </w:tc>
@@ -6236,7 +6236,7 @@
                 <w:i w:val="0"/>
                 <w:sz w:val="20"/>
               </w:rPr>
-              <w:t>Tiết 49 (1 tiết)</w:t>
+              <w:t>Tiết 49 (5 tiết)</w:t>
             </w:r>
           </w:p>
         </w:tc>
@@ -6330,7 +6330,7 @@
                 <w:i w:val="0"/>
                 <w:sz w:val="20"/>
               </w:rPr>
-              <w:t>ÔN TẬP, ĐÁNH GIÁ GIỮA HỌC KÌ II</w:t>
+              <w:t>Chủ đề 4: Thể thao tự chọn (Bóng rổ) — Bài 1: Các động tác làm tăng khả năng điều khiển bóng (Tiết 2)</w:t>
             </w:r>
           </w:p>
         </w:tc>
@@ -6350,7 +6350,7 @@
                 <w:i w:val="0"/>
                 <w:sz w:val="20"/>
               </w:rPr>
-              <w:t>Tiết 50 (1 tiết)</w:t>
+              <w:t>Tiết 50 (5 tiết)</w:t>
             </w:r>
           </w:p>
         </w:tc>
@@ -6427,7 +6427,7 @@
                 <w:i w:val="0"/>
                 <w:sz w:val="20"/>
               </w:rPr>
-              <w:t>Chủ đề 3: Tư thế và kĩ năng vận động cơ bản</w:t>
+              <w:t>Chủ đề 4: Thể thao tự chọn (Bóng rổ)</w:t>
             </w:r>
           </w:p>
         </w:tc>
@@ -6446,7 +6446,7 @@
                 <w:i w:val="0"/>
                 <w:sz w:val="20"/>
               </w:rPr>
-              <w:t>Chủ đề 3: Tư thế và kĩ năng vận động cơ bản — Bài 3: Bài tập rèn luyện bật cao tại chỗ (Tiết 1)</w:t>
+              <w:t>Chủ đề 4: Thể thao tự chọn (Bóng rổ) — Bài 1: Các động tác làm tăng khả năng điều khiển bóng (Tiết 3)</w:t>
             </w:r>
           </w:p>
         </w:tc>
@@ -6466,7 +6466,7 @@
                 <w:i w:val="0"/>
                 <w:sz w:val="20"/>
               </w:rPr>
-              <w:t>Tiết 51 (1 tiết)</w:t>
+              <w:t>Tiết 51 (5 tiết)</w:t>
             </w:r>
           </w:p>
         </w:tc>
@@ -6560,7 +6560,7 @@
                 <w:i w:val="0"/>
                 <w:sz w:val="20"/>
               </w:rPr>
-              <w:t>Chủ đề 3: Tư thế và kĩ năng vận động cơ bản — Bài 3: Ôn bật cao, bật cao có đà ngắn (Tiết 2)</w:t>
+              <w:t>Chủ đề 4: Thể thao tự chọn (Bóng rổ) — Bài 1: Các động tác làm tăng khả năng điều khiển bóng (Tiết 4)</w:t>
             </w:r>
           </w:p>
         </w:tc>
@@ -6580,7 +6580,7 @@
                 <w:i w:val="0"/>
                 <w:sz w:val="20"/>
               </w:rPr>
-              <w:t>Tiết 52 (1 tiết)</w:t>
+              <w:t>Tiết 52 (5 tiết)</w:t>
             </w:r>
           </w:p>
         </w:tc>
@@ -6657,7 +6657,7 @@
                 <w:i w:val="0"/>
                 <w:sz w:val="20"/>
               </w:rPr>
-              <w:t>Chủ đề 3: Tư thế và kĩ năng vận động cơ bản</w:t>
+              <w:t>Chủ đề 4: Thể thao tự chọn (Bóng rổ)</w:t>
             </w:r>
           </w:p>
         </w:tc>
@@ -6676,7 +6676,7 @@
                 <w:i w:val="0"/>
                 <w:sz w:val="20"/>
               </w:rPr>
-              <w:t>Chủ đề 3: Tư thế và kĩ năng vận động cơ bản — Bài 3: Trò chơi và bài tập bổ trợ sức bật (Tiết 3)</w:t>
+              <w:t>Chủ đề 4: Thể thao tự chọn (Bóng rổ) — Bài 1: Các động tác làm tăng khả năng điều khiển bóng (Tiết 5)</w:t>
             </w:r>
           </w:p>
         </w:tc>
@@ -6696,7 +6696,7 @@
                 <w:i w:val="0"/>
                 <w:sz w:val="20"/>
               </w:rPr>
-              <w:t>Tiết 53 (1 tiết)</w:t>
+              <w:t>Tiết 53 (5 tiết)</w:t>
             </w:r>
           </w:p>
         </w:tc>
@@ -6790,7 +6790,7 @@
                 <w:i w:val="0"/>
                 <w:sz w:val="20"/>
               </w:rPr>
-              <w:t>Chủ đề 3: Tư thế và kĩ năng vận động cơ bản — Bài 4: Nhảy dây chụm hai chân (Tiết 1)</w:t>
+              <w:t>Chủ đề 4: Thể thao tự chọn (Bóng rổ) — Bài 2: Động tác tại chỗ dẫn bóng theo hình chữ V, dẫn bóng vượt chướng ngại vật (Tiết 1)</w:t>
             </w:r>
           </w:p>
         </w:tc>
@@ -6810,7 +6810,7 @@
                 <w:i w:val="0"/>
                 <w:sz w:val="20"/>
               </w:rPr>
-              <w:t>Tiết 54 (1 tiết)</w:t>
+              <w:t>Tiết 54 (4 tiết)</w:t>
             </w:r>
           </w:p>
         </w:tc>
@@ -6887,7 +6887,7 @@
                 <w:i w:val="0"/>
                 <w:sz w:val="20"/>
               </w:rPr>
-              <w:t>Chủ đề 3: Tư thế và kĩ năng vận động cơ bản</w:t>
+              <w:t>Chủ đề 4: Thể thao tự chọn (Bóng rổ)</w:t>
             </w:r>
           </w:p>
         </w:tc>
@@ -6906,7 +6906,7 @@
                 <w:i w:val="0"/>
                 <w:sz w:val="20"/>
               </w:rPr>
-              <w:t>Chủ đề 3: Tư thế và kĩ năng vận động cơ bản — Bài 4: Ôn nhảy dây, nhảy theo nhịp (Tiết 2)</w:t>
+              <w:t>Chủ đề 4: Thể thao tự chọn (Bóng rổ) — Bài 2: Động tác tại chỗ dẫn bóng theo hình chữ V, dẫn bóng vượt chướng ngại vật (Tiết 2)</w:t>
             </w:r>
           </w:p>
         </w:tc>
@@ -6926,7 +6926,7 @@
                 <w:i w:val="0"/>
                 <w:sz w:val="20"/>
               </w:rPr>
-              <w:t>Tiết 55 (1 tiết)</w:t>
+              <w:t>Tiết 55 (4 tiết)</w:t>
             </w:r>
           </w:p>
         </w:tc>
@@ -7020,7 +7020,7 @@
                 <w:i w:val="0"/>
                 <w:sz w:val="20"/>
               </w:rPr>
-              <w:t>Chủ đề 3: Tư thế và kĩ năng vận động cơ bản — Bài 4: Trò chơi nhảy dây, thi nhảy dây (Tiết 3)</w:t>
+              <w:t>Chủ đề 4: Thể thao tự chọn (Bóng rổ) — Bài 2: Động tác tại chỗ dẫn bóng theo hình chữ V, dẫn bóng vượt chướng ngại vật (Tiết 3)</w:t>
             </w:r>
           </w:p>
         </w:tc>
@@ -7040,7 +7040,7 @@
                 <w:i w:val="0"/>
                 <w:sz w:val="20"/>
               </w:rPr>
-              <w:t>Tiết 56 (1 tiết)</w:t>
+              <w:t>Tiết 56 (4 tiết)</w:t>
             </w:r>
           </w:p>
         </w:tc>
@@ -7117,7 +7117,7 @@
                 <w:i w:val="0"/>
                 <w:sz w:val="20"/>
               </w:rPr>
-              <w:t>Chủ đề 3: Tư thế và kĩ năng vận động cơ bản</w:t>
+              <w:t>Chủ đề 4: Thể thao tự chọn (Bóng rổ)</w:t>
             </w:r>
           </w:p>
         </w:tc>
@@ -7136,7 +7136,7 @@
                 <w:i w:val="0"/>
                 <w:sz w:val="20"/>
               </w:rPr>
-              <w:t>Chủ đề 3: Tư thế và kĩ năng vận động cơ bản — Ôn tập, hệ thống các kĩ năng của chủ đề (Tiết 1)</w:t>
+              <w:t>Chủ đề 4: Thể thao tự chọn (Bóng rổ) — Bài 2: Động tác tại chỗ dẫn bóng theo hình chữ V, dẫn bóng vượt chướng ngại vật (Tiết 4)</w:t>
             </w:r>
           </w:p>
         </w:tc>
@@ -7156,7 +7156,7 @@
                 <w:i w:val="0"/>
                 <w:sz w:val="20"/>
               </w:rPr>
-              <w:t>Tiết 57 (1 tiết)</w:t>
+              <w:t>Tiết 57 (4 tiết)</w:t>
             </w:r>
           </w:p>
         </w:tc>
@@ -7232,6 +7232,7 @@
                 <w:i w:val="0"/>
                 <w:sz w:val="20"/>
               </w:rPr>
+              <w:t>Ôn tập, kiểm tra, đánh giá</w:t>
             </w:r>
           </w:p>
         </w:tc>
@@ -7250,7 +7251,7 @@
                 <w:i w:val="0"/>
                 <w:sz w:val="20"/>
               </w:rPr>
-              <w:t>Chủ đề 3: Tư thế và kĩ năng vận động cơ bản — Ôn tập, vận dụng phối hợp các kĩ năng vận động (Tiết 2)</w:t>
+              <w:t>Ôn tập giữa học kì II</w:t>
             </w:r>
           </w:p>
         </w:tc>
@@ -7347,7 +7348,7 @@
                 <w:i w:val="0"/>
                 <w:sz w:val="20"/>
               </w:rPr>
-              <w:t>Thể thao tự chọn: Bơi (ếch)</w:t>
+              <w:t>Chủ đề 4: Thể thao tự chọn (Bóng rổ)</w:t>
             </w:r>
           </w:p>
         </w:tc>
@@ -7366,7 +7367,7 @@
                 <w:i w:val="0"/>
                 <w:sz w:val="20"/>
               </w:rPr>
-              <w:t>Thể thao tự chọn: Bơi (ếch) — Kiến thức an toàn dưới nước; làm quen với nước</w:t>
+              <w:t>Chủ đề 4: Thể thao tự chọn (Bóng rổ) — Bài 3: Động tác chuyền, bắt bóng bật đất bằng hai tay trước ngực (Tiết 1)</w:t>
             </w:r>
           </w:p>
         </w:tc>
@@ -7386,7 +7387,7 @@
                 <w:i w:val="0"/>
                 <w:sz w:val="20"/>
               </w:rPr>
-              <w:t>Tiết 59 (1 tiết)</w:t>
+              <w:t>Tiết 59 (4 tiết)</w:t>
             </w:r>
           </w:p>
         </w:tc>
@@ -7481,7 +7482,7 @@
                 <w:i w:val="0"/>
                 <w:sz w:val="20"/>
               </w:rPr>
-              <w:t>Thể thao tự chọn: Bơi (ếch) — Bài 1: Động tác chân kiểu bơi ếch (mô phỏng/tập trên cạn)</w:t>
+              <w:t>Chủ đề 4: Thể thao tự chọn (Bóng rổ) — Bài 3: Động tác chuyền, bắt bóng bật đất bằng hai tay trước ngực (Tiết 2)</w:t>
             </w:r>
           </w:p>
         </w:tc>
@@ -7501,7 +7502,7 @@
                 <w:i w:val="0"/>
                 <w:sz w:val="20"/>
               </w:rPr>
-              <w:t>Tiết 60 (1 tiết)</w:t>
+              <w:t>Tiết 60 (4 tiết)</w:t>
             </w:r>
           </w:p>
         </w:tc>
@@ -7579,7 +7580,7 @@
                 <w:i w:val="0"/>
                 <w:sz w:val="20"/>
               </w:rPr>
-              <w:t>Thể thao tự chọn: Bơi (ếch)</w:t>
+              <w:t>Chủ đề 4: Thể thao tự chọn (Bóng rổ)</w:t>
             </w:r>
           </w:p>
         </w:tc>
@@ -7598,7 +7599,7 @@
                 <w:i w:val="0"/>
                 <w:sz w:val="20"/>
               </w:rPr>
-              <w:t>Thể thao tự chọn: Bơi (ếch) — Bài 1: Ôn động tác chân kiểu bơi ếch</w:t>
+              <w:t>Chủ đề 4: Thể thao tự chọn (Bóng rổ) — Bài 3: Động tác chuyền, bắt bóng bật đất bằng hai tay trước ngực (Tiết 3)</w:t>
             </w:r>
           </w:p>
         </w:tc>
@@ -7618,7 +7619,7 @@
                 <w:i w:val="0"/>
                 <w:sz w:val="20"/>
               </w:rPr>
-              <w:t>Tiết 61 (1 tiết)</w:t>
+              <w:t>Tiết 61 (4 tiết)</w:t>
             </w:r>
           </w:p>
         </w:tc>
@@ -7712,7 +7713,7 @@
                 <w:i w:val="0"/>
                 <w:sz w:val="20"/>
               </w:rPr>
-              <w:t>Thể thao tự chọn: Bơi (ếch) — Bài 2: Động tác tay kiểu bơi ếch (mô phỏng/tập trên cạn)</w:t>
+              <w:t>Chủ đề 4: Thể thao tự chọn (Bóng rổ) — Bài 3: Động tác chuyền, bắt bóng bật đất bằng hai tay trước ngực (Tiết 4)</w:t>
             </w:r>
           </w:p>
         </w:tc>
@@ -7732,7 +7733,7 @@
                 <w:i w:val="0"/>
                 <w:sz w:val="20"/>
               </w:rPr>
-              <w:t>Tiết 62 (1 tiết)</w:t>
+              <w:t>Tiết 62 (4 tiết)</w:t>
             </w:r>
           </w:p>
         </w:tc>
@@ -7809,7 +7810,7 @@
                 <w:i w:val="0"/>
                 <w:sz w:val="20"/>
               </w:rPr>
-              <w:t>Thể thao tự chọn: Bơi (ếch)</w:t>
+              <w:t>Chủ đề 4: Thể thao tự chọn (Bóng rổ)</w:t>
             </w:r>
           </w:p>
         </w:tc>
@@ -7828,7 +7829,7 @@
                 <w:i w:val="0"/>
                 <w:sz w:val="20"/>
               </w:rPr>
-              <w:t>Thể thao tự chọn: Bơi (ếch) — Bài 2: Ôn động tác tay kiểu bơi ếch</w:t>
+              <w:t>Chủ đề 4: Thể thao tự chọn (Bóng rổ) — Bài 4: Động tác ném rổ bằng một tay trên vai (Tiết 1)</w:t>
             </w:r>
           </w:p>
         </w:tc>
@@ -7848,7 +7849,7 @@
                 <w:i w:val="0"/>
                 <w:sz w:val="20"/>
               </w:rPr>
-              <w:t>Tiết 63 (1 tiết)</w:t>
+              <w:t>Tiết 63 (5 tiết)</w:t>
             </w:r>
           </w:p>
         </w:tc>
@@ -7942,7 +7943,7 @@
                 <w:i w:val="0"/>
                 <w:sz w:val="20"/>
               </w:rPr>
-              <w:t>Thể thao tự chọn: Bơi (ếch) — Bài 3: Phối hợp trong bơi ếch (mô phỏng/tập trên cạn)</w:t>
+              <w:t>Chủ đề 4: Thể thao tự chọn (Bóng rổ) — Bài 4: Động tác ném rổ bằng một tay trên vai (Tiết 2)</w:t>
             </w:r>
           </w:p>
         </w:tc>
@@ -7962,7 +7963,7 @@
                 <w:i w:val="0"/>
                 <w:sz w:val="20"/>
               </w:rPr>
-              <w:t>Tiết 64 (1 tiết)</w:t>
+              <w:t>Tiết 64 (5 tiết)</w:t>
             </w:r>
           </w:p>
         </w:tc>
@@ -8039,7 +8040,7 @@
                 <w:i w:val="0"/>
                 <w:sz w:val="20"/>
               </w:rPr>
-              <w:t>Thể thao tự chọn: Bơi (ếch)</w:t>
+              <w:t>Chủ đề 4: Thể thao tự chọn (Bóng rổ)</w:t>
             </w:r>
           </w:p>
         </w:tc>
@@ -8058,7 +8059,7 @@
                 <w:i w:val="0"/>
                 <w:sz w:val="20"/>
               </w:rPr>
-              <w:t>Thể thao tự chọn: Bơi (ếch) — Bài 3: Ôn phối hợp bơi ếch</w:t>
+              <w:t>Chủ đề 4: Thể thao tự chọn (Bóng rổ) — Bài 4: Động tác ném rổ bằng một tay trên vai (Tiết 3)</w:t>
             </w:r>
           </w:p>
         </w:tc>
@@ -8078,7 +8079,7 @@
                 <w:i w:val="0"/>
                 <w:sz w:val="20"/>
               </w:rPr>
-              <w:t>Tiết 65 (1 tiết)</w:t>
+              <w:t>Tiết 65 (5 tiết)</w:t>
             </w:r>
           </w:p>
         </w:tc>
@@ -8172,7 +8173,7 @@
                 <w:i w:val="0"/>
                 <w:sz w:val="20"/>
               </w:rPr>
-              <w:t>Thể thao tự chọn: Bơi (ếch) — Ôn tập, củng cố chủ đề Bơi và an toàn dưới nước</w:t>
+              <w:t>Chủ đề 4: Thể thao tự chọn (Bóng rổ) — Bài 4: Động tác ném rổ bằng một tay trên vai (Tiết 4)</w:t>
             </w:r>
           </w:p>
         </w:tc>
@@ -8192,7 +8193,7 @@
                 <w:i w:val="0"/>
                 <w:sz w:val="20"/>
               </w:rPr>
-              <w:t>Tiết 66 (1 tiết)</w:t>
+              <w:t>Tiết 66 (5 tiết)</w:t>
             </w:r>
           </w:p>
         </w:tc>
@@ -8269,7 +8270,7 @@
                 <w:i w:val="0"/>
                 <w:sz w:val="20"/>
               </w:rPr>
-              <w:t>Ôn tập, đánh giá</w:t>
+              <w:t>Chủ đề 4: Thể thao tự chọn (Bóng rổ)</w:t>
             </w:r>
           </w:p>
         </w:tc>
@@ -8288,7 +8289,7 @@
                 <w:i w:val="0"/>
                 <w:sz w:val="20"/>
               </w:rPr>
-              <w:t>ÔN TẬP CUỐI NĂM: Hệ thống các chủ đề đã học</w:t>
+              <w:t>Chủ đề 4: Thể thao tự chọn (Bóng rổ) — Bài 4: Động tác ném rổ bằng một tay trên vai (Tiết 5)</w:t>
             </w:r>
           </w:p>
         </w:tc>
@@ -8308,7 +8309,7 @@
                 <w:i w:val="0"/>
                 <w:sz w:val="20"/>
               </w:rPr>
-              <w:t>Tiết 67 (1 tiết)</w:t>
+              <w:t>Tiết 67 (5 tiết)</w:t>
             </w:r>
           </w:p>
         </w:tc>
@@ -8384,6 +8385,7 @@
                 <w:i w:val="0"/>
                 <w:sz w:val="20"/>
               </w:rPr>
+              <w:t>Ôn tập, kiểm tra, đánh giá</w:t>
             </w:r>
           </w:p>
         </w:tc>
@@ -8402,7 +8404,7 @@
                 <w:i w:val="0"/>
                 <w:sz w:val="20"/>
               </w:rPr>
-              <w:t>ÔN TẬP CUỐI NĂM: Hoàn thiện, chuẩn bị kiểm tra (Tiết ôn)</w:t>
+              <w:t>Ôn tập và đánh giá cuối năm (Tiết 1 - Ôn tập, hệ thống hoá)</w:t>
             </w:r>
           </w:p>
         </w:tc>
@@ -8499,7 +8501,7 @@
                 <w:i w:val="0"/>
                 <w:sz w:val="20"/>
               </w:rPr>
-              <w:t>Ôn tập, đánh giá</w:t>
+              <w:t>Ôn tập, kiểm tra, đánh giá</w:t>
             </w:r>
           </w:p>
         </w:tc>
@@ -8518,7 +8520,7 @@
                 <w:i w:val="0"/>
                 <w:sz w:val="20"/>
               </w:rPr>
-              <w:t>ÔN TẬP, ĐÁNH GIÁ CUỐI NĂM HỌC</w:t>
+              <w:t>Ôn tập và đánh giá cuối năm (Tiết 2 - Đánh giá)</w:t>
             </w:r>
           </w:p>
         </w:tc>
@@ -8632,7 +8634,7 @@
                 <w:i w:val="0"/>
                 <w:sz w:val="20"/>
               </w:rPr>
-              <w:t>TỔNG KẾT NĂM HỌC: Đánh giá, định hướng rèn luyện hè</w:t>
+              <w:t>Ôn tập và đánh giá cuối năm (Tiết 3 - Đánh giá, tổng kết năm học)</w:t>
             </w:r>
           </w:p>
         </w:tc>

--- a/assets/docs/lop4/Giao duc the chat - Lop 4.docx
+++ b/assets/docs/lop4/Giao duc the chat - Lop 4.docx
@@ -653,6 +653,19 @@
               <w:t>NLS-AT: Xem clip xong cất thiết bị; không nhìn màn hình quá 5 phút.</w:t>
             </w:r>
           </w:p>
+          <w:p>
+            <w:pPr>
+              <w:spacing w:after="0"/>
+            </w:pPr>
+            <w:r>
+              <w:rPr>
+                <w:b w:val="0"/>
+                <w:i w:val="0"/>
+                <w:sz w:val="18"/>
+              </w:rPr>
+              <w:t>KNS: KN hợp tác và tuân thủ luật chơi; thắng không kiêu, thua không nản.</w:t>
+            </w:r>
+          </w:p>
         </w:tc>
         <w:tc>
           <w:tcPr>
@@ -781,6 +794,19 @@
               <w:t>NLS-AT: Xem video theo hàng, đứng cách tivi đủ xa, không chen lấn vào dây điện, ổ cắm</w:t>
             </w:r>
           </w:p>
+          <w:p>
+            <w:pPr>
+              <w:spacing w:after="0"/>
+            </w:pPr>
+            <w:r>
+              <w:rPr>
+                <w:b w:val="0"/>
+                <w:i w:val="0"/>
+                <w:sz w:val="18"/>
+              </w:rPr>
+              <w:t>KNS: KN hợp tác và tuân thủ luật chơi; thắng không kiêu, thua không nản.</w:t>
+            </w:r>
+          </w:p>
         </w:tc>
         <w:tc>
           <w:tcPr>
@@ -924,6 +950,19 @@
               <w:t>NLS-AT: Thiết bị đặt ngoài đường di chuyển; không vừa đi vừa xem màn hình.</w:t>
             </w:r>
           </w:p>
+          <w:p>
+            <w:pPr>
+              <w:spacing w:after="0"/>
+            </w:pPr>
+            <w:r>
+              <w:rPr>
+                <w:b w:val="0"/>
+                <w:i w:val="0"/>
+                <w:sz w:val="18"/>
+              </w:rPr>
+              <w:t>KNS: KN hợp tác và tuân thủ luật chơi; thắng không kiêu, thua không nản.</w:t>
+            </w:r>
+          </w:p>
         </w:tc>
         <w:tc>
           <w:tcPr>
@@ -1052,6 +1091,19 @@
               <w:t>NLS-AT: GV chỉ quay để lớp xem lại tại chỗ rồi xoá, không đăng lên mạng</w:t>
             </w:r>
           </w:p>
+          <w:p>
+            <w:pPr>
+              <w:spacing w:after="0"/>
+            </w:pPr>
+            <w:r>
+              <w:rPr>
+                <w:b w:val="0"/>
+                <w:i w:val="0"/>
+                <w:sz w:val="18"/>
+              </w:rPr>
+              <w:t>KNS: KN hợp tác và tuân thủ luật chơi; thắng không kiêu, thua không nản.</w:t>
+            </w:r>
+          </w:p>
         </w:tc>
         <w:tc>
           <w:tcPr>
@@ -1166,6 +1218,7 @@
                 <w:i w:val="0"/>
                 <w:sz w:val="18"/>
               </w:rPr>
+              <w:t>KNS: KN hợp tác và tuân thủ luật chơi; thắng không kiêu, thua không nản.</w:t>
             </w:r>
           </w:p>
         </w:tc>
@@ -1280,6 +1333,7 @@
                 <w:i w:val="0"/>
                 <w:sz w:val="18"/>
               </w:rPr>
+              <w:t>KNS: KN hợp tác và tuân thủ luật chơi; thắng không kiêu, thua không nản.</w:t>
             </w:r>
           </w:p>
         </w:tc>
@@ -1396,6 +1450,7 @@
                 <w:i w:val="0"/>
                 <w:sz w:val="18"/>
               </w:rPr>
+              <w:t>KNS: KN hợp tác và tuân thủ luật chơi; thắng không kiêu, thua không nản.</w:t>
             </w:r>
           </w:p>
         </w:tc>
@@ -1510,6 +1565,7 @@
                 <w:i w:val="0"/>
                 <w:sz w:val="18"/>
               </w:rPr>
+              <w:t>KNS: KN hợp tác và tuân thủ luật chơi; thắng không kiêu, thua không nản.</w:t>
             </w:r>
           </w:p>
         </w:tc>
@@ -1629,6 +1685,19 @@
               <w:t>NLS-KT (Cơ bản 2): xem clip mẫu động tác trên màn hình rồi tập lại cho đúng.</w:t>
             </w:r>
           </w:p>
+          <w:p>
+            <w:pPr>
+              <w:spacing w:after="0"/>
+            </w:pPr>
+            <w:r>
+              <w:rPr>
+                <w:b w:val="0"/>
+                <w:i w:val="0"/>
+                <w:sz w:val="18"/>
+              </w:rPr>
+              <w:t>KNS: KN hợp tác và tuân thủ luật chơi; thắng không kiêu, thua không nản.</w:t>
+            </w:r>
+          </w:p>
         </w:tc>
         <w:tc>
           <w:tcPr>
@@ -1741,6 +1810,7 @@
                 <w:i w:val="0"/>
                 <w:sz w:val="18"/>
               </w:rPr>
+              <w:t>KNS: KN hợp tác và tuân thủ luật chơi; thắng không kiêu, thua không nản.</w:t>
             </w:r>
           </w:p>
         </w:tc>
@@ -1857,6 +1927,7 @@
                 <w:i w:val="0"/>
                 <w:sz w:val="18"/>
               </w:rPr>
+              <w:t>KNS: KN hợp tác và tuân thủ luật chơi; thắng không kiêu, thua không nản.</w:t>
             </w:r>
           </w:p>
         </w:tc>
@@ -1971,6 +2042,7 @@
                 <w:i w:val="0"/>
                 <w:sz w:val="18"/>
               </w:rPr>
+              <w:t>KNS: KN hợp tác và tuân thủ luật chơi; thắng không kiêu, thua không nản.</w:t>
             </w:r>
           </w:p>
         </w:tc>
@@ -2087,6 +2159,7 @@
                 <w:i w:val="0"/>
                 <w:sz w:val="18"/>
               </w:rPr>
+              <w:t>KNS: KN hợp tác và tuân thủ luật chơi; thắng không kiêu, thua không nản.</w:t>
             </w:r>
           </w:p>
         </w:tc>
@@ -2201,6 +2274,7 @@
                 <w:i w:val="0"/>
                 <w:sz w:val="18"/>
               </w:rPr>
+              <w:t>KNS: KN hợp tác và tuân thủ luật chơi; thắng không kiêu, thua không nản.</w:t>
             </w:r>
           </w:p>
         </w:tc>
@@ -3239,6 +3313,7 @@
                 <w:i w:val="0"/>
                 <w:sz w:val="18"/>
               </w:rPr>
+              <w:t>KNS: KN bảo đảm an toàn khi vận động: khởi động kĩ, tập đúng sức, biết dừng khi mệt.</w:t>
             </w:r>
           </w:p>
         </w:tc>
@@ -3353,6 +3428,7 @@
                 <w:i w:val="0"/>
                 <w:sz w:val="18"/>
               </w:rPr>
+              <w:t>KNS: KN bảo đảm an toàn khi vận động: khởi động kĩ, tập đúng sức, biết dừng khi mệt.</w:t>
             </w:r>
           </w:p>
         </w:tc>
@@ -3469,6 +3545,7 @@
                 <w:i w:val="0"/>
                 <w:sz w:val="18"/>
               </w:rPr>
+              <w:t>KNS: KN bảo đảm an toàn khi vận động: khởi động kĩ, tập đúng sức, biết dừng khi mệt.</w:t>
             </w:r>
           </w:p>
         </w:tc>
@@ -3583,6 +3660,7 @@
                 <w:i w:val="0"/>
                 <w:sz w:val="18"/>
               </w:rPr>
+              <w:t>KNS: KN bảo đảm an toàn khi vận động: khởi động kĩ, tập đúng sức, biết dừng khi mệt.</w:t>
             </w:r>
           </w:p>
         </w:tc>
@@ -3702,6 +3780,19 @@
               <w:t>NLS-AT (Cơ bản 2): xem hướng dẫn kĩ thuật qua clip; tuyệt đối tuân thủ quy tắc an toàn khi tập.</w:t>
             </w:r>
           </w:p>
+          <w:p>
+            <w:pPr>
+              <w:spacing w:after="0"/>
+            </w:pPr>
+            <w:r>
+              <w:rPr>
+                <w:b w:val="0"/>
+                <w:i w:val="0"/>
+                <w:sz w:val="18"/>
+              </w:rPr>
+              <w:t>KNS: KN bảo đảm an toàn khi vận động: khởi động kĩ, tập đúng sức, biết dừng khi mệt.</w:t>
+            </w:r>
+          </w:p>
         </w:tc>
         <w:tc>
           <w:tcPr>
@@ -3814,6 +3905,7 @@
                 <w:i w:val="0"/>
                 <w:sz w:val="18"/>
               </w:rPr>
+              <w:t>KNS: KN bảo đảm an toàn khi vận động: khởi động kĩ, tập đúng sức, biết dừng khi mệt.</w:t>
             </w:r>
           </w:p>
         </w:tc>
@@ -3930,6 +4022,7 @@
                 <w:i w:val="0"/>
                 <w:sz w:val="18"/>
               </w:rPr>
+              <w:t>KNS: KN bảo đảm an toàn khi vận động: khởi động kĩ, tập đúng sức, biết dừng khi mệt.</w:t>
             </w:r>
           </w:p>
         </w:tc>
@@ -4044,6 +4137,7 @@
                 <w:i w:val="0"/>
                 <w:sz w:val="18"/>
               </w:rPr>
+              <w:t>KNS: KN bảo đảm an toàn khi vận động: khởi động kĩ, tập đúng sức, biết dừng khi mệt.</w:t>
             </w:r>
           </w:p>
         </w:tc>
@@ -4160,6 +4254,7 @@
                 <w:i w:val="0"/>
                 <w:sz w:val="18"/>
               </w:rPr>
+              <w:t>KNS: KN bảo đảm an toàn khi vận động: khởi động kĩ, tập đúng sức, biết dừng khi mệt.</w:t>
             </w:r>
           </w:p>
         </w:tc>
@@ -4274,6 +4369,7 @@
                 <w:i w:val="0"/>
                 <w:sz w:val="18"/>
               </w:rPr>
+              <w:t>KNS: KN bảo đảm an toàn khi vận động: khởi động kĩ, tập đúng sức, biết dừng khi mệt.</w:t>
             </w:r>
           </w:p>
         </w:tc>
@@ -4390,6 +4486,7 @@
                 <w:i w:val="0"/>
                 <w:sz w:val="18"/>
               </w:rPr>
+              <w:t>KNS: KN bảo đảm an toàn khi vận động: khởi động kĩ, tập đúng sức, biết dừng khi mệt.</w:t>
             </w:r>
           </w:p>
         </w:tc>
@@ -4504,6 +4601,7 @@
                 <w:i w:val="0"/>
                 <w:sz w:val="18"/>
               </w:rPr>
+              <w:t>KNS: KN bảo đảm an toàn khi vận động: khởi động kĩ, tập đúng sức, biết dừng khi mệt.</w:t>
             </w:r>
           </w:p>
         </w:tc>
@@ -4874,6 +4972,7 @@
                 <w:i w:val="0"/>
                 <w:sz w:val="18"/>
               </w:rPr>
+              <w:t>KNS: KN bảo đảm an toàn khi vận động: khởi động kĩ, tập đúng sức, biết dừng khi mệt.</w:t>
             </w:r>
           </w:p>
         </w:tc>
@@ -4988,6 +5087,7 @@
                 <w:i w:val="0"/>
                 <w:sz w:val="18"/>
               </w:rPr>
+              <w:t>KNS: KN bảo đảm an toàn khi vận động: khởi động kĩ, tập đúng sức, biết dừng khi mệt.</w:t>
             </w:r>
           </w:p>
         </w:tc>
@@ -5104,6 +5204,7 @@
                 <w:i w:val="0"/>
                 <w:sz w:val="18"/>
               </w:rPr>
+              <w:t>KNS: KN bảo đảm an toàn khi vận động: khởi động kĩ, tập đúng sức, biết dừng khi mệt.</w:t>
             </w:r>
           </w:p>
         </w:tc>
@@ -5218,6 +5319,7 @@
                 <w:i w:val="0"/>
                 <w:sz w:val="18"/>
               </w:rPr>
+              <w:t>KNS: KN bảo đảm an toàn khi vận động: khởi động kĩ, tập đúng sức, biết dừng khi mệt.</w:t>
             </w:r>
           </w:p>
         </w:tc>
@@ -5334,6 +5436,7 @@
                 <w:i w:val="0"/>
                 <w:sz w:val="18"/>
               </w:rPr>
+              <w:t>KNS: KN bảo đảm an toàn khi vận động: khởi động kĩ, tập đúng sức, biết dừng khi mệt.</w:t>
             </w:r>
           </w:p>
         </w:tc>
@@ -5448,6 +5551,7 @@
                 <w:i w:val="0"/>
                 <w:sz w:val="18"/>
               </w:rPr>
+              <w:t>KNS: KN bảo đảm an toàn khi vận động: khởi động kĩ, tập đúng sức, biết dừng khi mệt.</w:t>
             </w:r>
           </w:p>
         </w:tc>
@@ -5567,6 +5671,19 @@
               <w:t>NLS-AT (Cơ bản 2): vận động đủ mỗi ngày để cân bằng với thời gian ngồi trước màn hình.</w:t>
             </w:r>
           </w:p>
+          <w:p>
+            <w:pPr>
+              <w:spacing w:after="0"/>
+            </w:pPr>
+            <w:r>
+              <w:rPr>
+                <w:b w:val="0"/>
+                <w:i w:val="0"/>
+                <w:sz w:val="18"/>
+              </w:rPr>
+              <w:t>KNS: KN bảo đảm an toàn khi vận động: khởi động kĩ, tập đúng sức, biết dừng khi mệt.</w:t>
+            </w:r>
+          </w:p>
         </w:tc>
         <w:tc>
           <w:tcPr>
@@ -5679,6 +5796,7 @@
                 <w:i w:val="0"/>
                 <w:sz w:val="18"/>
               </w:rPr>
+              <w:t>KNS: KN bảo đảm an toàn khi vận động: khởi động kĩ, tập đúng sức, biết dừng khi mệt.</w:t>
             </w:r>
           </w:p>
         </w:tc>
@@ -5795,6 +5913,7 @@
                 <w:i w:val="0"/>
                 <w:sz w:val="18"/>
               </w:rPr>
+              <w:t>KNS: KN bảo đảm an toàn khi vận động: khởi động kĩ, tập đúng sức, biết dừng khi mệt.</w:t>
             </w:r>
           </w:p>
         </w:tc>
@@ -5909,6 +6028,7 @@
                 <w:i w:val="0"/>
                 <w:sz w:val="18"/>
               </w:rPr>
+              <w:t>KNS: KN bảo đảm an toàn khi vận động: khởi động kĩ, tập đúng sức, biết dừng khi mệt.</w:t>
             </w:r>
           </w:p>
         </w:tc>
@@ -6025,6 +6145,7 @@
                 <w:i w:val="0"/>
                 <w:sz w:val="18"/>
               </w:rPr>
+              <w:t>KNS: KN bảo đảm an toàn khi vận động: khởi động kĩ, tập đúng sức, biết dừng khi mệt.</w:t>
             </w:r>
           </w:p>
         </w:tc>
@@ -6139,6 +6260,7 @@
                 <w:i w:val="0"/>
                 <w:sz w:val="18"/>
               </w:rPr>
+              <w:t>KNS: KN bảo đảm an toàn khi vận động: khởi động kĩ, tập đúng sức, biết dừng khi mệt.</w:t>
             </w:r>
           </w:p>
         </w:tc>

--- a/assets/docs/lop4/Giao duc the chat - Lop 4.docx
+++ b/assets/docs/lop4/Giao duc the chat - Lop 4.docx
@@ -1218,6 +1218,45 @@
                 <w:i w:val="0"/>
                 <w:sz w:val="18"/>
               </w:rPr>
+              <w:t>NLS-KT (Cơ bản 2): GV chiếu clip mẫu “Đi đều vòng sau” và giao cho mỗi tổ một việc quan sát riêng: tổ theo dõi tư thế chân</w:t>
+            </w:r>
+          </w:p>
+          <w:p>
+            <w:pPr>
+              <w:spacing w:after="0"/>
+            </w:pPr>
+            <w:r>
+              <w:rPr>
+                <w:b w:val="0"/>
+                <w:i w:val="0"/>
+                <w:sz w:val="18"/>
+              </w:rPr>
+              <w:t>NLS-GQVĐ (Cơ bản 2): Sau lượt tập đầu, HS đối chiếu động tác của mình với clip, tự nêu một lỗi cần sửa và tự đặt yêu cầu cho lượt tập sau</w:t>
+            </w:r>
+          </w:p>
+          <w:p>
+            <w:pPr>
+              <w:spacing w:after="0"/>
+            </w:pPr>
+            <w:r>
+              <w:rPr>
+                <w:b w:val="0"/>
+                <w:i w:val="0"/>
+                <w:sz w:val="18"/>
+              </w:rPr>
+              <w:t>NLS-AT: Xem clip xong phải cất thiết bị và ra sân, không mang điện thoại vào khu vực tập</w:t>
+            </w:r>
+          </w:p>
+          <w:p>
+            <w:pPr>
+              <w:spacing w:after="0"/>
+            </w:pPr>
+            <w:r>
+              <w:rPr>
+                <w:b w:val="0"/>
+                <w:i w:val="0"/>
+                <w:sz w:val="18"/>
+              </w:rPr>
               <w:t>KNS: KN hợp tác và tuân thủ luật chơi; thắng không kiêu, thua không nản.</w:t>
             </w:r>
           </w:p>
@@ -1327,6 +1366,45 @@
               <w:spacing w:after="0"/>
             </w:pPr>
             <w:r/>
+            <w:r>
+              <w:rPr>
+                <w:b w:val="0"/>
+                <w:i w:val="0"/>
+                <w:sz w:val="18"/>
+              </w:rPr>
+              <w:t>NLS-KT (Cơ bản 2): GV chiếu video kĩ thuật “Đi đều vòng sau”, cho chạy chậm và dừng hình ở nhịp đổi chân, ở người làm trụ khi vòng</w:t>
+            </w:r>
+          </w:p>
+          <w:p>
+            <w:pPr>
+              <w:spacing w:after="0"/>
+            </w:pPr>
+            <w:r>
+              <w:rPr>
+                <w:b w:val="0"/>
+                <w:i w:val="0"/>
+                <w:sz w:val="18"/>
+              </w:rPr>
+              <w:t>NLS-GQVĐ (Cơ bản 2): GV quay lại một lượt đi đều vòng sau của từng tổ rồi chiếu lại; HS tự đối chiếu với video mẫu</w:t>
+            </w:r>
+          </w:p>
+          <w:p>
+            <w:pPr>
+              <w:spacing w:after="0"/>
+            </w:pPr>
+            <w:r>
+              <w:rPr>
+                <w:b w:val="0"/>
+                <w:i w:val="0"/>
+                <w:sz w:val="18"/>
+              </w:rPr>
+              <w:t>NLS-AT: GV báo trước khi quay, clip chỉ dùng trong giờ học rồi xoá, không đăng lên mạng</w:t>
+            </w:r>
+          </w:p>
+          <w:p>
+            <w:pPr>
+              <w:spacing w:after="0"/>
+            </w:pPr>
             <w:r>
               <w:rPr>
                 <w:b w:val="0"/>

--- a/assets/docs/lop4/Giao duc the chat - Lop 4.docx
+++ b/assets/docs/lop4/Giao duc the chat - Lop 4.docx
@@ -624,7 +624,7 @@
                 <w:i w:val="0"/>
                 <w:sz w:val="18"/>
               </w:rPr>
-              <w:t>NLS-KT (Cơ bản 2): GV chiếu video đi đều vòng bên phải, tua chậm đoạn người đầu hàng bước ngắn làm trụ; kèm hình về vệ sinh sân tập, dinh dưỡng</w:t>
+              <w:t>NLS-KT (Cơ bản 2): Trước khi ra sân, GV chiếu video kĩ thuật đi đều vòng bên phải trên tivi, tua chậm đoạn người đầu hàng bên phải bước ngắn làm trụ</w:t>
             </w:r>
           </w:p>
           <w:p>
@@ -637,7 +637,7 @@
                 <w:i w:val="0"/>
                 <w:sz w:val="18"/>
               </w:rPr>
-              <w:t>NLS-GQVĐ (Cơ bản 2): GV quay một tổ đi đều bằng điện thoại, mở cạnh video mẫu; HS tự tìm lỗi hàng bị cắt, tay sai nhịp, nêu điểm cần sửa</w:t>
+              <w:t>NLS-GQVĐ (Cơ bản 2): Sau lượt tập đầu, GV dùng điện thoại quay một tổ đi đều vòng bên phải rồi mở cho tổ đó xem cạnh video mẫu</w:t>
             </w:r>
           </w:p>
           <w:p>
@@ -650,7 +650,7 @@
                 <w:i w:val="0"/>
                 <w:sz w:val="18"/>
               </w:rPr>
-              <w:t>NLS-AT: Xem clip xong cất thiết bị; không nhìn màn hình quá 5 phút.</w:t>
+              <w:t>NLS-AT: Xem clip xong phải cất thiết bị và ra sân, không mang điện thoại vào khu vực tập</w:t>
             </w:r>
           </w:p>
           <w:p>
@@ -921,7 +921,7 @@
                 <w:i w:val="0"/>
                 <w:sz w:val="18"/>
               </w:rPr>
-              <w:t>NLS-KT (Cơ bản 2): GV chiếu sơ đồ nhìn từ trên xuống có mũi tên khi đi đều vòng bên trái; HS đọc sơ đồ, dự đoán tổ mình đi qua đâu</w:t>
+              <w:t>NLS-KT (Cơ bản 2): GV chiếu sơ đồ nhìn từ trên xuống có mũi tên chỉ hướng di chuyển khi đi đều vòng bên trái</w:t>
             </w:r>
           </w:p>
           <w:p>
@@ -934,7 +934,7 @@
                 <w:i w:val="0"/>
                 <w:sz w:val="18"/>
               </w:rPr>
-              <w:t>NLS-ST (Cơ bản 2): Mỗi tổ vẽ lại sơ đồ đường đi của tổ trên bảng con, đánh dấu chỗ chồng lấn; GV chụp chiếu lên tivi để so sánh</w:t>
+              <w:t>NLS-ST (Cơ bản 2): Sau khi tập, mỗi tổ vẽ lại sơ đồ đường đi đều vòng bên trái của tổ mình trên bảng con</w:t>
             </w:r>
           </w:p>
           <w:p>
@@ -947,7 +947,7 @@
                 <w:i w:val="0"/>
                 <w:sz w:val="18"/>
               </w:rPr>
-              <w:t>NLS-AT: Thiết bị đặt ngoài đường di chuyển; không vừa đi vừa xem màn hình.</w:t>
+              <w:t>NLS-AT: Chỉ mang thiết bị ra sân khi GV cho phép và đặt ở vị trí cố định ngoài</w:t>
             </w:r>
           </w:p>
           <w:p>
@@ -1075,32 +1075,6 @@
                 <w:i w:val="0"/>
                 <w:sz w:val="18"/>
               </w:rPr>
-              <w:t>NLS-GQVĐ (Cơ bản 2): Trong phần luyện tập bài “Đi đều vòng bên trái (Tiết 2)”, GV dùng điện thoại quay một lượt tổ đi đều vòng bên trái rồi chiếu lại</w:t>
-            </w:r>
-          </w:p>
-          <w:p>
-            <w:pPr>
-              <w:spacing w:after="0"/>
-            </w:pPr>
-            <w:r>
-              <w:rPr>
-                <w:b w:val="0"/>
-                <w:i w:val="0"/>
-                <w:sz w:val="18"/>
-              </w:rPr>
-              <w:t>NLS-AT: GV chỉ quay để lớp xem lại tại chỗ rồi xoá, không đăng lên mạng</w:t>
-            </w:r>
-          </w:p>
-          <w:p>
-            <w:pPr>
-              <w:spacing w:after="0"/>
-            </w:pPr>
-            <w:r>
-              <w:rPr>
-                <w:b w:val="0"/>
-                <w:i w:val="0"/>
-                <w:sz w:val="18"/>
-              </w:rPr>
               <w:t>KNS: KN hợp tác và tuân thủ luật chơi; thắng không kiêu, thua không nản.</w:t>
             </w:r>
           </w:p>
@@ -1372,45 +1346,6 @@
                 <w:i w:val="0"/>
                 <w:sz w:val="18"/>
               </w:rPr>
-              <w:t>NLS-KT (Cơ bản 2): GV chiếu video kĩ thuật “Đi đều vòng sau”, cho chạy chậm và dừng hình ở nhịp đổi chân, ở người làm trụ khi vòng</w:t>
-            </w:r>
-          </w:p>
-          <w:p>
-            <w:pPr>
-              <w:spacing w:after="0"/>
-            </w:pPr>
-            <w:r>
-              <w:rPr>
-                <w:b w:val="0"/>
-                <w:i w:val="0"/>
-                <w:sz w:val="18"/>
-              </w:rPr>
-              <w:t>NLS-GQVĐ (Cơ bản 2): GV quay lại một lượt đi đều vòng sau của từng tổ rồi chiếu lại; HS tự đối chiếu với video mẫu</w:t>
-            </w:r>
-          </w:p>
-          <w:p>
-            <w:pPr>
-              <w:spacing w:after="0"/>
-            </w:pPr>
-            <w:r>
-              <w:rPr>
-                <w:b w:val="0"/>
-                <w:i w:val="0"/>
-                <w:sz w:val="18"/>
-              </w:rPr>
-              <w:t>NLS-AT: GV báo trước khi quay, clip chỉ dùng trong giờ học rồi xoá, không đăng lên mạng</w:t>
-            </w:r>
-          </w:p>
-          <w:p>
-            <w:pPr>
-              <w:spacing w:after="0"/>
-            </w:pPr>
-            <w:r>
-              <w:rPr>
-                <w:b w:val="0"/>
-                <w:i w:val="0"/>
-                <w:sz w:val="18"/>
-              </w:rPr>
               <w:t>KNS: KN hợp tác và tuân thủ luật chơi; thắng không kiêu, thua không nản.</w:t>
             </w:r>
           </w:p>
@@ -1760,7 +1695,33 @@
                 <w:i w:val="0"/>
                 <w:sz w:val="18"/>
               </w:rPr>
-              <w:t>NLS-KT (Cơ bản 2): xem clip mẫu động tác trên màn hình rồi tập lại cho đúng.</w:t>
+              <w:t>NLS-KT (Cơ bản 2): GV chiếu clip mẫu “Động tác vươn thở và động tác tay với vòng” và giao cho mỗi tổ một việc quan sát riêng: tổ theo dõi tư</w:t>
+            </w:r>
+          </w:p>
+          <w:p>
+            <w:pPr>
+              <w:spacing w:after="0"/>
+            </w:pPr>
+            <w:r>
+              <w:rPr>
+                <w:b w:val="0"/>
+                <w:i w:val="0"/>
+                <w:sz w:val="18"/>
+              </w:rPr>
+              <w:t>NLS-GQVĐ (Cơ bản 2): Sau lượt tập đầu, HS đối chiếu động tác của mình với clip, tự nêu một lỗi cần sửa và tự đặt yêu cầu cho lượt tập sau</w:t>
+            </w:r>
+          </w:p>
+          <w:p>
+            <w:pPr>
+              <w:spacing w:after="0"/>
+            </w:pPr>
+            <w:r>
+              <w:rPr>
+                <w:b w:val="0"/>
+                <w:i w:val="0"/>
+                <w:sz w:val="18"/>
+              </w:rPr>
+              <w:t>NLS-AT: Xem clip xong phải cất thiết bị và ra sân, không mang điện thoại vào khu vực tập</w:t>
             </w:r>
           </w:p>
           <w:p>
@@ -2005,6 +1966,45 @@
                 <w:i w:val="0"/>
                 <w:sz w:val="18"/>
               </w:rPr>
+              <w:t>NLS-KT (Cơ bản 2): GV chiếu clip mẫu “Động tác lườn và động tác lưng – bụng với vòng” và giao cho mỗi tổ một việc quan sát riêng: tổ theo dõi</w:t>
+            </w:r>
+          </w:p>
+          <w:p>
+            <w:pPr>
+              <w:spacing w:after="0"/>
+            </w:pPr>
+            <w:r>
+              <w:rPr>
+                <w:b w:val="0"/>
+                <w:i w:val="0"/>
+                <w:sz w:val="18"/>
+              </w:rPr>
+              <w:t>NLS-GQVĐ (Cơ bản 2): Sau lượt tập đầu, HS đối chiếu động tác của mình với clip, tự nêu một lỗi cần sửa và tự đặt yêu cầu cho lượt tập sau</w:t>
+            </w:r>
+          </w:p>
+          <w:p>
+            <w:pPr>
+              <w:spacing w:after="0"/>
+            </w:pPr>
+            <w:r>
+              <w:rPr>
+                <w:b w:val="0"/>
+                <w:i w:val="0"/>
+                <w:sz w:val="18"/>
+              </w:rPr>
+              <w:t>NLS-AT: Xem clip xong phải cất thiết bị và ra sân, không mang điện thoại vào khu vực tập</w:t>
+            </w:r>
+          </w:p>
+          <w:p>
+            <w:pPr>
+              <w:spacing w:after="0"/>
+            </w:pPr>
+            <w:r>
+              <w:rPr>
+                <w:b w:val="0"/>
+                <w:i w:val="0"/>
+                <w:sz w:val="18"/>
+              </w:rPr>
               <w:t>KNS: KN hợp tác và tuân thủ luật chơi; thắng không kiêu, thua không nản.</w:t>
             </w:r>
           </w:p>
@@ -2352,6 +2352,45 @@
                 <w:i w:val="0"/>
                 <w:sz w:val="18"/>
               </w:rPr>
+              <w:t>NLS-ST (Cơ bản 2): HS làm việc theo cặp với một máy GV giao cho mỗi tổ: một bạn quay 10 giây lúc bạn kia thực hiện “Hoàn thiện bài thể dục</w:t>
+            </w:r>
+          </w:p>
+          <w:p>
+            <w:pPr>
+              <w:spacing w:after="0"/>
+            </w:pPr>
+            <w:r>
+              <w:rPr>
+                <w:b w:val="0"/>
+                <w:i w:val="0"/>
+                <w:sz w:val="18"/>
+              </w:rPr>
+              <w:t>NLS-GT (Cơ bản 2): Mỗi cặp thống nhất một lỗi cần sửa rồi báo cáo với tổ; GV cho tổ chọn clip làm đúng nhất chiếu cho cả lớp xem</w:t>
+            </w:r>
+          </w:p>
+          <w:p>
+            <w:pPr>
+              <w:spacing w:after="0"/>
+            </w:pPr>
+            <w:r>
+              <w:rPr>
+                <w:b w:val="0"/>
+                <w:i w:val="0"/>
+                <w:sz w:val="18"/>
+              </w:rPr>
+              <w:t>NLS-AT: Máy chỉ dùng đúng việc quay động tác, không mở ứng dụng khác; hết tiết</w:t>
+            </w:r>
+          </w:p>
+          <w:p>
+            <w:pPr>
+              <w:spacing w:after="0"/>
+            </w:pPr>
+            <w:r>
+              <w:rPr>
+                <w:b w:val="0"/>
+                <w:i w:val="0"/>
+                <w:sz w:val="18"/>
+              </w:rPr>
               <w:t>KNS: KN hợp tác và tuân thủ luật chơi; thắng không kiêu, thua không nản.</w:t>
             </w:r>
           </w:p>
@@ -2469,6 +2508,33 @@
                 <w:i w:val="0"/>
                 <w:sz w:val="18"/>
               </w:rPr>
+              <w:t>NLS-GQVĐ (Cơ bản 2): HS làm việc theo tổ với một đồng hồ bấm giờ GV giao: một bạn bấm giờ, một bạn đếm</w:t>
+            </w:r>
+          </w:p>
+          <w:p>
+            <w:pPr>
+              <w:spacing w:after="0"/>
+            </w:pPr>
+            <w:r>
+              <w:rPr>
+                <w:b w:val="0"/>
+                <w:i w:val="0"/>
+                <w:sz w:val="18"/>
+              </w:rPr>
+              <w:t>NLS-GQVĐ (Cơ bản 2): HS so kết quả hôm nay với lần đo trước và tự trả lời vì sao tăng hoặc giảm (tập đều hơn, mệt hơn</w:t>
+            </w:r>
+          </w:p>
+          <w:p>
+            <w:pPr>
+              <w:spacing w:after="0"/>
+            </w:pPr>
+            <w:r>
+              <w:rPr>
+                <w:b w:val="0"/>
+                <w:i w:val="0"/>
+                <w:sz w:val="18"/>
+              </w:rPr>
+              <w:t>NLS-AT: Máy để ở vị trí cố định ngoài khu vực tập, không cầm máy khi đang chạy nhảy</w:t>
             </w:r>
           </w:p>
         </w:tc>
@@ -2583,6 +2649,33 @@
                 <w:i w:val="0"/>
                 <w:sz w:val="18"/>
               </w:rPr>
+              <w:t>NLS-GQVĐ (Cơ bản 2): HS tự bắt mạch ở cổ tay, đếm trong 15 giây rồi nhân 4 để ra nhịp tim một phút</w:t>
+            </w:r>
+          </w:p>
+          <w:p>
+            <w:pPr>
+              <w:spacing w:after="0"/>
+            </w:pPr>
+            <w:r>
+              <w:rPr>
+                <w:b w:val="0"/>
+                <w:i w:val="0"/>
+                <w:sz w:val="18"/>
+              </w:rPr>
+              <w:t>AI-NB (Cơ bản 2): GV nêu rõ: đồng hồ và điện thoại đếm bước, đo nhịp tim bằng cách để máy tự học từ rung động cổ tay và tín hiệu ánh</w:t>
+            </w:r>
+          </w:p>
+          <w:p>
+            <w:pPr>
+              <w:spacing w:after="0"/>
+            </w:pPr>
+            <w:r>
+              <w:rPr>
+                <w:b w:val="0"/>
+                <w:i w:val="0"/>
+                <w:sz w:val="18"/>
+              </w:rPr>
+              <w:t>NLS-AT: Chỉ số của thiết bị không dùng để đánh giá sức khoẻ hay xếp hạng bất kì ai</w:t>
             </w:r>
           </w:p>
         </w:tc>
@@ -3159,7 +3252,33 @@
                 <w:i w:val="0"/>
                 <w:sz w:val="18"/>
               </w:rPr>
-              <w:t>NLS-KT (Cơ bản 2): xem clip mẫu động tác trên màn hình rồi tập lại cho đúng.</w:t>
+              <w:t>NLS-KT (Cơ bản 2): GV chiếu clip mẫu “Các động tác làm tăng khả năng điều khiển bóng” và giao cho mỗi tổ một việc quan sát riêng: tổ theo dõi tư</w:t>
+            </w:r>
+          </w:p>
+          <w:p>
+            <w:pPr>
+              <w:spacing w:after="0"/>
+            </w:pPr>
+            <w:r>
+              <w:rPr>
+                <w:b w:val="0"/>
+                <w:i w:val="0"/>
+                <w:sz w:val="18"/>
+              </w:rPr>
+              <w:t>NLS-GQVĐ (Cơ bản 2): Sau lượt tập đầu, HS đối chiếu động tác của mình với clip, tự nêu một lỗi cần sửa và tự đặt yêu cầu cho lượt tập sau</w:t>
+            </w:r>
+          </w:p>
+          <w:p>
+            <w:pPr>
+              <w:spacing w:after="0"/>
+            </w:pPr>
+            <w:r>
+              <w:rPr>
+                <w:b w:val="0"/>
+                <w:i w:val="0"/>
+                <w:sz w:val="18"/>
+              </w:rPr>
+              <w:t>NLS-AT: Xem clip xong phải cất thiết bị và ra sân, không mang điện thoại vào khu vực tập</w:t>
             </w:r>
           </w:p>
         </w:tc>
@@ -3391,6 +3510,45 @@
                 <w:i w:val="0"/>
                 <w:sz w:val="18"/>
               </w:rPr>
+              <w:t>NLS-ST (Cơ bản 2): HS làm việc theo cặp với một máy GV giao cho mỗi tổ: một bạn quay 10 giây lúc bạn kia thực hiện “Ôn các động tác điều</w:t>
+            </w:r>
+          </w:p>
+          <w:p>
+            <w:pPr>
+              <w:spacing w:after="0"/>
+            </w:pPr>
+            <w:r>
+              <w:rPr>
+                <w:b w:val="0"/>
+                <w:i w:val="0"/>
+                <w:sz w:val="18"/>
+              </w:rPr>
+              <w:t>NLS-GT (Cơ bản 2): Mỗi cặp thống nhất một lỗi cần sửa rồi báo cáo với tổ; GV cho tổ chọn clip làm đúng nhất chiếu cho cả lớp xem</w:t>
+            </w:r>
+          </w:p>
+          <w:p>
+            <w:pPr>
+              <w:spacing w:after="0"/>
+            </w:pPr>
+            <w:r>
+              <w:rPr>
+                <w:b w:val="0"/>
+                <w:i w:val="0"/>
+                <w:sz w:val="18"/>
+              </w:rPr>
+              <w:t>NLS-AT: Máy chỉ dùng đúng việc quay động tác, không mở ứng dụng khác; hết tiết</w:t>
+            </w:r>
+          </w:p>
+          <w:p>
+            <w:pPr>
+              <w:spacing w:after="0"/>
+            </w:pPr>
+            <w:r>
+              <w:rPr>
+                <w:b w:val="0"/>
+                <w:i w:val="0"/>
+                <w:sz w:val="18"/>
+              </w:rPr>
               <w:t>KNS: KN bảo đảm an toàn khi vận động: khởi động kĩ, tập đúng sức, biết dừng khi mệt.</w:t>
             </w:r>
           </w:p>
@@ -3623,6 +3781,45 @@
                 <w:i w:val="0"/>
                 <w:sz w:val="18"/>
               </w:rPr>
+              <w:t>NLS-KT (Cơ bản 2): GV chiếu clip mẫu “Động tác tại chỗ dẫn bóng” và giao cho mỗi tổ một việc quan sát riêng: tổ theo dõi tư thế chân</w:t>
+            </w:r>
+          </w:p>
+          <w:p>
+            <w:pPr>
+              <w:spacing w:after="0"/>
+            </w:pPr>
+            <w:r>
+              <w:rPr>
+                <w:b w:val="0"/>
+                <w:i w:val="0"/>
+                <w:sz w:val="18"/>
+              </w:rPr>
+              <w:t>NLS-GQVĐ (Cơ bản 2): Sau lượt tập đầu, HS đối chiếu động tác của mình với clip, tự nêu một lỗi cần sửa và tự đặt yêu cầu cho lượt tập sau</w:t>
+            </w:r>
+          </w:p>
+          <w:p>
+            <w:pPr>
+              <w:spacing w:after="0"/>
+            </w:pPr>
+            <w:r>
+              <w:rPr>
+                <w:b w:val="0"/>
+                <w:i w:val="0"/>
+                <w:sz w:val="18"/>
+              </w:rPr>
+              <w:t>NLS-AT: Xem clip xong phải cất thiết bị và ra sân, không mang điện thoại vào khu vực tập</w:t>
+            </w:r>
+          </w:p>
+          <w:p>
+            <w:pPr>
+              <w:spacing w:after="0"/>
+            </w:pPr>
+            <w:r>
+              <w:rPr>
+                <w:b w:val="0"/>
+                <w:i w:val="0"/>
+                <w:sz w:val="18"/>
+              </w:rPr>
               <w:t>KNS: KN bảo đảm an toàn khi vận động: khởi động kĩ, tập đúng sức, biết dừng khi mệt.</w:t>
             </w:r>
           </w:p>
@@ -3855,7 +4052,33 @@
                 <w:i w:val="0"/>
                 <w:sz w:val="18"/>
               </w:rPr>
-              <w:t>NLS-AT (Cơ bản 2): xem hướng dẫn kĩ thuật qua clip; tuyệt đối tuân thủ quy tắc an toàn khi tập.</w:t>
+              <w:t>NLS-KT (Cơ bản 2): GV chiếu sơ đồ nhìn từ trên xuống có mũi tên chỉ đường di chuyển của “Dẫn bóng theo hình chữ V, dẫn bóng vượt chướng ngại vật”</w:t>
+            </w:r>
+          </w:p>
+          <w:p>
+            <w:pPr>
+              <w:spacing w:after="0"/>
+            </w:pPr>
+            <w:r>
+              <w:rPr>
+                <w:b w:val="0"/>
+                <w:i w:val="0"/>
+                <w:sz w:val="18"/>
+              </w:rPr>
+              <w:t>NLS-ST (Cơ bản 2): Sau khi tập, mỗi tổ vẽ lại sơ đồ đường di chuyển của tổ mình (trên bảng con hoặc bằng phần mềm vẽ đơn giản)</w:t>
+            </w:r>
+          </w:p>
+          <w:p>
+            <w:pPr>
+              <w:spacing w:after="0"/>
+            </w:pPr>
+            <w:r>
+              <w:rPr>
+                <w:b w:val="0"/>
+                <w:i w:val="0"/>
+                <w:sz w:val="18"/>
+              </w:rPr>
+              <w:t>NLS-AT: Chỉ mang thiết bị ra sân khi GV cho phép và đặt ở vị trí cố định ngoài</w:t>
             </w:r>
           </w:p>
           <w:p>
@@ -4564,6 +4787,45 @@
                 <w:i w:val="0"/>
                 <w:sz w:val="18"/>
               </w:rPr>
+              <w:t>NLS-KT (Cơ bản 2): GV chiếu clip mẫu “Động tác chuyền, bắt bóng bật đất bằng hai tay trước ngực” và giao cho mỗi tổ một việc quan sát riêng: tổ theo</w:t>
+            </w:r>
+          </w:p>
+          <w:p>
+            <w:pPr>
+              <w:spacing w:after="0"/>
+            </w:pPr>
+            <w:r>
+              <w:rPr>
+                <w:b w:val="0"/>
+                <w:i w:val="0"/>
+                <w:sz w:val="18"/>
+              </w:rPr>
+              <w:t>NLS-GQVĐ (Cơ bản 2): Sau lượt tập đầu, HS đối chiếu động tác của mình với clip, tự nêu một lỗi cần sửa và tự đặt yêu cầu cho lượt tập sau</w:t>
+            </w:r>
+          </w:p>
+          <w:p>
+            <w:pPr>
+              <w:spacing w:after="0"/>
+            </w:pPr>
+            <w:r>
+              <w:rPr>
+                <w:b w:val="0"/>
+                <w:i w:val="0"/>
+                <w:sz w:val="18"/>
+              </w:rPr>
+              <w:t>NLS-AT: Xem clip xong phải cất thiết bị và ra sân, không mang điện thoại vào khu vực tập</w:t>
+            </w:r>
+          </w:p>
+          <w:p>
+            <w:pPr>
+              <w:spacing w:after="0"/>
+            </w:pPr>
+            <w:r>
+              <w:rPr>
+                <w:b w:val="0"/>
+                <w:i w:val="0"/>
+                <w:sz w:val="18"/>
+              </w:rPr>
               <w:t>KNS: KN bảo đảm an toàn khi vận động: khởi động kĩ, tập đúng sức, biết dừng khi mệt.</w:t>
             </w:r>
           </w:p>
@@ -4796,6 +5058,33 @@
                 <w:i w:val="0"/>
                 <w:sz w:val="18"/>
               </w:rPr>
+              <w:t>NLS-ST (Cơ bản 2): HS làm việc theo cặp với một máy GV giao cho mỗi tổ: một bạn quay 10 giây lúc bạn kia thực hiện “Ôn chuyền</w:t>
+            </w:r>
+          </w:p>
+          <w:p>
+            <w:pPr>
+              <w:spacing w:after="0"/>
+            </w:pPr>
+            <w:r>
+              <w:rPr>
+                <w:b w:val="0"/>
+                <w:i w:val="0"/>
+                <w:sz w:val="18"/>
+              </w:rPr>
+              <w:t>NLS-GT (Cơ bản 2): Mỗi cặp thống nhất một lỗi cần sửa rồi báo cáo với tổ; GV cho tổ chọn clip làm đúng nhất chiếu cho cả lớp xem</w:t>
+            </w:r>
+          </w:p>
+          <w:p>
+            <w:pPr>
+              <w:spacing w:after="0"/>
+            </w:pPr>
+            <w:r>
+              <w:rPr>
+                <w:b w:val="0"/>
+                <w:i w:val="0"/>
+                <w:sz w:val="18"/>
+              </w:rPr>
+              <w:t>NLS-AT: Máy chỉ dùng đúng việc quay động tác, không mở ứng dụng khác; hết tiết</w:t>
             </w:r>
           </w:p>
         </w:tc>
@@ -5050,6 +5339,45 @@
                 <w:i w:val="0"/>
                 <w:sz w:val="18"/>
               </w:rPr>
+              <w:t>NLS-KT (Cơ bản 2): GV chiếu clip mẫu “Động tác ném rổ bằng một tay trên vai” và giao cho mỗi tổ một việc quan sát riêng: tổ theo dõi tư thế</w:t>
+            </w:r>
+          </w:p>
+          <w:p>
+            <w:pPr>
+              <w:spacing w:after="0"/>
+            </w:pPr>
+            <w:r>
+              <w:rPr>
+                <w:b w:val="0"/>
+                <w:i w:val="0"/>
+                <w:sz w:val="18"/>
+              </w:rPr>
+              <w:t>NLS-GQVĐ (Cơ bản 2): Sau lượt tập đầu, HS đối chiếu động tác của mình với clip, tự nêu một lỗi cần sửa và tự đặt yêu cầu cho lượt tập sau</w:t>
+            </w:r>
+          </w:p>
+          <w:p>
+            <w:pPr>
+              <w:spacing w:after="0"/>
+            </w:pPr>
+            <w:r>
+              <w:rPr>
+                <w:b w:val="0"/>
+                <w:i w:val="0"/>
+                <w:sz w:val="18"/>
+              </w:rPr>
+              <w:t>NLS-AT: Xem clip xong phải cất thiết bị và ra sân, không mang điện thoại vào khu vực tập</w:t>
+            </w:r>
+          </w:p>
+          <w:p>
+            <w:pPr>
+              <w:spacing w:after="0"/>
+            </w:pPr>
+            <w:r>
+              <w:rPr>
+                <w:b w:val="0"/>
+                <w:i w:val="0"/>
+                <w:sz w:val="18"/>
+              </w:rPr>
               <w:t>KNS: KN bảo đảm an toàn khi vận động: khởi động kĩ, tập đúng sức, biết dừng khi mệt.</w:t>
             </w:r>
           </w:p>
@@ -5282,6 +5610,45 @@
                 <w:i w:val="0"/>
                 <w:sz w:val="18"/>
               </w:rPr>
+              <w:t>AI-NB (Cơ bản 2): GV dùng ứng dụng quay chậm có vạch chuẩn hoặc ứng dụng nhận diện tư thế để phân tích “Ôn ném rổ một tay trên vai</w:t>
+            </w:r>
+          </w:p>
+          <w:p>
+            <w:pPr>
+              <w:spacing w:after="0"/>
+            </w:pPr>
+            <w:r>
+              <w:rPr>
+                <w:b w:val="0"/>
+                <w:i w:val="0"/>
+                <w:sz w:val="18"/>
+              </w:rPr>
+              <w:t>NLS-GQVĐ (Cơ bản 2): HS đối chiếu nhận xét của máy với nhận xét của GV và của bạn</w:t>
+            </w:r>
+          </w:p>
+          <w:p>
+            <w:pPr>
+              <w:spacing w:after="0"/>
+            </w:pPr>
+            <w:r>
+              <w:rPr>
+                <w:b w:val="0"/>
+                <w:i w:val="0"/>
+                <w:sz w:val="18"/>
+              </w:rPr>
+              <w:t>NLS-AT: Kết quả chấm của ứng dụng chỉ để tham khảo</w:t>
+            </w:r>
+          </w:p>
+          <w:p>
+            <w:pPr>
+              <w:spacing w:after="0"/>
+            </w:pPr>
+            <w:r>
+              <w:rPr>
+                <w:b w:val="0"/>
+                <w:i w:val="0"/>
+                <w:sz w:val="18"/>
+              </w:rPr>
               <w:t>KNS: KN bảo đảm an toàn khi vận động: khởi động kĩ, tập đúng sức, biết dừng khi mệt.</w:t>
             </w:r>
           </w:p>
@@ -5746,7 +6113,33 @@
                 <w:i w:val="0"/>
                 <w:sz w:val="18"/>
               </w:rPr>
-              <w:t>NLS-AT (Cơ bản 2): vận động đủ mỗi ngày để cân bằng với thời gian ngồi trước màn hình.</w:t>
+              <w:t>NLS-KT (Cơ bản 2): GV chiếu clip mẫu “Bài tập rèn luyện thăng bằng” và giao cho mỗi tổ một việc quan sát riêng: tổ theo dõi tư thế chân</w:t>
+            </w:r>
+          </w:p>
+          <w:p>
+            <w:pPr>
+              <w:spacing w:after="0"/>
+            </w:pPr>
+            <w:r>
+              <w:rPr>
+                <w:b w:val="0"/>
+                <w:i w:val="0"/>
+                <w:sz w:val="18"/>
+              </w:rPr>
+              <w:t>NLS-GQVĐ (Cơ bản 2): Sau lượt tập đầu, HS đối chiếu động tác của mình với clip, tự nêu một lỗi cần sửa và tự đặt yêu cầu cho lượt tập sau</w:t>
+            </w:r>
+          </w:p>
+          <w:p>
+            <w:pPr>
+              <w:spacing w:after="0"/>
+            </w:pPr>
+            <w:r>
+              <w:rPr>
+                <w:b w:val="0"/>
+                <w:i w:val="0"/>
+                <w:sz w:val="18"/>
+              </w:rPr>
+              <w:t>NLS-AT: Xem clip xong phải cất thiết bị và ra sân, không mang điện thoại vào khu vực tập</w:t>
             </w:r>
           </w:p>
           <w:p>
@@ -6106,6 +6499,45 @@
                 <w:i w:val="0"/>
                 <w:sz w:val="18"/>
               </w:rPr>
+              <w:t>NLS-KT (Cơ bản 2): GV chiếu clip mẫu “Bài tập rèn luyện bật xa tại chỗ” và giao cho mỗi tổ một việc quan sát riêng: tổ theo dõi tư thế chân</w:t>
+            </w:r>
+          </w:p>
+          <w:p>
+            <w:pPr>
+              <w:spacing w:after="0"/>
+            </w:pPr>
+            <w:r>
+              <w:rPr>
+                <w:b w:val="0"/>
+                <w:i w:val="0"/>
+                <w:sz w:val="18"/>
+              </w:rPr>
+              <w:t>NLS-GQVĐ (Cơ bản 2): Sau lượt tập đầu, HS đối chiếu động tác của mình với clip, tự nêu một lỗi cần sửa và tự đặt yêu cầu cho lượt tập sau</w:t>
+            </w:r>
+          </w:p>
+          <w:p>
+            <w:pPr>
+              <w:spacing w:after="0"/>
+            </w:pPr>
+            <w:r>
+              <w:rPr>
+                <w:b w:val="0"/>
+                <w:i w:val="0"/>
+                <w:sz w:val="18"/>
+              </w:rPr>
+              <w:t>NLS-AT: Xem clip xong phải cất thiết bị và ra sân, không mang điện thoại vào khu vực tập</w:t>
+            </w:r>
+          </w:p>
+          <w:p>
+            <w:pPr>
+              <w:spacing w:after="0"/>
+            </w:pPr>
+            <w:r>
+              <w:rPr>
+                <w:b w:val="0"/>
+                <w:i w:val="0"/>
+                <w:sz w:val="18"/>
+              </w:rPr>
               <w:t>KNS: KN bảo đảm an toàn khi vận động: khởi động kĩ, tập đúng sức, biết dừng khi mệt.</w:t>
             </w:r>
           </w:p>
@@ -6223,6 +6655,45 @@
                 <w:i w:val="0"/>
                 <w:sz w:val="18"/>
               </w:rPr>
+              <w:t>NLS-GQVĐ (Cơ bản 2): HS tự điền số liệu của mình vào bảng theo dõi chung của tổ cho phần bật xa tại chỗ (bảng tính trên máy hoặc bảng kẻ sẵn)</w:t>
+            </w:r>
+          </w:p>
+          <w:p>
+            <w:pPr>
+              <w:spacing w:after="0"/>
+            </w:pPr>
+            <w:r>
+              <w:rPr>
+                <w:b w:val="0"/>
+                <w:i w:val="0"/>
+                <w:sz w:val="18"/>
+              </w:rPr>
+              <w:t>NLS-ST (Cơ bản 2): Mỗi tổ chọn 3 ảnh hoặc clip ngắn ghi lại quá trình luyện tập</w:t>
+            </w:r>
+          </w:p>
+          <w:p>
+            <w:pPr>
+              <w:spacing w:after="0"/>
+            </w:pPr>
+            <w:r>
+              <w:rPr>
+                <w:b w:val="0"/>
+                <w:i w:val="0"/>
+                <w:sz w:val="18"/>
+              </w:rPr>
+              <w:t>NLS-AT: Số liệu phải ghi trung thực, không sửa cho đẹp</w:t>
+            </w:r>
+          </w:p>
+          <w:p>
+            <w:pPr>
+              <w:spacing w:after="0"/>
+            </w:pPr>
+            <w:r>
+              <w:rPr>
+                <w:b w:val="0"/>
+                <w:i w:val="0"/>
+                <w:sz w:val="18"/>
+              </w:rPr>
               <w:t>KNS: KN bảo đảm an toàn khi vận động: khởi động kĩ, tập đúng sức, biết dừng khi mệt.</w:t>
             </w:r>
           </w:p>
@@ -6685,6 +7156,33 @@
                 <w:i w:val="0"/>
                 <w:sz w:val="18"/>
               </w:rPr>
+              <w:t>NLS-KT (Cơ bản 2): GV chiếu clip mẫu “Bài tập rèn luyện bật cao tại chỗ” và giao cho mỗi tổ một việc quan sát riêng: tổ theo dõi tư thế chân</w:t>
+            </w:r>
+          </w:p>
+          <w:p>
+            <w:pPr>
+              <w:spacing w:after="0"/>
+            </w:pPr>
+            <w:r>
+              <w:rPr>
+                <w:b w:val="0"/>
+                <w:i w:val="0"/>
+                <w:sz w:val="18"/>
+              </w:rPr>
+              <w:t>NLS-GQVĐ (Cơ bản 2): Sau lượt tập đầu, HS đối chiếu động tác của mình với clip, tự nêu một lỗi cần sửa và tự đặt yêu cầu cho lượt tập sau</w:t>
+            </w:r>
+          </w:p>
+          <w:p>
+            <w:pPr>
+              <w:spacing w:after="0"/>
+            </w:pPr>
+            <w:r>
+              <w:rPr>
+                <w:b w:val="0"/>
+                <w:i w:val="0"/>
+                <w:sz w:val="18"/>
+              </w:rPr>
+              <w:t>NLS-AT: Xem clip xong phải cất thiết bị và ra sân, không mang điện thoại vào khu vực tập</w:t>
             </w:r>
           </w:p>
         </w:tc>
@@ -7029,6 +7527,33 @@
                 <w:i w:val="0"/>
                 <w:sz w:val="18"/>
               </w:rPr>
+              <w:t>NLS-KT (Cơ bản 2): GV chiếu clip mẫu “Nhảy dây chụm hai chân” và giao cho mỗi tổ một việc quan sát riêng: tổ theo dõi tư thế chân</w:t>
+            </w:r>
+          </w:p>
+          <w:p>
+            <w:pPr>
+              <w:spacing w:after="0"/>
+            </w:pPr>
+            <w:r>
+              <w:rPr>
+                <w:b w:val="0"/>
+                <w:i w:val="0"/>
+                <w:sz w:val="18"/>
+              </w:rPr>
+              <w:t>NLS-GQVĐ (Cơ bản 2): Sau lượt tập đầu, HS đối chiếu động tác của mình với clip, tự nêu một lỗi cần sửa và tự đặt yêu cầu cho lượt tập sau</w:t>
+            </w:r>
+          </w:p>
+          <w:p>
+            <w:pPr>
+              <w:spacing w:after="0"/>
+            </w:pPr>
+            <w:r>
+              <w:rPr>
+                <w:b w:val="0"/>
+                <w:i w:val="0"/>
+                <w:sz w:val="18"/>
+              </w:rPr>
+              <w:t>NLS-AT: Xem clip xong phải cất thiết bị và ra sân, không mang điện thoại vào khu vực tập</w:t>
             </w:r>
           </w:p>
         </w:tc>
@@ -7145,6 +7670,33 @@
                 <w:i w:val="0"/>
                 <w:sz w:val="18"/>
               </w:rPr>
+              <w:t>NLS-GQVĐ (Cơ bản 2): HS làm việc theo tổ với một đồng hồ bấm giờ GV giao: một bạn bấm giờ, một bạn đếm</w:t>
+            </w:r>
+          </w:p>
+          <w:p>
+            <w:pPr>
+              <w:spacing w:after="0"/>
+            </w:pPr>
+            <w:r>
+              <w:rPr>
+                <w:b w:val="0"/>
+                <w:i w:val="0"/>
+                <w:sz w:val="18"/>
+              </w:rPr>
+              <w:t>NLS-GQVĐ (Cơ bản 2): HS so kết quả hôm nay với lần đo trước và tự trả lời vì sao tăng hoặc giảm (tập đều hơn, mệt hơn</w:t>
+            </w:r>
+          </w:p>
+          <w:p>
+            <w:pPr>
+              <w:spacing w:after="0"/>
+            </w:pPr>
+            <w:r>
+              <w:rPr>
+                <w:b w:val="0"/>
+                <w:i w:val="0"/>
+                <w:sz w:val="18"/>
+              </w:rPr>
+              <w:t>NLS-AT: Máy để ở vị trí cố định ngoài khu vực tập, không cầm máy khi đang chạy nhảy</w:t>
             </w:r>
           </w:p>
         </w:tc>
@@ -7606,7 +8158,33 @@
                 <w:i w:val="0"/>
                 <w:sz w:val="18"/>
               </w:rPr>
-              <w:t>NLS-AT (Cơ bản 2): xem hướng dẫn kĩ thuật qua clip; tuyệt đối tuân thủ quy tắc an toàn khi tập.</w:t>
+              <w:t>NLS-KT (Cơ bản 2): HS xem clip quay từ dưới mặt nước cho bài “an toàn dưới nước và làm quen với nước” — góc quay này cho thấy đường đi của</w:t>
+            </w:r>
+          </w:p>
+          <w:p>
+            <w:pPr>
+              <w:spacing w:after="0"/>
+            </w:pPr>
+            <w:r>
+              <w:rPr>
+                <w:b w:val="0"/>
+                <w:i w:val="0"/>
+                <w:sz w:val="18"/>
+              </w:rPr>
+              <w:t>NLS-KT (Cơ bản 2): HS tra bảng biển báo, cờ hiệu vùng nước nguy hiểm trong tài liệu số GV cung cấp rồi ghép mỗi biển báo với một chỗ nước có</w:t>
+            </w:r>
+          </w:p>
+          <w:p>
+            <w:pPr>
+              <w:spacing w:after="0"/>
+            </w:pPr>
+            <w:r>
+              <w:rPr>
+                <w:b w:val="0"/>
+                <w:i w:val="0"/>
+                <w:sz w:val="18"/>
+              </w:rPr>
+              <w:t>NLS-AT: Học an toàn qua clip không thay được người lớn đi kèm: tuyệt đối không tự ra ao</w:t>
             </w:r>
           </w:p>
         </w:tc>
@@ -7721,7 +8299,33 @@
                 <w:i w:val="0"/>
                 <w:sz w:val="18"/>
               </w:rPr>
-              <w:t>NLS-KT (Cơ bản 2): xem clip mẫu động tác trên màn hình rồi tập lại cho đúng.</w:t>
+              <w:t>NLS-KT (Cơ bản 2): GV chiếu clip mẫu “Động tác chân kiểu bơi ếch (mô phỏng/tập trên cạn)” và giao cho mỗi tổ một việc quan sát riêng: tổ theo dõi tư</w:t>
+            </w:r>
+          </w:p>
+          <w:p>
+            <w:pPr>
+              <w:spacing w:after="0"/>
+            </w:pPr>
+            <w:r>
+              <w:rPr>
+                <w:b w:val="0"/>
+                <w:i w:val="0"/>
+                <w:sz w:val="18"/>
+              </w:rPr>
+              <w:t>NLS-GQVĐ (Cơ bản 2): Sau lượt tập đầu, HS đối chiếu động tác của mình với clip, tự nêu một lỗi cần sửa và tự đặt yêu cầu cho lượt tập sau</w:t>
+            </w:r>
+          </w:p>
+          <w:p>
+            <w:pPr>
+              <w:spacing w:after="0"/>
+            </w:pPr>
+            <w:r>
+              <w:rPr>
+                <w:b w:val="0"/>
+                <w:i w:val="0"/>
+                <w:sz w:val="18"/>
+              </w:rPr>
+              <w:t>NLS-AT: Xem clip xong phải cất thiết bị và ra sân, không mang điện thoại vào khu vực tập</w:t>
             </w:r>
           </w:p>
         </w:tc>
@@ -7952,6 +8556,33 @@
                 <w:i w:val="0"/>
                 <w:sz w:val="18"/>
               </w:rPr>
+              <w:t>NLS-KT (Cơ bản 2): GV chiếu clip mẫu “Động tác tay kiểu bơi ếch (mô phỏng/tập trên cạn)” và giao cho mỗi tổ một việc quan sát riêng: tổ theo dõi tư</w:t>
+            </w:r>
+          </w:p>
+          <w:p>
+            <w:pPr>
+              <w:spacing w:after="0"/>
+            </w:pPr>
+            <w:r>
+              <w:rPr>
+                <w:b w:val="0"/>
+                <w:i w:val="0"/>
+                <w:sz w:val="18"/>
+              </w:rPr>
+              <w:t>NLS-GQVĐ (Cơ bản 2): Sau lượt tập đầu, HS đối chiếu động tác của mình với clip, tự nêu một lỗi cần sửa và tự đặt yêu cầu cho lượt tập sau</w:t>
+            </w:r>
+          </w:p>
+          <w:p>
+            <w:pPr>
+              <w:spacing w:after="0"/>
+            </w:pPr>
+            <w:r>
+              <w:rPr>
+                <w:b w:val="0"/>
+                <w:i w:val="0"/>
+                <w:sz w:val="18"/>
+              </w:rPr>
+              <w:t>NLS-AT: Xem clip xong phải cất thiết bị và ra sân, không mang điện thoại vào khu vực tập</w:t>
             </w:r>
           </w:p>
         </w:tc>
@@ -8182,6 +8813,33 @@
                 <w:i w:val="0"/>
                 <w:sz w:val="18"/>
               </w:rPr>
+              <w:t>NLS-KT (Cơ bản 2): GV chiếu clip mẫu “Phối hợp trong bơi ếch (mô phỏng/tập trên cạn)” và giao cho mỗi tổ một việc quan sát riêng: tổ theo dõi tư thế</w:t>
+            </w:r>
+          </w:p>
+          <w:p>
+            <w:pPr>
+              <w:spacing w:after="0"/>
+            </w:pPr>
+            <w:r>
+              <w:rPr>
+                <w:b w:val="0"/>
+                <w:i w:val="0"/>
+                <w:sz w:val="18"/>
+              </w:rPr>
+              <w:t>NLS-GQVĐ (Cơ bản 2): Sau lượt tập đầu, HS đối chiếu động tác của mình với clip, tự nêu một lỗi cần sửa và tự đặt yêu cầu cho lượt tập sau</w:t>
+            </w:r>
+          </w:p>
+          <w:p>
+            <w:pPr>
+              <w:spacing w:after="0"/>
+            </w:pPr>
+            <w:r>
+              <w:rPr>
+                <w:b w:val="0"/>
+                <w:i w:val="0"/>
+                <w:sz w:val="18"/>
+              </w:rPr>
+              <w:t>NLS-AT: Xem clip xong phải cất thiết bị và ra sân, không mang điện thoại vào khu vực tập</w:t>
             </w:r>
           </w:p>
         </w:tc>
@@ -8873,6 +9531,33 @@
                 <w:i w:val="0"/>
                 <w:sz w:val="18"/>
               </w:rPr>
+              <w:t>NLS-GQVĐ (Cơ bản 2): HS tự lập nhật kí vận động gắn với các chủ đề đã học trong năm: ghi ngày, nội dung</w:t>
+            </w:r>
+          </w:p>
+          <w:p>
+            <w:pPr>
+              <w:spacing w:after="0"/>
+            </w:pPr>
+            <w:r>
+              <w:rPr>
+                <w:b w:val="0"/>
+                <w:i w:val="0"/>
+                <w:sz w:val="18"/>
+              </w:rPr>
+              <w:t>AI-NB (Cơ bản 2): GV nêu: các ứng dụng và mạng xã hội tự gợi ý clip tập luyện</w:t>
+            </w:r>
+          </w:p>
+          <w:p>
+            <w:pPr>
+              <w:spacing w:after="0"/>
+            </w:pPr>
+            <w:r>
+              <w:rPr>
+                <w:b w:val="0"/>
+                <w:i w:val="0"/>
+                <w:sz w:val="18"/>
+              </w:rPr>
+              <w:t>NLS-AT: Không tự tập theo các bài tập nặng, bài giảm cân, cách nhịn ăn thấy trên mạng</w:t>
             </w:r>
           </w:p>
         </w:tc>

--- a/assets/docs/lop4/Giao duc the chat - Lop 4.docx
+++ b/assets/docs/lop4/Giao duc the chat - Lop 4.docx
@@ -1849,6 +1849,45 @@
                 <w:i w:val="0"/>
                 <w:sz w:val="18"/>
               </w:rPr>
+              <w:t>NLS-KT (Cơ bản 2): GV chiếu video mẫu động tác chân với vòng của chủ đề Bài tập thể dục</w:t>
+            </w:r>
+          </w:p>
+          <w:p>
+            <w:pPr>
+              <w:spacing w:after="0"/>
+            </w:pPr>
+            <w:r>
+              <w:rPr>
+                <w:b w:val="0"/>
+                <w:i w:val="0"/>
+                <w:sz w:val="18"/>
+              </w:rPr>
+              <w:t>NLS-GQVĐ (Cơ bản 2): GV quay một lượt tập của từng tổ rồi chiếu lại; HS tự chấm theo ba tiêu chí chiếu sẵn là đúng nhịp, đủ biên độ</w:t>
+            </w:r>
+          </w:p>
+          <w:p>
+            <w:pPr>
+              <w:spacing w:after="0"/>
+            </w:pPr>
+            <w:r>
+              <w:rPr>
+                <w:b w:val="0"/>
+                <w:i w:val="0"/>
+                <w:sz w:val="18"/>
+              </w:rPr>
+              <w:t>NLS-AT: GV báo trước khi quay, clip chỉ mở trong giờ học rồi xoá, không đăng lên mạng</w:t>
+            </w:r>
+          </w:p>
+          <w:p>
+            <w:pPr>
+              <w:spacing w:after="0"/>
+            </w:pPr>
+            <w:r>
+              <w:rPr>
+                <w:b w:val="0"/>
+                <w:i w:val="0"/>
+                <w:sz w:val="18"/>
+              </w:rPr>
               <w:t>KNS: KN hợp tác và tuân thủ luật chơi; thắng không kiêu, thua không nản.</w:t>
             </w:r>
           </w:p>
@@ -2120,6 +2159,45 @@
                 <w:i w:val="0"/>
                 <w:sz w:val="18"/>
               </w:rPr>
+              <w:t>NLS-KT (Cơ bản 2): GV chiếu video mẫu động tác toàn thân với vòng, cho chạy chậm và dừng hình ở nhịp gập thân</w:t>
+            </w:r>
+          </w:p>
+          <w:p>
+            <w:pPr>
+              <w:spacing w:after="0"/>
+            </w:pPr>
+            <w:r>
+              <w:rPr>
+                <w:b w:val="0"/>
+                <w:i w:val="0"/>
+                <w:sz w:val="18"/>
+              </w:rPr>
+              <w:t>NLS-GQVĐ (Cơ bản 2): GV quay một lượt tập của từng tổ rồi chiếu lại; HS tự chấm theo tiêu chí chiếu sẵn là đúng trình tự, đủ biên độ</w:t>
+            </w:r>
+          </w:p>
+          <w:p>
+            <w:pPr>
+              <w:spacing w:after="0"/>
+            </w:pPr>
+            <w:r>
+              <w:rPr>
+                <w:b w:val="0"/>
+                <w:i w:val="0"/>
+                <w:sz w:val="18"/>
+              </w:rPr>
+              <w:t>NLS-AT: GV báo trước khi quay, clip chỉ mở trong giờ rồi xoá, không đăng lên mạng</w:t>
+            </w:r>
+          </w:p>
+          <w:p>
+            <w:pPr>
+              <w:spacing w:after="0"/>
+            </w:pPr>
+            <w:r>
+              <w:rPr>
+                <w:b w:val="0"/>
+                <w:i w:val="0"/>
+                <w:sz w:val="18"/>
+              </w:rPr>
               <w:t>KNS: KN hợp tác và tuân thủ luật chơi; thắng không kiêu, thua không nản.</w:t>
             </w:r>
           </w:p>
@@ -2231,6 +2309,45 @@
               <w:spacing w:after="0"/>
             </w:pPr>
             <w:r/>
+            <w:r>
+              <w:rPr>
+                <w:b w:val="0"/>
+                <w:i w:val="0"/>
+                <w:sz w:val="18"/>
+              </w:rPr>
+              <w:t>NLS-KT (Cơ bản 2): GV chiếu video mẫu động tác nhảy và động tác điều hoà với vòng, cho chạy chậm và dừng hình ở nhịp bật nhảy, nhịp thả lỏng</w:t>
+            </w:r>
+          </w:p>
+          <w:p>
+            <w:pPr>
+              <w:spacing w:after="0"/>
+            </w:pPr>
+            <w:r>
+              <w:rPr>
+                <w:b w:val="0"/>
+                <w:i w:val="0"/>
+                <w:sz w:val="18"/>
+              </w:rPr>
+              <w:t>NLS-GQVĐ (Cơ bản 2): GV quay một lượt tập của từng tổ rồi chiếu lại; HS tự chấm theo tiêu chí chiếu sẵn là bật đúng nhịp, tiếp đất êm</w:t>
+            </w:r>
+          </w:p>
+          <w:p>
+            <w:pPr>
+              <w:spacing w:after="0"/>
+            </w:pPr>
+            <w:r>
+              <w:rPr>
+                <w:b w:val="0"/>
+                <w:i w:val="0"/>
+                <w:sz w:val="18"/>
+              </w:rPr>
+              <w:t>NLS-AT: GV báo trước khi quay, clip chỉ mở trong giờ rồi xoá, không đăng lên mạng</w:t>
+            </w:r>
+          </w:p>
+          <w:p>
+            <w:pPr>
+              <w:spacing w:after="0"/>
+            </w:pPr>
             <w:r>
               <w:rPr>
                 <w:b w:val="0"/>

--- a/assets/docs/lop4/Giao duc the chat - Lop 4.docx
+++ b/assets/docs/lop4/Giao duc the chat - Lop 4.docx
@@ -624,33 +624,7 @@
                 <w:i w:val="0"/>
                 <w:sz w:val="18"/>
               </w:rPr>
-              <w:t>NLS-KT (Cơ bản 2): Trước khi ra sân, GV chiếu video kĩ thuật đi đều vòng bên phải trên tivi, tua chậm đoạn người đầu hàng bên phải bước ngắn làm trụ</w:t>
-            </w:r>
-          </w:p>
-          <w:p>
-            <w:pPr>
-              <w:spacing w:after="0"/>
-            </w:pPr>
-            <w:r>
-              <w:rPr>
-                <w:b w:val="0"/>
-                <w:i w:val="0"/>
-                <w:sz w:val="18"/>
-              </w:rPr>
-              <w:t>NLS-GQVĐ (Cơ bản 2): Sau lượt tập đầu, GV dùng điện thoại quay một tổ đi đều vòng bên phải rồi mở cho tổ đó xem cạnh video mẫu</w:t>
-            </w:r>
-          </w:p>
-          <w:p>
-            <w:pPr>
-              <w:spacing w:after="0"/>
-            </w:pPr>
-            <w:r>
-              <w:rPr>
-                <w:b w:val="0"/>
-                <w:i w:val="0"/>
-                <w:sz w:val="18"/>
-              </w:rPr>
-              <w:t>NLS-AT: Xem clip xong phải cất thiết bị và ra sân, không mang điện thoại vào khu vực tập</w:t>
+              <w:t>NLS-KT (Cơ bản 2): Trước khi ra sân, GV chiếu video kĩ thuật đi đều vòng bên phải trên tivi, tua chậm đoạn người đầu hàng.</w:t>
             </w:r>
           </w:p>
           <w:p>
@@ -778,32 +752,6 @@
                 <w:i w:val="0"/>
                 <w:sz w:val="18"/>
               </w:rPr>
-              <w:t>NLS-KT (Cơ bản 2): GV chiếu video kĩ thuật đi đều vòng bên phải trên tivi ở phần hình thành kiến thức của bài “Đi đều vòng bên phải (Tiết 2)”</w:t>
-            </w:r>
-          </w:p>
-          <w:p>
-            <w:pPr>
-              <w:spacing w:after="0"/>
-            </w:pPr>
-            <w:r>
-              <w:rPr>
-                <w:b w:val="0"/>
-                <w:i w:val="0"/>
-                <w:sz w:val="18"/>
-              </w:rPr>
-              <w:t>NLS-AT: Xem video theo hàng, đứng cách tivi đủ xa, không chen lấn vào dây điện, ổ cắm</w:t>
-            </w:r>
-          </w:p>
-          <w:p>
-            <w:pPr>
-              <w:spacing w:after="0"/>
-            </w:pPr>
-            <w:r>
-              <w:rPr>
-                <w:b w:val="0"/>
-                <w:i w:val="0"/>
-                <w:sz w:val="18"/>
-              </w:rPr>
               <w:t>KNS: KN hợp tác và tuân thủ luật chơi; thắng không kiêu, thua không nản.</w:t>
             </w:r>
           </w:p>
@@ -921,33 +869,7 @@
                 <w:i w:val="0"/>
                 <w:sz w:val="18"/>
               </w:rPr>
-              <w:t>NLS-KT (Cơ bản 2): GV chiếu sơ đồ nhìn từ trên xuống có mũi tên chỉ hướng di chuyển khi đi đều vòng bên trái</w:t>
-            </w:r>
-          </w:p>
-          <w:p>
-            <w:pPr>
-              <w:spacing w:after="0"/>
-            </w:pPr>
-            <w:r>
-              <w:rPr>
-                <w:b w:val="0"/>
-                <w:i w:val="0"/>
-                <w:sz w:val="18"/>
-              </w:rPr>
-              <w:t>NLS-ST (Cơ bản 2): Sau khi tập, mỗi tổ vẽ lại sơ đồ đường đi đều vòng bên trái của tổ mình trên bảng con</w:t>
-            </w:r>
-          </w:p>
-          <w:p>
-            <w:pPr>
-              <w:spacing w:after="0"/>
-            </w:pPr>
-            <w:r>
-              <w:rPr>
-                <w:b w:val="0"/>
-                <w:i w:val="0"/>
-                <w:sz w:val="18"/>
-              </w:rPr>
-              <w:t>NLS-AT: Chỉ mang thiết bị ra sân khi GV cho phép và đặt ở vị trí cố định ngoài</w:t>
+              <w:t>NLS-ST (Cơ bản 2): Sau khi tập, mỗi tổ vẽ lại sơ đồ đường đi đều vòng bên trái của tổ mình trên bảng con.</w:t>
             </w:r>
           </w:p>
           <w:p>
@@ -1192,33 +1114,7 @@
                 <w:i w:val="0"/>
                 <w:sz w:val="18"/>
               </w:rPr>
-              <w:t>NLS-KT (Cơ bản 2): GV chiếu clip mẫu “Đi đều vòng sau” và giao cho mỗi tổ một việc quan sát riêng: tổ theo dõi tư thế chân</w:t>
-            </w:r>
-          </w:p>
-          <w:p>
-            <w:pPr>
-              <w:spacing w:after="0"/>
-            </w:pPr>
-            <w:r>
-              <w:rPr>
-                <w:b w:val="0"/>
-                <w:i w:val="0"/>
-                <w:sz w:val="18"/>
-              </w:rPr>
-              <w:t>NLS-GQVĐ (Cơ bản 2): Sau lượt tập đầu, HS đối chiếu động tác của mình với clip, tự nêu một lỗi cần sửa và tự đặt yêu cầu cho lượt tập sau</w:t>
-            </w:r>
-          </w:p>
-          <w:p>
-            <w:pPr>
-              <w:spacing w:after="0"/>
-            </w:pPr>
-            <w:r>
-              <w:rPr>
-                <w:b w:val="0"/>
-                <w:i w:val="0"/>
-                <w:sz w:val="18"/>
-              </w:rPr>
-              <w:t>NLS-AT: Xem clip xong phải cất thiết bị và ra sân, không mang điện thoại vào khu vực tập</w:t>
+              <w:t>NLS-KT (Cơ bản 2): Chiếu clip mẫu “Đi đều vòng sau” và giao cho mỗi tổ một việc quan sát riêng.</w:t>
             </w:r>
           </w:p>
           <w:p>
@@ -1695,33 +1591,7 @@
                 <w:i w:val="0"/>
                 <w:sz w:val="18"/>
               </w:rPr>
-              <w:t>NLS-KT (Cơ bản 2): GV chiếu clip mẫu “Động tác vươn thở và động tác tay với vòng” và giao cho mỗi tổ một việc quan sát riêng: tổ theo dõi tư</w:t>
-            </w:r>
-          </w:p>
-          <w:p>
-            <w:pPr>
-              <w:spacing w:after="0"/>
-            </w:pPr>
-            <w:r>
-              <w:rPr>
-                <w:b w:val="0"/>
-                <w:i w:val="0"/>
-                <w:sz w:val="18"/>
-              </w:rPr>
-              <w:t>NLS-GQVĐ (Cơ bản 2): Sau lượt tập đầu, HS đối chiếu động tác của mình với clip, tự nêu một lỗi cần sửa và tự đặt yêu cầu cho lượt tập sau</w:t>
-            </w:r>
-          </w:p>
-          <w:p>
-            <w:pPr>
-              <w:spacing w:after="0"/>
-            </w:pPr>
-            <w:r>
-              <w:rPr>
-                <w:b w:val="0"/>
-                <w:i w:val="0"/>
-                <w:sz w:val="18"/>
-              </w:rPr>
-              <w:t>NLS-AT: Xem clip xong phải cất thiết bị và ra sân, không mang điện thoại vào khu vực tập</w:t>
+              <w:t>NLS-GQVĐ (Cơ bản 2): Sau lượt tập đầu, HS đối chiếu động tác của mình với clip, tự nêu một lỗi cần sửa.</w:t>
             </w:r>
           </w:p>
           <w:p>
@@ -1849,45 +1719,6 @@
                 <w:i w:val="0"/>
                 <w:sz w:val="18"/>
               </w:rPr>
-              <w:t>NLS-KT (Cơ bản 2): GV chiếu video mẫu động tác chân với vòng của chủ đề Bài tập thể dục</w:t>
-            </w:r>
-          </w:p>
-          <w:p>
-            <w:pPr>
-              <w:spacing w:after="0"/>
-            </w:pPr>
-            <w:r>
-              <w:rPr>
-                <w:b w:val="0"/>
-                <w:i w:val="0"/>
-                <w:sz w:val="18"/>
-              </w:rPr>
-              <w:t>NLS-GQVĐ (Cơ bản 2): GV quay một lượt tập của từng tổ rồi chiếu lại; HS tự chấm theo ba tiêu chí chiếu sẵn là đúng nhịp, đủ biên độ</w:t>
-            </w:r>
-          </w:p>
-          <w:p>
-            <w:pPr>
-              <w:spacing w:after="0"/>
-            </w:pPr>
-            <w:r>
-              <w:rPr>
-                <w:b w:val="0"/>
-                <w:i w:val="0"/>
-                <w:sz w:val="18"/>
-              </w:rPr>
-              <w:t>NLS-AT: GV báo trước khi quay, clip chỉ mở trong giờ học rồi xoá, không đăng lên mạng</w:t>
-            </w:r>
-          </w:p>
-          <w:p>
-            <w:pPr>
-              <w:spacing w:after="0"/>
-            </w:pPr>
-            <w:r>
-              <w:rPr>
-                <w:b w:val="0"/>
-                <w:i w:val="0"/>
-                <w:sz w:val="18"/>
-              </w:rPr>
               <w:t>KNS: KN hợp tác và tuân thủ luật chơi; thắng không kiêu, thua không nản.</w:t>
             </w:r>
           </w:p>
@@ -2005,33 +1836,7 @@
                 <w:i w:val="0"/>
                 <w:sz w:val="18"/>
               </w:rPr>
-              <w:t>NLS-KT (Cơ bản 2): GV chiếu clip mẫu “Động tác lườn và động tác lưng – bụng với vòng” và giao cho mỗi tổ một việc quan sát riêng: tổ theo dõi</w:t>
-            </w:r>
-          </w:p>
-          <w:p>
-            <w:pPr>
-              <w:spacing w:after="0"/>
-            </w:pPr>
-            <w:r>
-              <w:rPr>
-                <w:b w:val="0"/>
-                <w:i w:val="0"/>
-                <w:sz w:val="18"/>
-              </w:rPr>
-              <w:t>NLS-GQVĐ (Cơ bản 2): Sau lượt tập đầu, HS đối chiếu động tác của mình với clip, tự nêu một lỗi cần sửa và tự đặt yêu cầu cho lượt tập sau</w:t>
-            </w:r>
-          </w:p>
-          <w:p>
-            <w:pPr>
-              <w:spacing w:after="0"/>
-            </w:pPr>
-            <w:r>
-              <w:rPr>
-                <w:b w:val="0"/>
-                <w:i w:val="0"/>
-                <w:sz w:val="18"/>
-              </w:rPr>
-              <w:t>NLS-AT: Xem clip xong phải cất thiết bị và ra sân, không mang điện thoại vào khu vực tập</w:t>
+              <w:t>NLS-KT (Cơ bản 2): Chiếu clip mẫu “Động tác lườn và động tác lưng – bụng với vòng” và giao cho mỗi tổ một việc quan sát riêng.</w:t>
             </w:r>
           </w:p>
           <w:p>
@@ -2159,45 +1964,6 @@
                 <w:i w:val="0"/>
                 <w:sz w:val="18"/>
               </w:rPr>
-              <w:t>NLS-KT (Cơ bản 2): GV chiếu video mẫu động tác toàn thân với vòng, cho chạy chậm và dừng hình ở nhịp gập thân</w:t>
-            </w:r>
-          </w:p>
-          <w:p>
-            <w:pPr>
-              <w:spacing w:after="0"/>
-            </w:pPr>
-            <w:r>
-              <w:rPr>
-                <w:b w:val="0"/>
-                <w:i w:val="0"/>
-                <w:sz w:val="18"/>
-              </w:rPr>
-              <w:t>NLS-GQVĐ (Cơ bản 2): GV quay một lượt tập của từng tổ rồi chiếu lại; HS tự chấm theo tiêu chí chiếu sẵn là đúng trình tự, đủ biên độ</w:t>
-            </w:r>
-          </w:p>
-          <w:p>
-            <w:pPr>
-              <w:spacing w:after="0"/>
-            </w:pPr>
-            <w:r>
-              <w:rPr>
-                <w:b w:val="0"/>
-                <w:i w:val="0"/>
-                <w:sz w:val="18"/>
-              </w:rPr>
-              <w:t>NLS-AT: GV báo trước khi quay, clip chỉ mở trong giờ rồi xoá, không đăng lên mạng</w:t>
-            </w:r>
-          </w:p>
-          <w:p>
-            <w:pPr>
-              <w:spacing w:after="0"/>
-            </w:pPr>
-            <w:r>
-              <w:rPr>
-                <w:b w:val="0"/>
-                <w:i w:val="0"/>
-                <w:sz w:val="18"/>
-              </w:rPr>
               <w:t>KNS: KN hợp tác và tuân thủ luật chơi; thắng không kiêu, thua không nản.</w:t>
             </w:r>
           </w:p>
@@ -2315,33 +2081,7 @@
                 <w:i w:val="0"/>
                 <w:sz w:val="18"/>
               </w:rPr>
-              <w:t>NLS-KT (Cơ bản 2): GV chiếu video mẫu động tác nhảy và động tác điều hoà với vòng, cho chạy chậm và dừng hình ở nhịp bật nhảy, nhịp thả lỏng</w:t>
-            </w:r>
-          </w:p>
-          <w:p>
-            <w:pPr>
-              <w:spacing w:after="0"/>
-            </w:pPr>
-            <w:r>
-              <w:rPr>
-                <w:b w:val="0"/>
-                <w:i w:val="0"/>
-                <w:sz w:val="18"/>
-              </w:rPr>
-              <w:t>NLS-GQVĐ (Cơ bản 2): GV quay một lượt tập của từng tổ rồi chiếu lại; HS tự chấm theo tiêu chí chiếu sẵn là bật đúng nhịp, tiếp đất êm</w:t>
-            </w:r>
-          </w:p>
-          <w:p>
-            <w:pPr>
-              <w:spacing w:after="0"/>
-            </w:pPr>
-            <w:r>
-              <w:rPr>
-                <w:b w:val="0"/>
-                <w:i w:val="0"/>
-                <w:sz w:val="18"/>
-              </w:rPr>
-              <w:t>NLS-AT: GV báo trước khi quay, clip chỉ mở trong giờ rồi xoá, không đăng lên mạng</w:t>
+              <w:t>NLS-GQVĐ (Cơ bản 2): Quay một lượt tập của từng tổ.</w:t>
             </w:r>
           </w:p>
           <w:p>
@@ -2469,45 +2209,6 @@
                 <w:i w:val="0"/>
                 <w:sz w:val="18"/>
               </w:rPr>
-              <w:t>NLS-ST (Cơ bản 2): HS làm việc theo cặp với một máy GV giao cho mỗi tổ: một bạn quay 10 giây lúc bạn kia thực hiện “Hoàn thiện bài thể dục</w:t>
-            </w:r>
-          </w:p>
-          <w:p>
-            <w:pPr>
-              <w:spacing w:after="0"/>
-            </w:pPr>
-            <w:r>
-              <w:rPr>
-                <w:b w:val="0"/>
-                <w:i w:val="0"/>
-                <w:sz w:val="18"/>
-              </w:rPr>
-              <w:t>NLS-GT (Cơ bản 2): Mỗi cặp thống nhất một lỗi cần sửa rồi báo cáo với tổ; GV cho tổ chọn clip làm đúng nhất chiếu cho cả lớp xem</w:t>
-            </w:r>
-          </w:p>
-          <w:p>
-            <w:pPr>
-              <w:spacing w:after="0"/>
-            </w:pPr>
-            <w:r>
-              <w:rPr>
-                <w:b w:val="0"/>
-                <w:i w:val="0"/>
-                <w:sz w:val="18"/>
-              </w:rPr>
-              <w:t>NLS-AT: Máy chỉ dùng đúng việc quay động tác, không mở ứng dụng khác; hết tiết</w:t>
-            </w:r>
-          </w:p>
-          <w:p>
-            <w:pPr>
-              <w:spacing w:after="0"/>
-            </w:pPr>
-            <w:r>
-              <w:rPr>
-                <w:b w:val="0"/>
-                <w:i w:val="0"/>
-                <w:sz w:val="18"/>
-              </w:rPr>
               <w:t>KNS: KN hợp tác và tuân thủ luật chơi; thắng không kiêu, thua không nản.</w:t>
             </w:r>
           </w:p>
@@ -2625,33 +2326,7 @@
                 <w:i w:val="0"/>
                 <w:sz w:val="18"/>
               </w:rPr>
-              <w:t>NLS-GQVĐ (Cơ bản 2): HS làm việc theo tổ với một đồng hồ bấm giờ GV giao: một bạn bấm giờ, một bạn đếm</w:t>
-            </w:r>
-          </w:p>
-          <w:p>
-            <w:pPr>
-              <w:spacing w:after="0"/>
-            </w:pPr>
-            <w:r>
-              <w:rPr>
-                <w:b w:val="0"/>
-                <w:i w:val="0"/>
-                <w:sz w:val="18"/>
-              </w:rPr>
-              <w:t>NLS-GQVĐ (Cơ bản 2): HS so kết quả hôm nay với lần đo trước và tự trả lời vì sao tăng hoặc giảm (tập đều hơn, mệt hơn</w:t>
-            </w:r>
-          </w:p>
-          <w:p>
-            <w:pPr>
-              <w:spacing w:after="0"/>
-            </w:pPr>
-            <w:r>
-              <w:rPr>
-                <w:b w:val="0"/>
-                <w:i w:val="0"/>
-                <w:sz w:val="18"/>
-              </w:rPr>
-              <w:t>NLS-AT: Máy để ở vị trí cố định ngoài khu vực tập, không cầm máy khi đang chạy nhảy</w:t>
+              <w:t>NLS-GQVĐ (Cơ bản 2): HS làm việc theo tổ với một đồng hồ bấm giờ GV giao.</w:t>
             </w:r>
           </w:p>
         </w:tc>
@@ -2766,33 +2441,6 @@
                 <w:i w:val="0"/>
                 <w:sz w:val="18"/>
               </w:rPr>
-              <w:t>NLS-GQVĐ (Cơ bản 2): HS tự bắt mạch ở cổ tay, đếm trong 15 giây rồi nhân 4 để ra nhịp tim một phút</w:t>
-            </w:r>
-          </w:p>
-          <w:p>
-            <w:pPr>
-              <w:spacing w:after="0"/>
-            </w:pPr>
-            <w:r>
-              <w:rPr>
-                <w:b w:val="0"/>
-                <w:i w:val="0"/>
-                <w:sz w:val="18"/>
-              </w:rPr>
-              <w:t>AI-NB (Cơ bản 2): GV nêu rõ: đồng hồ và điện thoại đếm bước, đo nhịp tim bằng cách để máy tự học từ rung động cổ tay và tín hiệu ánh</w:t>
-            </w:r>
-          </w:p>
-          <w:p>
-            <w:pPr>
-              <w:spacing w:after="0"/>
-            </w:pPr>
-            <w:r>
-              <w:rPr>
-                <w:b w:val="0"/>
-                <w:i w:val="0"/>
-                <w:sz w:val="18"/>
-              </w:rPr>
-              <w:t>NLS-AT: Chỉ số của thiết bị không dùng để đánh giá sức khoẻ hay xếp hạng bất kì ai</w:t>
             </w:r>
           </w:p>
         </w:tc>
@@ -3369,33 +3017,7 @@
                 <w:i w:val="0"/>
                 <w:sz w:val="18"/>
               </w:rPr>
-              <w:t>NLS-KT (Cơ bản 2): GV chiếu clip mẫu “Các động tác làm tăng khả năng điều khiển bóng” và giao cho mỗi tổ một việc quan sát riêng: tổ theo dõi tư</w:t>
-            </w:r>
-          </w:p>
-          <w:p>
-            <w:pPr>
-              <w:spacing w:after="0"/>
-            </w:pPr>
-            <w:r>
-              <w:rPr>
-                <w:b w:val="0"/>
-                <w:i w:val="0"/>
-                <w:sz w:val="18"/>
-              </w:rPr>
-              <w:t>NLS-GQVĐ (Cơ bản 2): Sau lượt tập đầu, HS đối chiếu động tác của mình với clip, tự nêu một lỗi cần sửa và tự đặt yêu cầu cho lượt tập sau</w:t>
-            </w:r>
-          </w:p>
-          <w:p>
-            <w:pPr>
-              <w:spacing w:after="0"/>
-            </w:pPr>
-            <w:r>
-              <w:rPr>
-                <w:b w:val="0"/>
-                <w:i w:val="0"/>
-                <w:sz w:val="18"/>
-              </w:rPr>
-              <w:t>NLS-AT: Xem clip xong phải cất thiết bị và ra sân, không mang điện thoại vào khu vực tập</w:t>
+              <w:t>NLS-KT (Cơ bản 2): Chiếu clip mẫu “Các động tác làm tăng khả năng điều khiển bóng” và giao cho mỗi tổ một việc quan sát riêng.</w:t>
             </w:r>
           </w:p>
         </w:tc>
@@ -3627,33 +3249,7 @@
                 <w:i w:val="0"/>
                 <w:sz w:val="18"/>
               </w:rPr>
-              <w:t>NLS-ST (Cơ bản 2): HS làm việc theo cặp với một máy GV giao cho mỗi tổ: một bạn quay 10 giây lúc bạn kia thực hiện “Ôn các động tác điều</w:t>
-            </w:r>
-          </w:p>
-          <w:p>
-            <w:pPr>
-              <w:spacing w:after="0"/>
-            </w:pPr>
-            <w:r>
-              <w:rPr>
-                <w:b w:val="0"/>
-                <w:i w:val="0"/>
-                <w:sz w:val="18"/>
-              </w:rPr>
-              <w:t>NLS-GT (Cơ bản 2): Mỗi cặp thống nhất một lỗi cần sửa rồi báo cáo với tổ; GV cho tổ chọn clip làm đúng nhất chiếu cho cả lớp xem</w:t>
-            </w:r>
-          </w:p>
-          <w:p>
-            <w:pPr>
-              <w:spacing w:after="0"/>
-            </w:pPr>
-            <w:r>
-              <w:rPr>
-                <w:b w:val="0"/>
-                <w:i w:val="0"/>
-                <w:sz w:val="18"/>
-              </w:rPr>
-              <w:t>NLS-AT: Máy chỉ dùng đúng việc quay động tác, không mở ứng dụng khác; hết tiết</w:t>
+              <w:t>NLS-ST (Cơ bản 2): HS làm việc theo cặp với một máy GV giao cho mỗi tổ.</w:t>
             </w:r>
           </w:p>
           <w:p>
@@ -3898,33 +3494,7 @@
                 <w:i w:val="0"/>
                 <w:sz w:val="18"/>
               </w:rPr>
-              <w:t>NLS-KT (Cơ bản 2): GV chiếu clip mẫu “Động tác tại chỗ dẫn bóng” và giao cho mỗi tổ một việc quan sát riêng: tổ theo dõi tư thế chân</w:t>
-            </w:r>
-          </w:p>
-          <w:p>
-            <w:pPr>
-              <w:spacing w:after="0"/>
-            </w:pPr>
-            <w:r>
-              <w:rPr>
-                <w:b w:val="0"/>
-                <w:i w:val="0"/>
-                <w:sz w:val="18"/>
-              </w:rPr>
-              <w:t>NLS-GQVĐ (Cơ bản 2): Sau lượt tập đầu, HS đối chiếu động tác của mình với clip, tự nêu một lỗi cần sửa và tự đặt yêu cầu cho lượt tập sau</w:t>
-            </w:r>
-          </w:p>
-          <w:p>
-            <w:pPr>
-              <w:spacing w:after="0"/>
-            </w:pPr>
-            <w:r>
-              <w:rPr>
-                <w:b w:val="0"/>
-                <w:i w:val="0"/>
-                <w:sz w:val="18"/>
-              </w:rPr>
-              <w:t>NLS-AT: Xem clip xong phải cất thiết bị và ra sân, không mang điện thoại vào khu vực tập</w:t>
+              <w:t>NLS-KT (Cơ bản 2): Chiếu clip mẫu “Động tác tại chỗ dẫn bóng” và giao cho mỗi tổ một việc quan sát riêng.</w:t>
             </w:r>
           </w:p>
           <w:p>
@@ -4169,33 +3739,7 @@
                 <w:i w:val="0"/>
                 <w:sz w:val="18"/>
               </w:rPr>
-              <w:t>NLS-KT (Cơ bản 2): GV chiếu sơ đồ nhìn từ trên xuống có mũi tên chỉ đường di chuyển của “Dẫn bóng theo hình chữ V, dẫn bóng vượt chướng ngại vật”</w:t>
-            </w:r>
-          </w:p>
-          <w:p>
-            <w:pPr>
-              <w:spacing w:after="0"/>
-            </w:pPr>
-            <w:r>
-              <w:rPr>
-                <w:b w:val="0"/>
-                <w:i w:val="0"/>
-                <w:sz w:val="18"/>
-              </w:rPr>
-              <w:t>NLS-ST (Cơ bản 2): Sau khi tập, mỗi tổ vẽ lại sơ đồ đường di chuyển của tổ mình (trên bảng con hoặc bằng phần mềm vẽ đơn giản)</w:t>
-            </w:r>
-          </w:p>
-          <w:p>
-            <w:pPr>
-              <w:spacing w:after="0"/>
-            </w:pPr>
-            <w:r>
-              <w:rPr>
-                <w:b w:val="0"/>
-                <w:i w:val="0"/>
-                <w:sz w:val="18"/>
-              </w:rPr>
-              <w:t>NLS-AT: Chỉ mang thiết bị ra sân khi GV cho phép và đặt ở vị trí cố định ngoài</w:t>
+              <w:t>NLS-ST (Cơ bản 2): Sau khi tập.</w:t>
             </w:r>
           </w:p>
           <w:p>
@@ -4904,33 +4448,7 @@
                 <w:i w:val="0"/>
                 <w:sz w:val="18"/>
               </w:rPr>
-              <w:t>NLS-KT (Cơ bản 2): GV chiếu clip mẫu “Động tác chuyền, bắt bóng bật đất bằng hai tay trước ngực” và giao cho mỗi tổ một việc quan sát riêng: tổ theo</w:t>
-            </w:r>
-          </w:p>
-          <w:p>
-            <w:pPr>
-              <w:spacing w:after="0"/>
-            </w:pPr>
-            <w:r>
-              <w:rPr>
-                <w:b w:val="0"/>
-                <w:i w:val="0"/>
-                <w:sz w:val="18"/>
-              </w:rPr>
-              <w:t>NLS-GQVĐ (Cơ bản 2): Sau lượt tập đầu, HS đối chiếu động tác của mình với clip, tự nêu một lỗi cần sửa và tự đặt yêu cầu cho lượt tập sau</w:t>
-            </w:r>
-          </w:p>
-          <w:p>
-            <w:pPr>
-              <w:spacing w:after="0"/>
-            </w:pPr>
-            <w:r>
-              <w:rPr>
-                <w:b w:val="0"/>
-                <w:i w:val="0"/>
-                <w:sz w:val="18"/>
-              </w:rPr>
-              <w:t>NLS-AT: Xem clip xong phải cất thiết bị và ra sân, không mang điện thoại vào khu vực tập</w:t>
+              <w:t>NLS-KT (Cơ bản 2): Chiếu clip mẫu “Động tác chuyền, bắt bóng bật đất bằng hai tay trước ngực” và giao cho mỗi tổ một việc quan sát riêng.</w:t>
             </w:r>
           </w:p>
           <w:p>
@@ -5175,33 +4693,7 @@
                 <w:i w:val="0"/>
                 <w:sz w:val="18"/>
               </w:rPr>
-              <w:t>NLS-ST (Cơ bản 2): HS làm việc theo cặp với một máy GV giao cho mỗi tổ: một bạn quay 10 giây lúc bạn kia thực hiện “Ôn chuyền</w:t>
-            </w:r>
-          </w:p>
-          <w:p>
-            <w:pPr>
-              <w:spacing w:after="0"/>
-            </w:pPr>
-            <w:r>
-              <w:rPr>
-                <w:b w:val="0"/>
-                <w:i w:val="0"/>
-                <w:sz w:val="18"/>
-              </w:rPr>
-              <w:t>NLS-GT (Cơ bản 2): Mỗi cặp thống nhất một lỗi cần sửa rồi báo cáo với tổ; GV cho tổ chọn clip làm đúng nhất chiếu cho cả lớp xem</w:t>
-            </w:r>
-          </w:p>
-          <w:p>
-            <w:pPr>
-              <w:spacing w:after="0"/>
-            </w:pPr>
-            <w:r>
-              <w:rPr>
-                <w:b w:val="0"/>
-                <w:i w:val="0"/>
-                <w:sz w:val="18"/>
-              </w:rPr>
-              <w:t>NLS-AT: Máy chỉ dùng đúng việc quay động tác, không mở ứng dụng khác; hết tiết</w:t>
+              <w:t>NLS-ST (Cơ bản 2): HS làm việc theo cặp với một máy GV giao cho mỗi tổ: một bạn quay 10 giây lúc bạn kia thực.</w:t>
             </w:r>
           </w:p>
         </w:tc>
@@ -5456,33 +4948,7 @@
                 <w:i w:val="0"/>
                 <w:sz w:val="18"/>
               </w:rPr>
-              <w:t>NLS-KT (Cơ bản 2): GV chiếu clip mẫu “Động tác ném rổ bằng một tay trên vai” và giao cho mỗi tổ một việc quan sát riêng: tổ theo dõi tư thế</w:t>
-            </w:r>
-          </w:p>
-          <w:p>
-            <w:pPr>
-              <w:spacing w:after="0"/>
-            </w:pPr>
-            <w:r>
-              <w:rPr>
-                <w:b w:val="0"/>
-                <w:i w:val="0"/>
-                <w:sz w:val="18"/>
-              </w:rPr>
-              <w:t>NLS-GQVĐ (Cơ bản 2): Sau lượt tập đầu, HS đối chiếu động tác của mình với clip, tự nêu một lỗi cần sửa và tự đặt yêu cầu cho lượt tập sau</w:t>
-            </w:r>
-          </w:p>
-          <w:p>
-            <w:pPr>
-              <w:spacing w:after="0"/>
-            </w:pPr>
-            <w:r>
-              <w:rPr>
-                <w:b w:val="0"/>
-                <w:i w:val="0"/>
-                <w:sz w:val="18"/>
-              </w:rPr>
-              <w:t>NLS-AT: Xem clip xong phải cất thiết bị và ra sân, không mang điện thoại vào khu vực tập</w:t>
+              <w:t>NLS-KT (Cơ bản 2): Chiếu clip mẫu “Động tác ném rổ bằng một tay trên vai” và giao cho mỗi tổ một việc quan sát riêng.</w:t>
             </w:r>
           </w:p>
           <w:p>
@@ -5727,33 +5193,7 @@
                 <w:i w:val="0"/>
                 <w:sz w:val="18"/>
               </w:rPr>
-              <w:t>AI-NB (Cơ bản 2): GV dùng ứng dụng quay chậm có vạch chuẩn hoặc ứng dụng nhận diện tư thế để phân tích “Ôn ném rổ một tay trên vai</w:t>
-            </w:r>
-          </w:p>
-          <w:p>
-            <w:pPr>
-              <w:spacing w:after="0"/>
-            </w:pPr>
-            <w:r>
-              <w:rPr>
-                <w:b w:val="0"/>
-                <w:i w:val="0"/>
-                <w:sz w:val="18"/>
-              </w:rPr>
-              <w:t>NLS-GQVĐ (Cơ bản 2): HS đối chiếu nhận xét của máy với nhận xét của GV và của bạn</w:t>
-            </w:r>
-          </w:p>
-          <w:p>
-            <w:pPr>
-              <w:spacing w:after="0"/>
-            </w:pPr>
-            <w:r>
-              <w:rPr>
-                <w:b w:val="0"/>
-                <w:i w:val="0"/>
-                <w:sz w:val="18"/>
-              </w:rPr>
-              <w:t>NLS-AT: Kết quả chấm của ứng dụng chỉ để tham khảo</w:t>
+              <w:t>AI-NB (Nhận biết): Dùng ứng dụng quay chậm có vạch chuẩn.</w:t>
             </w:r>
           </w:p>
           <w:p>
@@ -6230,33 +5670,7 @@
                 <w:i w:val="0"/>
                 <w:sz w:val="18"/>
               </w:rPr>
-              <w:t>NLS-KT (Cơ bản 2): GV chiếu clip mẫu “Bài tập rèn luyện thăng bằng” và giao cho mỗi tổ một việc quan sát riêng: tổ theo dõi tư thế chân</w:t>
-            </w:r>
-          </w:p>
-          <w:p>
-            <w:pPr>
-              <w:spacing w:after="0"/>
-            </w:pPr>
-            <w:r>
-              <w:rPr>
-                <w:b w:val="0"/>
-                <w:i w:val="0"/>
-                <w:sz w:val="18"/>
-              </w:rPr>
-              <w:t>NLS-GQVĐ (Cơ bản 2): Sau lượt tập đầu, HS đối chiếu động tác của mình với clip, tự nêu một lỗi cần sửa và tự đặt yêu cầu cho lượt tập sau</w:t>
-            </w:r>
-          </w:p>
-          <w:p>
-            <w:pPr>
-              <w:spacing w:after="0"/>
-            </w:pPr>
-            <w:r>
-              <w:rPr>
-                <w:b w:val="0"/>
-                <w:i w:val="0"/>
-                <w:sz w:val="18"/>
-              </w:rPr>
-              <w:t>NLS-AT: Xem clip xong phải cất thiết bị và ra sân, không mang điện thoại vào khu vực tập</w:t>
+              <w:t>NLS-KT (Cơ bản 2): Chiếu clip mẫu “Bài tập rèn luyện thăng bằng” và giao cho mỗi tổ một việc quan sát riêng.</w:t>
             </w:r>
           </w:p>
           <w:p>
@@ -6501,6 +5915,19 @@
                 <w:i w:val="0"/>
                 <w:sz w:val="18"/>
               </w:rPr>
+              <w:t>NLS-GQVĐ (Cơ bản 2): Sau mỗi lượt chơi, GV chiếu bảng kết quả các đội lên tivi.</w:t>
+            </w:r>
+          </w:p>
+          <w:p>
+            <w:pPr>
+              <w:spacing w:after="0"/>
+            </w:pPr>
+            <w:r>
+              <w:rPr>
+                <w:b w:val="0"/>
+                <w:i w:val="0"/>
+                <w:sz w:val="18"/>
+              </w:rPr>
               <w:t>KNS: KN bảo đảm an toàn khi vận động: khởi động kĩ, tập đúng sức, biết dừng khi mệt.</w:t>
             </w:r>
           </w:p>
@@ -6616,45 +6043,6 @@
                 <w:i w:val="0"/>
                 <w:sz w:val="18"/>
               </w:rPr>
-              <w:t>NLS-KT (Cơ bản 2): GV chiếu clip mẫu “Bài tập rèn luyện bật xa tại chỗ” và giao cho mỗi tổ một việc quan sát riêng: tổ theo dõi tư thế chân</w:t>
-            </w:r>
-          </w:p>
-          <w:p>
-            <w:pPr>
-              <w:spacing w:after="0"/>
-            </w:pPr>
-            <w:r>
-              <w:rPr>
-                <w:b w:val="0"/>
-                <w:i w:val="0"/>
-                <w:sz w:val="18"/>
-              </w:rPr>
-              <w:t>NLS-GQVĐ (Cơ bản 2): Sau lượt tập đầu, HS đối chiếu động tác của mình với clip, tự nêu một lỗi cần sửa và tự đặt yêu cầu cho lượt tập sau</w:t>
-            </w:r>
-          </w:p>
-          <w:p>
-            <w:pPr>
-              <w:spacing w:after="0"/>
-            </w:pPr>
-            <w:r>
-              <w:rPr>
-                <w:b w:val="0"/>
-                <w:i w:val="0"/>
-                <w:sz w:val="18"/>
-              </w:rPr>
-              <w:t>NLS-AT: Xem clip xong phải cất thiết bị và ra sân, không mang điện thoại vào khu vực tập</w:t>
-            </w:r>
-          </w:p>
-          <w:p>
-            <w:pPr>
-              <w:spacing w:after="0"/>
-            </w:pPr>
-            <w:r>
-              <w:rPr>
-                <w:b w:val="0"/>
-                <w:i w:val="0"/>
-                <w:sz w:val="18"/>
-              </w:rPr>
               <w:t>KNS: KN bảo đảm an toàn khi vận động: khởi động kĩ, tập đúng sức, biết dừng khi mệt.</w:t>
             </w:r>
           </w:p>
@@ -6772,33 +6160,7 @@
                 <w:i w:val="0"/>
                 <w:sz w:val="18"/>
               </w:rPr>
-              <w:t>NLS-GQVĐ (Cơ bản 2): HS tự điền số liệu của mình vào bảng theo dõi chung của tổ cho phần bật xa tại chỗ (bảng tính trên máy hoặc bảng kẻ sẵn)</w:t>
-            </w:r>
-          </w:p>
-          <w:p>
-            <w:pPr>
-              <w:spacing w:after="0"/>
-            </w:pPr>
-            <w:r>
-              <w:rPr>
-                <w:b w:val="0"/>
-                <w:i w:val="0"/>
-                <w:sz w:val="18"/>
-              </w:rPr>
-              <w:t>NLS-ST (Cơ bản 2): Mỗi tổ chọn 3 ảnh hoặc clip ngắn ghi lại quá trình luyện tập</w:t>
-            </w:r>
-          </w:p>
-          <w:p>
-            <w:pPr>
-              <w:spacing w:after="0"/>
-            </w:pPr>
-            <w:r>
-              <w:rPr>
-                <w:b w:val="0"/>
-                <w:i w:val="0"/>
-                <w:sz w:val="18"/>
-              </w:rPr>
-              <w:t>NLS-AT: Số liệu phải ghi trung thực, không sửa cho đẹp</w:t>
+              <w:t>NLS-ST (Cơ bản 2): Mỗi tổ chọn 3 ảnh hoặc clip ngắn ghi lại quá trình luyện tập, sắp theo thứ tự thời gian.</w:t>
             </w:r>
           </w:p>
           <w:p>
@@ -7273,33 +6635,7 @@
                 <w:i w:val="0"/>
                 <w:sz w:val="18"/>
               </w:rPr>
-              <w:t>NLS-KT (Cơ bản 2): GV chiếu clip mẫu “Bài tập rèn luyện bật cao tại chỗ” và giao cho mỗi tổ một việc quan sát riêng: tổ theo dõi tư thế chân</w:t>
-            </w:r>
-          </w:p>
-          <w:p>
-            <w:pPr>
-              <w:spacing w:after="0"/>
-            </w:pPr>
-            <w:r>
-              <w:rPr>
-                <w:b w:val="0"/>
-                <w:i w:val="0"/>
-                <w:sz w:val="18"/>
-              </w:rPr>
-              <w:t>NLS-GQVĐ (Cơ bản 2): Sau lượt tập đầu, HS đối chiếu động tác của mình với clip, tự nêu một lỗi cần sửa và tự đặt yêu cầu cho lượt tập sau</w:t>
-            </w:r>
-          </w:p>
-          <w:p>
-            <w:pPr>
-              <w:spacing w:after="0"/>
-            </w:pPr>
-            <w:r>
-              <w:rPr>
-                <w:b w:val="0"/>
-                <w:i w:val="0"/>
-                <w:sz w:val="18"/>
-              </w:rPr>
-              <w:t>NLS-AT: Xem clip xong phải cất thiết bị và ra sân, không mang điện thoại vào khu vực tập</w:t>
+              <w:t>NLS-KT (Cơ bản 2): Chiếu clip mẫu “Bài tập rèn luyện bật cao tại chỗ” và giao cho mỗi tổ một việc quan sát riêng.</w:t>
             </w:r>
           </w:p>
         </w:tc>
@@ -7530,6 +6866,7 @@
                 <w:i w:val="0"/>
                 <w:sz w:val="18"/>
               </w:rPr>
+              <w:t>NLS-GQVĐ (Cơ bản 2): Sau mỗi lượt, GV chiếu bảng kết quả các đội.</w:t>
             </w:r>
           </w:p>
         </w:tc>
@@ -7644,33 +6981,6 @@
                 <w:i w:val="0"/>
                 <w:sz w:val="18"/>
               </w:rPr>
-              <w:t>NLS-KT (Cơ bản 2): GV chiếu clip mẫu “Nhảy dây chụm hai chân” và giao cho mỗi tổ một việc quan sát riêng: tổ theo dõi tư thế chân</w:t>
-            </w:r>
-          </w:p>
-          <w:p>
-            <w:pPr>
-              <w:spacing w:after="0"/>
-            </w:pPr>
-            <w:r>
-              <w:rPr>
-                <w:b w:val="0"/>
-                <w:i w:val="0"/>
-                <w:sz w:val="18"/>
-              </w:rPr>
-              <w:t>NLS-GQVĐ (Cơ bản 2): Sau lượt tập đầu, HS đối chiếu động tác của mình với clip, tự nêu một lỗi cần sửa và tự đặt yêu cầu cho lượt tập sau</w:t>
-            </w:r>
-          </w:p>
-          <w:p>
-            <w:pPr>
-              <w:spacing w:after="0"/>
-            </w:pPr>
-            <w:r>
-              <w:rPr>
-                <w:b w:val="0"/>
-                <w:i w:val="0"/>
-                <w:sz w:val="18"/>
-              </w:rPr>
-              <w:t>NLS-AT: Xem clip xong phải cất thiết bị và ra sân, không mang điện thoại vào khu vực tập</w:t>
             </w:r>
           </w:p>
         </w:tc>
@@ -7787,33 +7097,7 @@
                 <w:i w:val="0"/>
                 <w:sz w:val="18"/>
               </w:rPr>
-              <w:t>NLS-GQVĐ (Cơ bản 2): HS làm việc theo tổ với một đồng hồ bấm giờ GV giao: một bạn bấm giờ, một bạn đếm</w:t>
-            </w:r>
-          </w:p>
-          <w:p>
-            <w:pPr>
-              <w:spacing w:after="0"/>
-            </w:pPr>
-            <w:r>
-              <w:rPr>
-                <w:b w:val="0"/>
-                <w:i w:val="0"/>
-                <w:sz w:val="18"/>
-              </w:rPr>
-              <w:t>NLS-GQVĐ (Cơ bản 2): HS so kết quả hôm nay với lần đo trước và tự trả lời vì sao tăng hoặc giảm (tập đều hơn, mệt hơn</w:t>
-            </w:r>
-          </w:p>
-          <w:p>
-            <w:pPr>
-              <w:spacing w:after="0"/>
-            </w:pPr>
-            <w:r>
-              <w:rPr>
-                <w:b w:val="0"/>
-                <w:i w:val="0"/>
-                <w:sz w:val="18"/>
-              </w:rPr>
-              <w:t>NLS-AT: Máy để ở vị trí cố định ngoài khu vực tập, không cầm máy khi đang chạy nhảy</w:t>
+              <w:t>NLS-GQVĐ (Cơ bản 2): HS làm việc theo tổ với một đồng hồ bấm giờ GV giao.</w:t>
             </w:r>
           </w:p>
         </w:tc>
@@ -8275,33 +7559,7 @@
                 <w:i w:val="0"/>
                 <w:sz w:val="18"/>
               </w:rPr>
-              <w:t>NLS-KT (Cơ bản 2): HS xem clip quay từ dưới mặt nước cho bài “an toàn dưới nước và làm quen với nước” — góc quay này cho thấy đường đi của</w:t>
-            </w:r>
-          </w:p>
-          <w:p>
-            <w:pPr>
-              <w:spacing w:after="0"/>
-            </w:pPr>
-            <w:r>
-              <w:rPr>
-                <w:b w:val="0"/>
-                <w:i w:val="0"/>
-                <w:sz w:val="18"/>
-              </w:rPr>
-              <w:t>NLS-KT (Cơ bản 2): HS tra bảng biển báo, cờ hiệu vùng nước nguy hiểm trong tài liệu số GV cung cấp rồi ghép mỗi biển báo với một chỗ nước có</w:t>
-            </w:r>
-          </w:p>
-          <w:p>
-            <w:pPr>
-              <w:spacing w:after="0"/>
-            </w:pPr>
-            <w:r>
-              <w:rPr>
-                <w:b w:val="0"/>
-                <w:i w:val="0"/>
-                <w:sz w:val="18"/>
-              </w:rPr>
-              <w:t>NLS-AT: Học an toàn qua clip không thay được người lớn đi kèm: tuyệt đối không tự ra ao</w:t>
+              <w:t>NLS-KT (Cơ bản 2): Ở phần Kiến thức an toàn dưới nước, GV chiếu trên tivi bộ hình cảnh báo nơi nước sâu, nước xoáy và.</w:t>
             </w:r>
           </w:p>
         </w:tc>
@@ -8416,33 +7674,6 @@
                 <w:i w:val="0"/>
                 <w:sz w:val="18"/>
               </w:rPr>
-              <w:t>NLS-KT (Cơ bản 2): GV chiếu clip mẫu “Động tác chân kiểu bơi ếch (mô phỏng/tập trên cạn)” và giao cho mỗi tổ một việc quan sát riêng: tổ theo dõi tư</w:t>
-            </w:r>
-          </w:p>
-          <w:p>
-            <w:pPr>
-              <w:spacing w:after="0"/>
-            </w:pPr>
-            <w:r>
-              <w:rPr>
-                <w:b w:val="0"/>
-                <w:i w:val="0"/>
-                <w:sz w:val="18"/>
-              </w:rPr>
-              <w:t>NLS-GQVĐ (Cơ bản 2): Sau lượt tập đầu, HS đối chiếu động tác của mình với clip, tự nêu một lỗi cần sửa và tự đặt yêu cầu cho lượt tập sau</w:t>
-            </w:r>
-          </w:p>
-          <w:p>
-            <w:pPr>
-              <w:spacing w:after="0"/>
-            </w:pPr>
-            <w:r>
-              <w:rPr>
-                <w:b w:val="0"/>
-                <w:i w:val="0"/>
-                <w:sz w:val="18"/>
-              </w:rPr>
-              <w:t>NLS-AT: Xem clip xong phải cất thiết bị và ra sân, không mang điện thoại vào khu vực tập</w:t>
             </w:r>
           </w:p>
         </w:tc>
@@ -8559,6 +7790,7 @@
                 <w:i w:val="0"/>
                 <w:sz w:val="18"/>
               </w:rPr>
+              <w:t>NLS-GQVĐ (Cơ bản 2): Ở phần Luyện tập, GV quay lượt tập trên cạn của vài.</w:t>
             </w:r>
           </w:p>
         </w:tc>
@@ -8673,33 +7905,6 @@
                 <w:i w:val="0"/>
                 <w:sz w:val="18"/>
               </w:rPr>
-              <w:t>NLS-KT (Cơ bản 2): GV chiếu clip mẫu “Động tác tay kiểu bơi ếch (mô phỏng/tập trên cạn)” và giao cho mỗi tổ một việc quan sát riêng: tổ theo dõi tư</w:t>
-            </w:r>
-          </w:p>
-          <w:p>
-            <w:pPr>
-              <w:spacing w:after="0"/>
-            </w:pPr>
-            <w:r>
-              <w:rPr>
-                <w:b w:val="0"/>
-                <w:i w:val="0"/>
-                <w:sz w:val="18"/>
-              </w:rPr>
-              <w:t>NLS-GQVĐ (Cơ bản 2): Sau lượt tập đầu, HS đối chiếu động tác của mình với clip, tự nêu một lỗi cần sửa và tự đặt yêu cầu cho lượt tập sau</w:t>
-            </w:r>
-          </w:p>
-          <w:p>
-            <w:pPr>
-              <w:spacing w:after="0"/>
-            </w:pPr>
-            <w:r>
-              <w:rPr>
-                <w:b w:val="0"/>
-                <w:i w:val="0"/>
-                <w:sz w:val="18"/>
-              </w:rPr>
-              <w:t>NLS-AT: Xem clip xong phải cất thiết bị và ra sân, không mang điện thoại vào khu vực tập</w:t>
             </w:r>
           </w:p>
         </w:tc>
@@ -8816,6 +8021,7 @@
                 <w:i w:val="0"/>
                 <w:sz w:val="18"/>
               </w:rPr>
+              <w:t>NLS-KT (Cơ bản 2): Ở phần Ôn động tác tay kiểu bơi ếch, GV chiếu trên tivi video kĩ thuật quay dưới nước, cho chạy chậm.</w:t>
             </w:r>
           </w:p>
         </w:tc>
@@ -8930,33 +8136,6 @@
                 <w:i w:val="0"/>
                 <w:sz w:val="18"/>
               </w:rPr>
-              <w:t>NLS-KT (Cơ bản 2): GV chiếu clip mẫu “Phối hợp trong bơi ếch (mô phỏng/tập trên cạn)” và giao cho mỗi tổ một việc quan sát riêng: tổ theo dõi tư thế</w:t>
-            </w:r>
-          </w:p>
-          <w:p>
-            <w:pPr>
-              <w:spacing w:after="0"/>
-            </w:pPr>
-            <w:r>
-              <w:rPr>
-                <w:b w:val="0"/>
-                <w:i w:val="0"/>
-                <w:sz w:val="18"/>
-              </w:rPr>
-              <w:t>NLS-GQVĐ (Cơ bản 2): Sau lượt tập đầu, HS đối chiếu động tác của mình với clip, tự nêu một lỗi cần sửa và tự đặt yêu cầu cho lượt tập sau</w:t>
-            </w:r>
-          </w:p>
-          <w:p>
-            <w:pPr>
-              <w:spacing w:after="0"/>
-            </w:pPr>
-            <w:r>
-              <w:rPr>
-                <w:b w:val="0"/>
-                <w:i w:val="0"/>
-                <w:sz w:val="18"/>
-              </w:rPr>
-              <w:t>NLS-AT: Xem clip xong phải cất thiết bị và ra sân, không mang điện thoại vào khu vực tập</w:t>
             </w:r>
           </w:p>
         </w:tc>
@@ -9073,6 +8252,7 @@
                 <w:i w:val="0"/>
                 <w:sz w:val="18"/>
               </w:rPr>
+              <w:t>NLS-GQVĐ (Cơ bản 2): Ở phần Luyện tập, GV quay lượt tập của vài.</w:t>
             </w:r>
           </w:p>
         </w:tc>
@@ -9648,33 +8828,7 @@
                 <w:i w:val="0"/>
                 <w:sz w:val="18"/>
               </w:rPr>
-              <w:t>NLS-GQVĐ (Cơ bản 2): HS tự lập nhật kí vận động gắn với các chủ đề đã học trong năm: ghi ngày, nội dung</w:t>
-            </w:r>
-          </w:p>
-          <w:p>
-            <w:pPr>
-              <w:spacing w:after="0"/>
-            </w:pPr>
-            <w:r>
-              <w:rPr>
-                <w:b w:val="0"/>
-                <w:i w:val="0"/>
-                <w:sz w:val="18"/>
-              </w:rPr>
-              <w:t>AI-NB (Cơ bản 2): GV nêu: các ứng dụng và mạng xã hội tự gợi ý clip tập luyện</w:t>
-            </w:r>
-          </w:p>
-          <w:p>
-            <w:pPr>
-              <w:spacing w:after="0"/>
-            </w:pPr>
-            <w:r>
-              <w:rPr>
-                <w:b w:val="0"/>
-                <w:i w:val="0"/>
-                <w:sz w:val="18"/>
-              </w:rPr>
-              <w:t>NLS-AT: Không tự tập theo các bài tập nặng, bài giảm cân, cách nhịn ăn thấy trên mạng</w:t>
+              <w:t>AI-NB (Nhận biết): Nêu: các ứng dụng và mạng xã hội tự gợi ý clip tập luyện, giảm cân cho từng người bằng trí tuệ.</w:t>
             </w:r>
           </w:p>
         </w:tc>

--- a/assets/docs/lop4/Giao duc the chat - Lop 4.docx
+++ b/assets/docs/lop4/Giao duc the chat - Lop 4.docx
@@ -624,7 +624,7 @@
                 <w:i w:val="0"/>
                 <w:sz w:val="18"/>
               </w:rPr>
-              <w:t>NLS-KT (Cơ bản 2): Trước khi ra sân, GV chiếu video kĩ thuật đi đều vòng bên phải trên tivi, tua chậm đoạn người đầu hàng.</w:t>
+              <w:t>Năng lực số 1.1 CB2c: HS nêu được điểm khác nhau giữa cách mình thực hiện “Đi đều vòng bên phải” với động tác mẫu trong clip</w:t>
             </w:r>
           </w:p>
           <w:p>
@@ -869,7 +869,7 @@
                 <w:i w:val="0"/>
                 <w:sz w:val="18"/>
               </w:rPr>
-              <w:t>NLS-ST (Cơ bản 2): Sau khi tập, mỗi tổ vẽ lại sơ đồ đường đi đều vòng bên trái của tổ mình trên bảng con.</w:t>
+              <w:t>Năng lực số 1.1 CB2c: HS đọc được sơ đồ đường di chuyển của “Đi đều vòng bên trái” và dự đoán đúng vị trí tổ mình</w:t>
             </w:r>
           </w:p>
           <w:p>
@@ -1114,7 +1114,7 @@
                 <w:i w:val="0"/>
                 <w:sz w:val="18"/>
               </w:rPr>
-              <w:t>NLS-KT (Cơ bản 2): Chiếu clip mẫu “Đi đều vòng sau” và giao cho mỗi tổ một việc quan sát riêng.</w:t>
+              <w:t>Năng lực số 1.1 CB2c: HS nêu được điểm khác nhau giữa cách mình thực hiện “Đi đều vòng sau” với động tác mẫu trong clip</w:t>
             </w:r>
           </w:p>
           <w:p>
@@ -1242,6 +1242,19 @@
                 <w:i w:val="0"/>
                 <w:sz w:val="18"/>
               </w:rPr>
+              <w:t>Năng lực số 1.1 CB2c: HS đọc được sơ đồ đường di chuyển của “Đi đều vòng bên trái” và dự đoán đúng vị trí tổ mình</w:t>
+            </w:r>
+          </w:p>
+          <w:p>
+            <w:pPr>
+              <w:spacing w:after="0"/>
+            </w:pPr>
+            <w:r>
+              <w:rPr>
+                <w:b w:val="0"/>
+                <w:i w:val="0"/>
+                <w:sz w:val="18"/>
+              </w:rPr>
               <w:t>KNS: KN hợp tác và tuân thủ luật chơi; thắng không kiêu, thua không nản.</w:t>
             </w:r>
           </w:p>
@@ -1474,6 +1487,19 @@
                 <w:i w:val="0"/>
                 <w:sz w:val="18"/>
               </w:rPr>
+              <w:t>NLS: Năng lực số 2.5 CB2a: HS xin phép bạn trước khi chiếu clip và tự xoá clip sau tiết học</w:t>
+            </w:r>
+          </w:p>
+          <w:p>
+            <w:pPr>
+              <w:spacing w:after="0"/>
+            </w:pPr>
+            <w:r>
+              <w:rPr>
+                <w:b w:val="0"/>
+                <w:i w:val="0"/>
+                <w:sz w:val="18"/>
+              </w:rPr>
               <w:t>KNS: KN hợp tác và tuân thủ luật chơi; thắng không kiêu, thua không nản.</w:t>
             </w:r>
           </w:p>
@@ -1591,7 +1617,7 @@
                 <w:i w:val="0"/>
                 <w:sz w:val="18"/>
               </w:rPr>
-              <w:t>NLS-GQVĐ (Cơ bản 2): Sau lượt tập đầu, HS đối chiếu động tác của mình với clip, tự nêu một lỗi cần sửa.</w:t>
+              <w:t>Năng lực số 1.1 CB2c: HS nêu được điểm khác nhau giữa cách mình thực hiện “Động tác vươn thở và động tác tay với vòng” với động tác mẫu trong clip</w:t>
             </w:r>
           </w:p>
           <w:p>
@@ -1836,7 +1862,7 @@
                 <w:i w:val="0"/>
                 <w:sz w:val="18"/>
               </w:rPr>
-              <w:t>NLS-KT (Cơ bản 2): Chiếu clip mẫu “Động tác lườn và động tác lưng – bụng với vòng” và giao cho mỗi tổ một việc quan sát riêng.</w:t>
+              <w:t>Năng lực số 1.1 CB2c: HS nêu được điểm khác nhau giữa cách mình thực hiện “Đi đều vòng sau” với động tác mẫu trong clip</w:t>
             </w:r>
           </w:p>
           <w:p>
@@ -2209,6 +2235,19 @@
                 <w:i w:val="0"/>
                 <w:sz w:val="18"/>
               </w:rPr>
+              <w:t>Năng lực số 3.2 CB2a: HS quay và xem chậm được clip mình thực hiện “Hoàn thiện bài thể dục với vòng”, tự chỉ ra lỗi của mình và của bạn</w:t>
+            </w:r>
+          </w:p>
+          <w:p>
+            <w:pPr>
+              <w:spacing w:after="0"/>
+            </w:pPr>
+            <w:r>
+              <w:rPr>
+                <w:b w:val="0"/>
+                <w:i w:val="0"/>
+                <w:sz w:val="18"/>
+              </w:rPr>
               <w:t>KNS: KN hợp tác và tuân thủ luật chơi; thắng không kiêu, thua không nản.</w:t>
             </w:r>
           </w:p>
@@ -2326,7 +2365,7 @@
                 <w:i w:val="0"/>
                 <w:sz w:val="18"/>
               </w:rPr>
-              <w:t>NLS-GQVĐ (Cơ bản 2): HS làm việc theo tổ với một đồng hồ bấm giờ GV giao.</w:t>
+              <w:t>Năng lực số 1.1 CB2c: HS nêu được điểm khác nhau giữa cách mình thực hiện “Động tác vươn thở và động tác tay với vòng” với động tác mẫu trong clip</w:t>
             </w:r>
           </w:p>
         </w:tc>
@@ -2557,6 +2596,7 @@
                 <w:i w:val="0"/>
                 <w:sz w:val="18"/>
               </w:rPr>
+              <w:t>Năng lực số 1.1 CB2c: HS nêu được điểm khác nhau giữa cách mình thực hiện “Động tác lườn và động tác lưng; bụng với vòng” với động tác mẫu trong clip</w:t>
             </w:r>
           </w:p>
         </w:tc>
@@ -2787,6 +2827,7 @@
                 <w:i w:val="0"/>
                 <w:sz w:val="18"/>
               </w:rPr>
+              <w:t>Năng lực số 5.2 CB2b: HS điền và đọc được bảng theo dõi phần đội hình đội ngũ và bài thể dục với vòng, tự xác định nội dung cần cố gắng thêm</w:t>
             </w:r>
           </w:p>
         </w:tc>
@@ -3017,7 +3058,7 @@
                 <w:i w:val="0"/>
                 <w:sz w:val="18"/>
               </w:rPr>
-              <w:t>NLS-KT (Cơ bản 2): Chiếu clip mẫu “Các động tác làm tăng khả năng điều khiển bóng” và giao cho mỗi tổ một việc quan sát riêng.</w:t>
+              <w:t>Năng lực số 3.2 CB2a: HS quay và xem chậm được clip mình thực hiện “Hoàn thiện bài thể dục với vòng”, tự chỉ ra lỗi của mình và của bạn</w:t>
             </w:r>
           </w:p>
         </w:tc>
@@ -3075,7 +3116,7 @@
                 <w:i w:val="0"/>
                 <w:sz w:val="20"/>
               </w:rPr>
-              <w:t>Ôn tập, kiểm tra, đánh giá</w:t>
+              <w:t>Ôn tập, đánh giá</w:t>
             </w:r>
           </w:p>
         </w:tc>
@@ -3133,6 +3174,7 @@
                 <w:i w:val="0"/>
                 <w:sz w:val="18"/>
               </w:rPr>
+              <w:t>Năng lực số 5.2 CB2b: HS điền và đọc được bảng theo dõi phần đội hình đội ngũ và bài thể dục với vòng, tự xác định nội dung cần cố gắng thêm</w:t>
             </w:r>
           </w:p>
         </w:tc>
@@ -3249,7 +3291,7 @@
                 <w:i w:val="0"/>
                 <w:sz w:val="18"/>
               </w:rPr>
-              <w:t>NLS-ST (Cơ bản 2): HS làm việc theo cặp với một máy GV giao cho mỗi tổ.</w:t>
+              <w:t>Năng lực số 1.1 CB2c: HS nêu được điểm khác nhau giữa cách mình thực hiện “Bài tập rèn luyện thăng bằng” với động tác mẫu trong clip</w:t>
             </w:r>
           </w:p>
           <w:p>
@@ -3622,6 +3664,19 @@
                 <w:i w:val="0"/>
                 <w:sz w:val="18"/>
               </w:rPr>
+              <w:t>Năng lực số 1.1 CB2c: HS nêu được điểm khác nhau giữa cách mình thực hiện “Động tác tại chỗ dẫn bóng” với động tác mẫu trong clip</w:t>
+            </w:r>
+          </w:p>
+          <w:p>
+            <w:pPr>
+              <w:spacing w:after="0"/>
+            </w:pPr>
+            <w:r>
+              <w:rPr>
+                <w:b w:val="0"/>
+                <w:i w:val="0"/>
+                <w:sz w:val="18"/>
+              </w:rPr>
               <w:t>KNS: KN bảo đảm an toàn khi vận động: khởi động kĩ, tập đúng sức, biết dừng khi mệt.</w:t>
             </w:r>
           </w:p>
@@ -3739,7 +3794,7 @@
                 <w:i w:val="0"/>
                 <w:sz w:val="18"/>
               </w:rPr>
-              <w:t>NLS-ST (Cơ bản 2): Sau khi tập.</w:t>
+              <w:t>Năng lực số 1.1 CB2c: HS đọc được sơ đồ đường di chuyển của “Dẫn bóng theo hình chữ V, dẫn bóng vượt chướng ngại vật” và dự đoán đúng vị trí tổ mình</w:t>
             </w:r>
           </w:p>
           <w:p>
@@ -3984,6 +4039,19 @@
                 <w:i w:val="0"/>
                 <w:sz w:val="18"/>
               </w:rPr>
+              <w:t>Năng lực số 1.1 CB2c: HS nêu được điểm khác nhau giữa cách mình thực hiện “Bài tập rèn luyện bật xa tại chỗ” với động tác mẫu trong clip</w:t>
+            </w:r>
+          </w:p>
+          <w:p>
+            <w:pPr>
+              <w:spacing w:after="0"/>
+            </w:pPr>
+            <w:r>
+              <w:rPr>
+                <w:b w:val="0"/>
+                <w:i w:val="0"/>
+                <w:sz w:val="18"/>
+              </w:rPr>
               <w:t>KNS: KN bảo đảm an toàn khi vận động: khởi động kĩ, tập đúng sức, biết dừng khi mệt.</w:t>
             </w:r>
           </w:p>
@@ -4099,6 +4167,19 @@
                 <w:i w:val="0"/>
                 <w:sz w:val="18"/>
               </w:rPr>
+              <w:t>Năng lực số 5.2 CB2b: HS điền và đọc được bảng theo dõi phần bật xa tại chỗ, tự xác định nội dung cần cố gắng thêm</w:t>
+            </w:r>
+          </w:p>
+          <w:p>
+            <w:pPr>
+              <w:spacing w:after="0"/>
+            </w:pPr>
+            <w:r>
+              <w:rPr>
+                <w:b w:val="0"/>
+                <w:i w:val="0"/>
+                <w:sz w:val="18"/>
+              </w:rPr>
               <w:t>KNS: KN bảo đảm an toàn khi vận động: khởi động kĩ, tập đúng sức, biết dừng khi mệt.</w:t>
             </w:r>
           </w:p>
@@ -4448,7 +4529,7 @@
                 <w:i w:val="0"/>
                 <w:sz w:val="18"/>
               </w:rPr>
-              <w:t>NLS-KT (Cơ bản 2): Chiếu clip mẫu “Động tác chuyền, bắt bóng bật đất bằng hai tay trước ngực” và giao cho mỗi tổ một việc quan sát riêng.</w:t>
+              <w:t>Năng lực số 1.1 CB2c: HS nêu được điểm khác nhau giữa cách mình thực hiện “Động tác chuyền, bắt bóng bật đất bằng hai tay trước ngực” với động tác mẫu trong clip</w:t>
             </w:r>
           </w:p>
           <w:p>
@@ -4635,7 +4716,7 @@
                 <w:i w:val="0"/>
                 <w:sz w:val="20"/>
               </w:rPr>
-              <w:t>Ôn tập, kiểm tra, đánh giá</w:t>
+              <w:t>Ôn tập, đánh giá</w:t>
             </w:r>
           </w:p>
         </w:tc>
@@ -4808,6 +4889,7 @@
                 <w:i w:val="0"/>
                 <w:sz w:val="18"/>
               </w:rPr>
+              <w:t>Năng lực số 5.2 CB2b: HS điền và đọc được bảng theo dõi phần hệ thống đội hình đội ngũ, bài thể dục với vòng và bóng rổ, tự xác định nội dung cần cố gắng thêm</w:t>
             </w:r>
           </w:p>
         </w:tc>
@@ -4948,7 +5030,7 @@
                 <w:i w:val="0"/>
                 <w:sz w:val="18"/>
               </w:rPr>
-              <w:t>NLS-KT (Cơ bản 2): Chiếu clip mẫu “Động tác ném rổ bằng một tay trên vai” và giao cho mỗi tổ một việc quan sát riêng.</w:t>
+              <w:t>Năng lực số 1.1 CB2c: HS nêu được điểm khác nhau giữa cách mình thực hiện “Bài tập rèn luyện bật xa tại chỗ” với động tác mẫu trong clip</w:t>
             </w:r>
           </w:p>
           <w:p>
@@ -5321,6 +5403,19 @@
                 <w:i w:val="0"/>
                 <w:sz w:val="18"/>
               </w:rPr>
+              <w:t>NLS: Năng lực số 6.1 CB2a: HS đọc được nhận xét của ứng dụng về “Ôn ném rổ một tay trên vai</w:t>
+            </w:r>
+          </w:p>
+          <w:p>
+            <w:pPr>
+              <w:spacing w:after="0"/>
+            </w:pPr>
+            <w:r>
+              <w:rPr>
+                <w:b w:val="0"/>
+                <w:i w:val="0"/>
+                <w:sz w:val="18"/>
+              </w:rPr>
               <w:t>KNS: KN bảo đảm an toàn khi vận động: khởi động kĩ, tập đúng sức, biết dừng khi mệt.</w:t>
             </w:r>
           </w:p>
@@ -5438,6 +5533,19 @@
                 <w:i w:val="0"/>
                 <w:sz w:val="18"/>
               </w:rPr>
+              <w:t>Năng lực số 1.1 CB2c: HS tra và ghi được 3 điều luật liên quan đến “bóng rổ”, nêu rõ lấy từ nguồn nào</w:t>
+            </w:r>
+          </w:p>
+          <w:p>
+            <w:pPr>
+              <w:spacing w:after="0"/>
+            </w:pPr>
+            <w:r>
+              <w:rPr>
+                <w:b w:val="0"/>
+                <w:i w:val="0"/>
+                <w:sz w:val="18"/>
+              </w:rPr>
               <w:t>KNS: KN bảo đảm an toàn khi vận động: khởi động kĩ, tập đúng sức, biết dừng khi mệt.</w:t>
             </w:r>
           </w:p>
@@ -5670,7 +5778,7 @@
                 <w:i w:val="0"/>
                 <w:sz w:val="18"/>
               </w:rPr>
-              <w:t>NLS-KT (Cơ bản 2): Chiếu clip mẫu “Bài tập rèn luyện thăng bằng” và giao cho mỗi tổ một việc quan sát riêng.</w:t>
+              <w:t>Năng lực số 1.1 CB2c: HS nêu được điểm khác nhau giữa cách mình thực hiện “Bài tập rèn luyện thăng bằng” với động tác mẫu trong clip</w:t>
             </w:r>
           </w:p>
           <w:p>
@@ -6043,6 +6151,19 @@
                 <w:i w:val="0"/>
                 <w:sz w:val="18"/>
               </w:rPr>
+              <w:t>Năng lực số 1.1 CB2c: HS nêu được điểm khác nhau giữa cách mình thực hiện “Bài tập rèn luyện bật xa tại chỗ” với động tác mẫu trong clip</w:t>
+            </w:r>
+          </w:p>
+          <w:p>
+            <w:pPr>
+              <w:spacing w:after="0"/>
+            </w:pPr>
+            <w:r>
+              <w:rPr>
+                <w:b w:val="0"/>
+                <w:i w:val="0"/>
+                <w:sz w:val="18"/>
+              </w:rPr>
               <w:t>KNS: KN bảo đảm an toàn khi vận động: khởi động kĩ, tập đúng sức, biết dừng khi mệt.</w:t>
             </w:r>
           </w:p>
@@ -6160,7 +6281,7 @@
                 <w:i w:val="0"/>
                 <w:sz w:val="18"/>
               </w:rPr>
-              <w:t>NLS-ST (Cơ bản 2): Mỗi tổ chọn 3 ảnh hoặc clip ngắn ghi lại quá trình luyện tập, sắp theo thứ tự thời gian.</w:t>
+              <w:t>Năng lực số 5.2 CB2b: HS điền và đọc được bảng theo dõi phần bật xa tại chỗ, tự xác định nội dung cần cố gắng thêm</w:t>
             </w:r>
           </w:p>
           <w:p>
@@ -6405,6 +6526,7 @@
                 <w:i w:val="0"/>
                 <w:sz w:val="18"/>
               </w:rPr>
+              <w:t>Năng lực số 1.1 CB2c: HS nêu được điểm khác nhau giữa cách mình thực hiện “Các động tác làm tăng khả năng điều khiển bóng” với động tác mẫu trong clip</w:t>
             </w:r>
           </w:p>
         </w:tc>
@@ -6635,7 +6757,7 @@
                 <w:i w:val="0"/>
                 <w:sz w:val="18"/>
               </w:rPr>
-              <w:t>NLS-KT (Cơ bản 2): Chiếu clip mẫu “Bài tập rèn luyện bật cao tại chỗ” và giao cho mỗi tổ một việc quan sát riêng.</w:t>
+              <w:t>Năng lực số 1.1 CB2c: HS nêu được điểm khác nhau giữa cách mình thực hiện “Bài tập rèn luyện bật cao tại chỗ” với động tác mẫu trong clip</w:t>
             </w:r>
           </w:p>
         </w:tc>
@@ -6981,6 +7103,7 @@
                 <w:i w:val="0"/>
                 <w:sz w:val="18"/>
               </w:rPr>
+              <w:t>Năng lực số 1.1 CB2c: HS đọc được sơ đồ đường di chuyển của “Dẫn bóng theo hình chữ V, dẫn bóng vượt chướng ngại vật” và dự đoán đúng vị trí tổ mình</w:t>
             </w:r>
           </w:p>
         </w:tc>
@@ -7212,6 +7335,7 @@
                 <w:i w:val="0"/>
                 <w:sz w:val="18"/>
               </w:rPr>
+              <w:t>Năng lực số 5.2 CB2b: HS bấm giờ, đếm và ghi được số liệu buổi tập “nhảy dây theo nhịp” của tổ mình</w:t>
             </w:r>
           </w:p>
         </w:tc>
@@ -7328,6 +7452,7 @@
                 <w:i w:val="0"/>
                 <w:sz w:val="18"/>
               </w:rPr>
+              <w:t>Năng lực số 5.2 CB2b: HS điền và đọc được bảng theo dõi phần các kĩ năng vận động cơ bản của chủ đề, tự xác định nội dung cần cố gắng thêm</w:t>
             </w:r>
           </w:p>
         </w:tc>
@@ -7385,7 +7510,7 @@
                 <w:i w:val="0"/>
                 <w:sz w:val="20"/>
               </w:rPr>
-              <w:t>Ôn tập, kiểm tra, đánh giá</w:t>
+              <w:t>Ôn tập, đánh giá</w:t>
             </w:r>
           </w:p>
         </w:tc>
@@ -7443,6 +7568,7 @@
                 <w:i w:val="0"/>
                 <w:sz w:val="18"/>
               </w:rPr>
+              <w:t>Năng lực số 5.2 CB2b: HS điền và đọc được bảng theo dõi phần bóng rổ, thăng bằng và bật xa, tự xác định nội dung cần cố gắng thêm</w:t>
             </w:r>
           </w:p>
         </w:tc>
@@ -7559,7 +7685,7 @@
                 <w:i w:val="0"/>
                 <w:sz w:val="18"/>
               </w:rPr>
-              <w:t>NLS-KT (Cơ bản 2): Ở phần Kiến thức an toàn dưới nước, GV chiếu trên tivi bộ hình cảnh báo nơi nước sâu, nước xoáy và.</w:t>
+              <w:t>Năng lực số 1.1 CB2c: HS nêu được điểm khác nhau giữa cách mình thực hiện “Động tác chuyền, bắt bóng bật đất bằng hai tay trước ngực” với động tác mẫu trong clip</w:t>
             </w:r>
           </w:p>
         </w:tc>
@@ -7905,6 +8031,7 @@
                 <w:i w:val="0"/>
                 <w:sz w:val="18"/>
               </w:rPr>
+              <w:t>Năng lực số 5.1 CB2a: HS nêu được điểm khác nhau giữa cách mình thực hiện “Động tác tay kiểu bơi ếch (mô phỏng/tập trên cạn)” với động tác mẫu trong clip</w:t>
             </w:r>
           </w:p>
         </w:tc>
@@ -8021,7 +8148,7 @@
                 <w:i w:val="0"/>
                 <w:sz w:val="18"/>
               </w:rPr>
-              <w:t>NLS-KT (Cơ bản 2): Ở phần Ôn động tác tay kiểu bơi ếch, GV chiếu trên tivi video kĩ thuật quay dưới nước, cho chạy chậm.</w:t>
+              <w:t>Năng lực số 1.1 CB2c: HS nêu được điểm khác nhau giữa cách mình thực hiện “Động tác ném rổ bằng một tay trên vai” với động tác mẫu trong clip</w:t>
             </w:r>
           </w:p>
         </w:tc>
@@ -8367,6 +8494,7 @@
                 <w:i w:val="0"/>
                 <w:sz w:val="18"/>
               </w:rPr>
+              <w:t>Năng lực số 1.1 CB2c: HS mô tả được đường đi của tay, chân trong “bơi ếch và an toàn dưới nước” nhờ clip quay dưới mặt nước</w:t>
             </w:r>
           </w:p>
         </w:tc>
@@ -8483,6 +8611,7 @@
                 <w:i w:val="0"/>
                 <w:sz w:val="18"/>
               </w:rPr>
+              <w:t>Năng lực số 5.2 CB2b: HS điền và đọc được bảng theo dõi phần hệ thống các chủ đề đã học, tự xác định nội dung cần cố gắng thêm</w:t>
             </w:r>
           </w:p>
         </w:tc>
@@ -8540,7 +8669,7 @@
                 <w:i w:val="0"/>
                 <w:sz w:val="20"/>
               </w:rPr>
-              <w:t>Ôn tập, kiểm tra, đánh giá</w:t>
+              <w:t>Ôn tập, đánh giá</w:t>
             </w:r>
           </w:p>
         </w:tc>
@@ -8656,7 +8785,7 @@
                 <w:i w:val="0"/>
                 <w:sz w:val="20"/>
               </w:rPr>
-              <w:t>Ôn tập, kiểm tra, đánh giá</w:t>
+              <w:t>Ôn tập, đánh giá</w:t>
             </w:r>
           </w:p>
         </w:tc>
@@ -8828,7 +8957,7 @@
                 <w:i w:val="0"/>
                 <w:sz w:val="18"/>
               </w:rPr>
-              <w:t>AI-NB (Nhận biết): Nêu: các ứng dụng và mạng xã hội tự gợi ý clip tập luyện, giảm cân cho từng người bằng trí tuệ.</w:t>
+              <w:t>Năng lực số 5.2 CB2b: HS lập được nhật kí vận động gắn với các chủ đề đã học trong năm và tự điều chỉnh kế hoạch sau một tuần</w:t>
             </w:r>
           </w:p>
         </w:tc>

--- a/assets/docs/lop4/Giao duc the chat - Lop 4.docx
+++ b/assets/docs/lop4/Giao duc the chat - Lop 4.docx
@@ -752,6 +752,19 @@
                 <w:i w:val="0"/>
                 <w:sz w:val="18"/>
               </w:rPr>
+              <w:t>Năng lực số Miền 1 (Cơ bản, bậc 2): GV chiếu video kĩ thuật đi đều vòng bên phải trên tivi ở phần hình thành kiến thức của bài “Đi đều vòng bên phải (Tiết 2)”, tua chậm đoạn chuyển hướng</w:t>
+            </w:r>
+          </w:p>
+          <w:p>
+            <w:pPr>
+              <w:spacing w:after="0"/>
+            </w:pPr>
+            <w:r>
+              <w:rPr>
+                <w:b w:val="0"/>
+                <w:i w:val="0"/>
+                <w:sz w:val="18"/>
+              </w:rPr>
               <w:t>KNS: KN hợp tác và tuân thủ luật chơi; thắng không kiêu, thua không nản.</w:t>
             </w:r>
           </w:p>
@@ -1745,6 +1758,32 @@
                 <w:i w:val="0"/>
                 <w:sz w:val="18"/>
               </w:rPr>
+              <w:t>Năng lực số Miền 1 (Cơ bản, bậc 2): GV chiếu video mẫu động tác chân với vòng của chủ đề Bài tập thể dục, cho chạy chậm và dừng hình ở nhịp khuỵu gối và nhịp đưa vòng; HS tự chấm theo ba tiêu chí chiếu sẵn là đúng nhịp, đủ biên độ, giữ vòng chắc</w:t>
+            </w:r>
+          </w:p>
+          <w:p>
+            <w:pPr>
+              <w:spacing w:after="0"/>
+            </w:pPr>
+            <w:r>
+              <w:rPr>
+                <w:b w:val="0"/>
+                <w:i w:val="0"/>
+                <w:sz w:val="18"/>
+              </w:rPr>
+              <w:t>NLS: Năng lực số Miền 5 (Cơ bản, bậc 2): GV quay một lượt tập của từng tổ rồi chiếu lại</w:t>
+            </w:r>
+          </w:p>
+          <w:p>
+            <w:pPr>
+              <w:spacing w:after="0"/>
+            </w:pPr>
+            <w:r>
+              <w:rPr>
+                <w:b w:val="0"/>
+                <w:i w:val="0"/>
+                <w:sz w:val="18"/>
+              </w:rPr>
               <w:t>KNS: KN hợp tác và tuân thủ luật chơi; thắng không kiêu, thua không nản.</w:t>
             </w:r>
           </w:p>
@@ -2107,7 +2146,20 @@
                 <w:i w:val="0"/>
                 <w:sz w:val="18"/>
               </w:rPr>
-              <w:t>NLS-GQVĐ (Cơ bản 2): Quay một lượt tập của từng tổ.</w:t>
+              <w:t>Năng lực số Miền 1 (Cơ bản, bậc 2): GV chiếu video mẫu động tác nhảy và động tác điều hoà với vòng, cho chạy chậm và dừng hình ở nhịp bật nhảy, nhịp thả lỏng; HS tự chấm theo tiêu chí chiếu sẵn là bật đúng nhịp, tiếp đất êm, thả lỏng đủ chậm</w:t>
+            </w:r>
+          </w:p>
+          <w:p>
+            <w:pPr>
+              <w:spacing w:after="0"/>
+            </w:pPr>
+            <w:r>
+              <w:rPr>
+                <w:b w:val="0"/>
+                <w:i w:val="0"/>
+                <w:sz w:val="18"/>
+              </w:rPr>
+              <w:t>NLS: Năng lực số Miền 5 (Cơ bản, bậc 2): GV quay một lượt tập của từng tổ rồi chiếu lại</w:t>
             </w:r>
           </w:p>
           <w:p>
@@ -2480,6 +2532,20 @@
                 <w:i w:val="0"/>
                 <w:sz w:val="18"/>
               </w:rPr>
+              <w:t>Năng lực số Miền 1 (Cơ bản, bậc 2): GV chiếu video mẫu động tác chân với vòng của chủ đề Bài tập thể dục, cho chạy chậm và dừng hình ở nhịp khuỵu gối và nhịp đưa vòng; HS tự chấm theo ba tiêu chí chiếu sẵn là đúng nhịp, đủ biên độ, giữ vòng chắc</w:t>
+            </w:r>
+          </w:p>
+          <w:p>
+            <w:pPr>
+              <w:spacing w:after="0"/>
+            </w:pPr>
+            <w:r>
+              <w:rPr>
+                <w:b w:val="0"/>
+                <w:i w:val="0"/>
+                <w:sz w:val="18"/>
+              </w:rPr>
+              <w:t>NLS: Năng lực số Miền 5 (Cơ bản, bậc 2): GV quay một lượt tập của từng tổ rồi chiếu lại</w:t>
             </w:r>
           </w:p>
         </w:tc>
@@ -2711,6 +2777,20 @@
                 <w:i w:val="0"/>
                 <w:sz w:val="18"/>
               </w:rPr>
+              <w:t>Năng lực số Miền 1 (Cơ bản, bậc 2): GV chiếu video mẫu động tác toàn thân với vòng, cho chạy chậm và dừng hình ở nhịp gập thân, nhịp bật nhảy để HS thấy rõ trình tự phối hợp tay, thân, chân; HS tự chấm theo tiêu chí chiếu sẵn là đúng trình tự, đủ biên độ, giữ nhịp chung</w:t>
+            </w:r>
+          </w:p>
+          <w:p>
+            <w:pPr>
+              <w:spacing w:after="0"/>
+            </w:pPr>
+            <w:r>
+              <w:rPr>
+                <w:b w:val="0"/>
+                <w:i w:val="0"/>
+                <w:sz w:val="18"/>
+              </w:rPr>
+              <w:t>NLS: Năng lực số Miền 5 (Cơ bản, bậc 2): GV quay một lượt tập của từng tổ rồi chiếu lại</w:t>
             </w:r>
           </w:p>
         </w:tc>
@@ -2942,6 +3022,20 @@
                 <w:i w:val="0"/>
                 <w:sz w:val="18"/>
               </w:rPr>
+              <w:t>Năng lực số Miền 1 (Cơ bản, bậc 2): GV chiếu video mẫu động tác nhảy và động tác điều hoà với vòng, cho chạy chậm và dừng hình ở nhịp bật nhảy, nhịp thả lỏng; HS tự chấm theo tiêu chí chiếu sẵn là bật đúng nhịp, tiếp đất êm, thả lỏng đủ chậm</w:t>
+            </w:r>
+          </w:p>
+          <w:p>
+            <w:pPr>
+              <w:spacing w:after="0"/>
+            </w:pPr>
+            <w:r>
+              <w:rPr>
+                <w:b w:val="0"/>
+                <w:i w:val="0"/>
+                <w:sz w:val="18"/>
+              </w:rPr>
+              <w:t>NLS: Năng lực số Miền 5 (Cơ bản, bậc 2): GV quay một lượt tập của từng tổ rồi chiếu lại</w:t>
             </w:r>
           </w:p>
         </w:tc>
@@ -3419,6 +3513,19 @@
                 <w:i w:val="0"/>
                 <w:sz w:val="18"/>
               </w:rPr>
+              <w:t>Năng lực số Miền 1 (Cơ bản, bậc 2): Ở phần Hình thành kiến thức bài ôn và nâng cao bài tập thăng bằng, GV chiếu trên tivi video kĩ thuật, cho chạy chậm và dừng ở tư thế dang tay; Năng lực số Miền 5 (Cơ bản, bậc 2): Ở phần Luyện tập, GV quay lượt tập của vài HS rồi chiếu chậm; cả nhóm cùng chỉ ra lỗi hay gặp như cúi đầu nhìn chân, tay buông xuôi</w:t>
+            </w:r>
+          </w:p>
+          <w:p>
+            <w:pPr>
+              <w:spacing w:after="0"/>
+            </w:pPr>
+            <w:r>
+              <w:rPr>
+                <w:b w:val="0"/>
+                <w:i w:val="0"/>
+                <w:sz w:val="18"/>
+              </w:rPr>
               <w:t>KNS: KN bảo đảm an toàn khi vận động: khởi động kĩ, tập đúng sức, biết dừng khi mệt.</w:t>
             </w:r>
           </w:p>
@@ -3536,7 +3643,7 @@
                 <w:i w:val="0"/>
                 <w:sz w:val="18"/>
               </w:rPr>
-              <w:t>NLS-KT (Cơ bản 2): Chiếu clip mẫu “Động tác tại chỗ dẫn bóng” và giao cho mỗi tổ một việc quan sát riêng.</w:t>
+              <w:t>Năng lực số Miền 1 (Cơ bản, bậc 2): Ở phần bài tập bổ trợ thăng bằng, GV chiếu trên tivi sơ đồ sân chơi nhìn từ trên xuống kèm mũi tên chỉ đường di chuyển của từng đội; Năng lực số Miền 5 (Cơ bản, bậc 2): Sau mỗi lượt chơi, GV chiếu bảng kết quả các đội lên tivi kèm số lần mất thăng bằng; các nhóm nhìn bảng để tìm ra mình hay ngã ở đoạn nào và bàn…</w:t>
             </w:r>
           </w:p>
           <w:p>
@@ -4291,6 +4398,19 @@
               <w:spacing w:after="0"/>
             </w:pPr>
             <w:r/>
+            <w:r>
+              <w:rPr>
+                <w:b w:val="0"/>
+                <w:i w:val="0"/>
+                <w:sz w:val="18"/>
+              </w:rPr>
+              <w:t>Năng lực số Miền 1 (Cơ bản, bậc 2): Ở phần bài tập bổ trợ bật xa, GV chiếu trên tivi video kĩ thuật, cho chạy chậm và dừng ở chỗ khuỵu gối lấy đà, đánh tay và tiếp đất bằng hai chân; Năng lực số Miền 5 (Cơ bản, bậc 2): Ở phần Luyện tập, GV chiếu bảng thành tích bật xa của các nhóm lên tivi sau mỗi lượt; các nhóm nhìn bảng để thấy mình tiến bộ bao nhiêu và bàn cách lấy…</w:t>
+            </w:r>
+          </w:p>
+          <w:p>
+            <w:pPr>
+              <w:spacing w:after="0"/>
+            </w:pPr>
             <w:r>
               <w:rPr>
                 <w:b w:val="0"/>
@@ -5158,6 +5278,19 @@
                 <w:i w:val="0"/>
                 <w:sz w:val="18"/>
               </w:rPr>
+              <w:t>Năng lực số Miền 1 (Cơ bản, bậc 2): Ở phần Hình thành kiến thức bài ôn và nâng cao bài tập thăng bằng, GV chiếu trên tivi video kĩ thuật, cho chạy chậm và dừng ở tư thế dang tay; Năng lực số Miền 5 (Cơ bản, bậc 2): Ở phần Luyện tập, GV quay lượt tập của vài HS rồi chiếu chậm; cả nhóm cùng chỉ ra lỗi hay gặp như cúi đầu nhìn chân, tay buông xuôi</w:t>
+            </w:r>
+          </w:p>
+          <w:p>
+            <w:pPr>
+              <w:spacing w:after="0"/>
+            </w:pPr>
+            <w:r>
+              <w:rPr>
+                <w:b w:val="0"/>
+                <w:i w:val="0"/>
+                <w:sz w:val="18"/>
+              </w:rPr>
               <w:t>KNS: KN bảo đảm an toàn khi vận động: khởi động kĩ, tập đúng sức, biết dừng khi mệt.</w:t>
             </w:r>
           </w:p>
@@ -5275,7 +5408,7 @@
                 <w:i w:val="0"/>
                 <w:sz w:val="18"/>
               </w:rPr>
-              <w:t>AI-NB (Nhận biết): Dùng ứng dụng quay chậm có vạch chuẩn.</w:t>
+              <w:t>Năng lực số Miền 1 (Cơ bản, bậc 2): Ở phần bài tập bổ trợ bật xa, GV chiếu trên tivi video kĩ thuật, cho chạy chậm và dừng ở chỗ khuỵu gối lấy đà, đánh tay và tiếp đất bằng hai chân; Năng lực số Miền 5 (Cơ bản, bậc 2): Ở phần Luyện tập, GV chiếu bảng thành tích bật xa của các nhóm lên tivi sau mỗi lượt; các nhóm nhìn bảng để thấy mình tiến bộ bao nhiêu và bàn cách lấy…</w:t>
             </w:r>
           </w:p>
           <w:p>
@@ -5906,6 +6039,19 @@
                 <w:i w:val="0"/>
                 <w:sz w:val="18"/>
               </w:rPr>
+              <w:t>Năng lực số Miền 1 (Cơ bản, bậc 2): Ở phần Hình thành kiến thức bài ôn và nâng cao bài tập thăng bằng, GV chiếu trên tivi video kĩ thuật, cho chạy chậm và dừng ở tư thế dang tay; Năng lực số Miền 5 (Cơ bản, bậc 2): Ở phần Luyện tập, GV quay lượt tập của vài HS rồi chiếu chậm; cả nhóm cùng chỉ ra lỗi hay gặp như cúi đầu nhìn chân, tay buông xuôi</w:t>
+            </w:r>
+          </w:p>
+          <w:p>
+            <w:pPr>
+              <w:spacing w:after="0"/>
+            </w:pPr>
+            <w:r>
+              <w:rPr>
+                <w:b w:val="0"/>
+                <w:i w:val="0"/>
+                <w:sz w:val="18"/>
+              </w:rPr>
               <w:t>KNS: KN bảo đảm an toàn khi vận động: khởi động kĩ, tập đúng sức, biết dừng khi mệt.</w:t>
             </w:r>
           </w:p>
@@ -6023,7 +6169,7 @@
                 <w:i w:val="0"/>
                 <w:sz w:val="18"/>
               </w:rPr>
-              <w:t>NLS-GQVĐ (Cơ bản 2): Sau mỗi lượt chơi, GV chiếu bảng kết quả các đội lên tivi.</w:t>
+              <w:t>Năng lực số Miền 1 (Cơ bản, bậc 2): Ở phần bài tập bổ trợ thăng bằng, GV chiếu trên tivi sơ đồ sân chơi nhìn từ trên xuống kèm mũi tên chỉ đường di chuyển của từng đội; Năng lực số Miền 5 (Cơ bản, bậc 2): Sau mỗi lượt chơi, GV chiếu bảng kết quả các đội lên tivi kèm số lần mất thăng bằng; các nhóm nhìn bảng để tìm ra mình hay ngã ở đoạn nào và bàn…</w:t>
             </w:r>
           </w:p>
           <w:p>
@@ -6409,6 +6555,19 @@
                 <w:i w:val="0"/>
                 <w:sz w:val="18"/>
               </w:rPr>
+              <w:t>Năng lực số Miền 1 (Cơ bản, bậc 2): Ở phần bài tập bổ trợ bật xa, GV chiếu trên tivi video kĩ thuật, cho chạy chậm và dừng ở chỗ khuỵu gối lấy đà, đánh tay và tiếp đất bằng hai chân; Năng lực số Miền 5 (Cơ bản, bậc 2): Ở phần Luyện tập, GV chiếu bảng thành tích bật xa của các nhóm lên tivi sau mỗi lượt; các nhóm nhìn bảng để thấy mình tiến bộ bao nhiêu và bàn cách lấy…</w:t>
+            </w:r>
+          </w:p>
+          <w:p>
+            <w:pPr>
+              <w:spacing w:after="0"/>
+            </w:pPr>
+            <w:r>
+              <w:rPr>
+                <w:b w:val="0"/>
+                <w:i w:val="0"/>
+                <w:sz w:val="18"/>
+              </w:rPr>
               <w:t>KNS: KN bảo đảm an toàn khi vận động: khởi động kĩ, tập đúng sức, biết dừng khi mệt.</w:t>
             </w:r>
           </w:p>
@@ -6872,6 +7031,7 @@
                 <w:i w:val="0"/>
                 <w:sz w:val="18"/>
               </w:rPr>
+              <w:t>Năng lực số Miền 1 (Cơ bản, bậc 2): Ở phần Hình thành kiến thức bài “Ôn bật cao, bật cao có đà ngắn”, GV chiếu trên tivi video kĩ thuật, cho chạy chậm và dừng ở chỗ lấy đà; Năng lực số Miền 5 (Cơ bản, bậc 2): Ở phần Luyện tập, GV chiếu bảng thành tích bật cao của các nhóm sau mỗi lượt; các nhóm nhìn bảng thấy mình tiến bộ bao nhiêu rồi bàn cách lấy đà ngắn hơn</w:t>
             </w:r>
           </w:p>
         </w:tc>
@@ -6988,7 +7148,7 @@
                 <w:i w:val="0"/>
                 <w:sz w:val="18"/>
               </w:rPr>
-              <w:t>NLS-GQVĐ (Cơ bản 2): Sau mỗi lượt, GV chiếu bảng kết quả các đội.</w:t>
+              <w:t>Năng lực số Miền 1 (Cơ bản, bậc 2): Ở phần bài tập bổ trợ sức bật, GV chiếu trên tivi sơ đồ sân chơi kèm mũi tên chỉ đường di chuyển và vạch bật của từng đội; Năng lực số Miền 5 (Cơ bản, bậc 2): Sau mỗi lượt, GV chiếu bảng kết quả các đội kèm số lần bật chưa qua vạch; các nhóm nhìn bảng tìm ra mình yếu ở khâu lấy đà hay khâu vươn người rồi…</w:t>
             </w:r>
           </w:p>
         </w:tc>

--- a/assets/docs/lop4/Giao duc the chat - Lop 4.docx
+++ b/assets/docs/lop4/Giao duc the chat - Lop 4.docx
@@ -585,7 +585,7 @@
                 <w:i w:val="0"/>
                 <w:sz w:val="20"/>
               </w:rPr>
-              <w:t>Kiến thức chung &amp; Chủ đề 1: Đội hình đội ngũ — Bài 1: Đi đều vòng bên phải (Tiết 1)</w:t>
+              <w:t>Chủ đề 1: Đội hình đội ngũ — Bài 1: Đi đều vòng bên phải (Tiết 1)</w:t>
             </w:r>
           </w:p>
         </w:tc>
@@ -882,19 +882,6 @@
                 <w:i w:val="0"/>
                 <w:sz w:val="18"/>
               </w:rPr>
-              <w:t>Năng lực số 1.1 CB2c: HS đọc được sơ đồ đường di chuyển của “Đi đều vòng bên trái” và dự đoán đúng vị trí tổ mình</w:t>
-            </w:r>
-          </w:p>
-          <w:p>
-            <w:pPr>
-              <w:spacing w:after="0"/>
-            </w:pPr>
-            <w:r>
-              <w:rPr>
-                <w:b w:val="0"/>
-                <w:i w:val="0"/>
-                <w:sz w:val="18"/>
-              </w:rPr>
               <w:t>KNS: KN hợp tác và tuân thủ luật chơi; thắng không kiêu, thua không nản.</w:t>
             </w:r>
           </w:p>
@@ -1127,19 +1114,6 @@
                 <w:i w:val="0"/>
                 <w:sz w:val="18"/>
               </w:rPr>
-              <w:t>Năng lực số 1.1 CB2c: HS nêu được điểm khác nhau giữa cách mình thực hiện “Đi đều vòng sau” với động tác mẫu trong clip</w:t>
-            </w:r>
-          </w:p>
-          <w:p>
-            <w:pPr>
-              <w:spacing w:after="0"/>
-            </w:pPr>
-            <w:r>
-              <w:rPr>
-                <w:b w:val="0"/>
-                <w:i w:val="0"/>
-                <w:sz w:val="18"/>
-              </w:rPr>
               <w:t>KNS: KN hợp tác và tuân thủ luật chơi; thắng không kiêu, thua không nản.</w:t>
             </w:r>
           </w:p>
@@ -1500,19 +1474,6 @@
                 <w:i w:val="0"/>
                 <w:sz w:val="18"/>
               </w:rPr>
-              <w:t>NLS: Năng lực số 2.5 CB2a: HS xin phép bạn trước khi chiếu clip và tự xoá clip sau tiết học</w:t>
-            </w:r>
-          </w:p>
-          <w:p>
-            <w:pPr>
-              <w:spacing w:after="0"/>
-            </w:pPr>
-            <w:r>
-              <w:rPr>
-                <w:b w:val="0"/>
-                <w:i w:val="0"/>
-                <w:sz w:val="18"/>
-              </w:rPr>
               <w:t>KNS: KN hợp tác và tuân thủ luật chơi; thắng không kiêu, thua không nản.</w:t>
             </w:r>
           </w:p>
@@ -1630,19 +1591,6 @@
                 <w:i w:val="0"/>
                 <w:sz w:val="18"/>
               </w:rPr>
-              <w:t>Năng lực số 1.1 CB2c: HS nêu được điểm khác nhau giữa cách mình thực hiện “Động tác vươn thở và động tác tay với vòng” với động tác mẫu trong clip</w:t>
-            </w:r>
-          </w:p>
-          <w:p>
-            <w:pPr>
-              <w:spacing w:after="0"/>
-            </w:pPr>
-            <w:r>
-              <w:rPr>
-                <w:b w:val="0"/>
-                <w:i w:val="0"/>
-                <w:sz w:val="18"/>
-              </w:rPr>
               <w:t>KNS: KN hợp tác và tuân thủ luật chơi; thắng không kiêu, thua không nản.</w:t>
             </w:r>
           </w:p>
@@ -1758,32 +1706,6 @@
                 <w:i w:val="0"/>
                 <w:sz w:val="18"/>
               </w:rPr>
-              <w:t>Năng lực số Miền 1 (Cơ bản, bậc 2): GV chiếu video mẫu động tác chân với vòng của chủ đề Bài tập thể dục, cho chạy chậm và dừng hình ở nhịp khuỵu gối và nhịp đưa vòng; HS tự chấm theo ba tiêu chí chiếu sẵn là đúng nhịp, đủ biên độ, giữ vòng chắc</w:t>
-            </w:r>
-          </w:p>
-          <w:p>
-            <w:pPr>
-              <w:spacing w:after="0"/>
-            </w:pPr>
-            <w:r>
-              <w:rPr>
-                <w:b w:val="0"/>
-                <w:i w:val="0"/>
-                <w:sz w:val="18"/>
-              </w:rPr>
-              <w:t>NLS: Năng lực số Miền 5 (Cơ bản, bậc 2): GV quay một lượt tập của từng tổ rồi chiếu lại</w:t>
-            </w:r>
-          </w:p>
-          <w:p>
-            <w:pPr>
-              <w:spacing w:after="0"/>
-            </w:pPr>
-            <w:r>
-              <w:rPr>
-                <w:b w:val="0"/>
-                <w:i w:val="0"/>
-                <w:sz w:val="18"/>
-              </w:rPr>
               <w:t>KNS: KN hợp tác và tuân thủ luật chơi; thắng không kiêu, thua không nản.</w:t>
             </w:r>
           </w:p>
@@ -2146,32 +2068,6 @@
                 <w:i w:val="0"/>
                 <w:sz w:val="18"/>
               </w:rPr>
-              <w:t>Năng lực số Miền 1 (Cơ bản, bậc 2): GV chiếu video mẫu động tác nhảy và động tác điều hoà với vòng, cho chạy chậm và dừng hình ở nhịp bật nhảy, nhịp thả lỏng; HS tự chấm theo tiêu chí chiếu sẵn là bật đúng nhịp, tiếp đất êm, thả lỏng đủ chậm</w:t>
-            </w:r>
-          </w:p>
-          <w:p>
-            <w:pPr>
-              <w:spacing w:after="0"/>
-            </w:pPr>
-            <w:r>
-              <w:rPr>
-                <w:b w:val="0"/>
-                <w:i w:val="0"/>
-                <w:sz w:val="18"/>
-              </w:rPr>
-              <w:t>NLS: Năng lực số Miền 5 (Cơ bản, bậc 2): GV quay một lượt tập của từng tổ rồi chiếu lại</w:t>
-            </w:r>
-          </w:p>
-          <w:p>
-            <w:pPr>
-              <w:spacing w:after="0"/>
-            </w:pPr>
-            <w:r>
-              <w:rPr>
-                <w:b w:val="0"/>
-                <w:i w:val="0"/>
-                <w:sz w:val="18"/>
-              </w:rPr>
               <w:t>KNS: KN hợp tác và tuân thủ luật chơi; thắng không kiêu, thua không nản.</w:t>
             </w:r>
           </w:p>
@@ -2287,19 +2183,6 @@
                 <w:i w:val="0"/>
                 <w:sz w:val="18"/>
               </w:rPr>
-              <w:t>Năng lực số 3.2 CB2a: HS quay và xem chậm được clip mình thực hiện “Hoàn thiện bài thể dục với vòng”, tự chỉ ra lỗi của mình và của bạn</w:t>
-            </w:r>
-          </w:p>
-          <w:p>
-            <w:pPr>
-              <w:spacing w:after="0"/>
-            </w:pPr>
-            <w:r>
-              <w:rPr>
-                <w:b w:val="0"/>
-                <w:i w:val="0"/>
-                <w:sz w:val="18"/>
-              </w:rPr>
               <w:t>KNS: KN hợp tác và tuân thủ luật chơi; thắng không kiêu, thua không nản.</w:t>
             </w:r>
           </w:p>
@@ -2907,7 +2790,6 @@
                 <w:i w:val="0"/>
                 <w:sz w:val="18"/>
               </w:rPr>
-              <w:t>Năng lực số 5.2 CB2b: HS điền và đọc được bảng theo dõi phần đội hình đội ngũ và bài thể dục với vòng, tự xác định nội dung cần cố gắng thêm</w:t>
             </w:r>
           </w:p>
         </w:tc>
@@ -3268,7 +3150,6 @@
                 <w:i w:val="0"/>
                 <w:sz w:val="18"/>
               </w:rPr>
-              <w:t>Năng lực số 5.2 CB2b: HS điền và đọc được bảng theo dõi phần đội hình đội ngũ và bài thể dục với vòng, tự xác định nội dung cần cố gắng thêm</w:t>
             </w:r>
           </w:p>
         </w:tc>
@@ -3771,19 +3652,6 @@
                 <w:i w:val="0"/>
                 <w:sz w:val="18"/>
               </w:rPr>
-              <w:t>Năng lực số 1.1 CB2c: HS nêu được điểm khác nhau giữa cách mình thực hiện “Động tác tại chỗ dẫn bóng” với động tác mẫu trong clip</w:t>
-            </w:r>
-          </w:p>
-          <w:p>
-            <w:pPr>
-              <w:spacing w:after="0"/>
-            </w:pPr>
-            <w:r>
-              <w:rPr>
-                <w:b w:val="0"/>
-                <w:i w:val="0"/>
-                <w:sz w:val="18"/>
-              </w:rPr>
               <w:t>KNS: KN bảo đảm an toàn khi vận động: khởi động kĩ, tập đúng sức, biết dừng khi mệt.</w:t>
             </w:r>
           </w:p>
@@ -3901,19 +3769,6 @@
                 <w:i w:val="0"/>
                 <w:sz w:val="18"/>
               </w:rPr>
-              <w:t>Năng lực số 1.1 CB2c: HS đọc được sơ đồ đường di chuyển của “Dẫn bóng theo hình chữ V, dẫn bóng vượt chướng ngại vật” và dự đoán đúng vị trí tổ mình</w:t>
-            </w:r>
-          </w:p>
-          <w:p>
-            <w:pPr>
-              <w:spacing w:after="0"/>
-            </w:pPr>
-            <w:r>
-              <w:rPr>
-                <w:b w:val="0"/>
-                <w:i w:val="0"/>
-                <w:sz w:val="18"/>
-              </w:rPr>
               <w:t>KNS: KN bảo đảm an toàn khi vận động: khởi động kĩ, tập đúng sức, biết dừng khi mệt.</w:t>
             </w:r>
           </w:p>
@@ -4649,19 +4504,6 @@
                 <w:i w:val="0"/>
                 <w:sz w:val="18"/>
               </w:rPr>
-              <w:t>Năng lực số 1.1 CB2c: HS nêu được điểm khác nhau giữa cách mình thực hiện “Động tác chuyền, bắt bóng bật đất bằng hai tay trước ngực” với động tác mẫu trong clip</w:t>
-            </w:r>
-          </w:p>
-          <w:p>
-            <w:pPr>
-              <w:spacing w:after="0"/>
-            </w:pPr>
-            <w:r>
-              <w:rPr>
-                <w:b w:val="0"/>
-                <w:i w:val="0"/>
-                <w:sz w:val="18"/>
-              </w:rPr>
               <w:t>KNS: KN bảo đảm an toàn khi vận động: khởi động kĩ, tập đúng sức, biết dừng khi mệt.</w:t>
             </w:r>
           </w:p>
@@ -4894,7 +4736,6 @@
                 <w:i w:val="0"/>
                 <w:sz w:val="18"/>
               </w:rPr>
-              <w:t>NLS-ST (Cơ bản 2): HS làm việc theo cặp với một máy GV giao cho mỗi tổ: một bạn quay 10 giây lúc bạn kia thực.</w:t>
             </w:r>
           </w:p>
         </w:tc>
@@ -5009,7 +4850,6 @@
                 <w:i w:val="0"/>
                 <w:sz w:val="18"/>
               </w:rPr>
-              <w:t>Năng lực số 5.2 CB2b: HS điền và đọc được bảng theo dõi phần hệ thống đội hình đội ngũ, bài thể dục với vòng và bóng rổ, tự xác định nội dung cần cố gắng thêm</w:t>
             </w:r>
           </w:p>
         </w:tc>
@@ -5150,7 +4990,7 @@
                 <w:i w:val="0"/>
                 <w:sz w:val="18"/>
               </w:rPr>
-              <w:t>Năng lực số 1.1 CB2c: HS nêu được điểm khác nhau giữa cách mình thực hiện “Bài tập rèn luyện bật xa tại chỗ” với động tác mẫu trong clip</w:t>
+              <w:t>Năng lực số 1.1 CB2c: HS nêu được điểm khác nhau giữa cách mình thực hiện “Bài tập rèn luyện bật cao tại chỗ” với động tác mẫu trong clip</w:t>
             </w:r>
           </w:p>
           <w:p>
@@ -5278,7 +5118,7 @@
                 <w:i w:val="0"/>
                 <w:sz w:val="18"/>
               </w:rPr>
-              <w:t>Năng lực số Miền 1 (Cơ bản, bậc 2): Ở phần Hình thành kiến thức bài ôn và nâng cao bài tập thăng bằng, GV chiếu trên tivi video kĩ thuật, cho chạy chậm và dừng ở tư thế dang tay; Năng lực số Miền 5 (Cơ bản, bậc 2): Ở phần Luyện tập, GV quay lượt tập của vài HS rồi chiếu chậm; cả nhóm cùng chỉ ra lỗi hay gặp như cúi đầu nhìn chân, tay buông xuôi</w:t>
+              <w:t>Năng lực số Miền 1 (Cơ bản, bậc 2): Ở phần Hình thành kiến thức bài “Ôn bật cao, bật cao có đà ngắn”, GV chiếu trên tivi video kĩ thuật, cho chạy chậm và dừng ở chỗ lấy đà; Năng lực số Miền 5 (Cơ bản, bậc 2): Ở phần Luyện tập, GV chiếu bảng thành tích bật cao của các nhóm sau mỗi lượt; các nhóm nhìn bảng thấy mình tiến bộ bao nhiêu rồi bàn cách lấy đà ngắn hơn</w:t>
             </w:r>
           </w:p>
           <w:p>
@@ -5408,7 +5248,7 @@
                 <w:i w:val="0"/>
                 <w:sz w:val="18"/>
               </w:rPr>
-              <w:t>Năng lực số Miền 1 (Cơ bản, bậc 2): Ở phần bài tập bổ trợ bật xa, GV chiếu trên tivi video kĩ thuật, cho chạy chậm và dừng ở chỗ khuỵu gối lấy đà, đánh tay và tiếp đất bằng hai chân; Năng lực số Miền 5 (Cơ bản, bậc 2): Ở phần Luyện tập, GV chiếu bảng thành tích bật xa của các nhóm lên tivi sau mỗi lượt; các nhóm nhìn bảng để thấy mình tiến bộ bao nhiêu và bàn cách lấy…</w:t>
+              <w:t>Năng lực số Miền 1 (Cơ bản, bậc 2): Ở phần bài tập bổ trợ sức bật, GV chiếu trên tivi sơ đồ sân chơi kèm mũi tên chỉ đường di chuyển và vạch bật của từng đội; Năng lực số Miền 5 (Cơ bản, bậc 2): Sau mỗi lượt, GV chiếu bảng kết quả các đội kèm số lần bật chưa qua vạch; các nhóm nhìn bảng tìm ra mình yếu ở khâu lấy đà hay khâu vươn người rồi…</w:t>
             </w:r>
           </w:p>
           <w:p>
@@ -5536,19 +5376,6 @@
                 <w:i w:val="0"/>
                 <w:sz w:val="18"/>
               </w:rPr>
-              <w:t>NLS: Năng lực số 6.1 CB2a: HS đọc được nhận xét của ứng dụng về “Ôn ném rổ một tay trên vai</w:t>
-            </w:r>
-          </w:p>
-          <w:p>
-            <w:pPr>
-              <w:spacing w:after="0"/>
-            </w:pPr>
-            <w:r>
-              <w:rPr>
-                <w:b w:val="0"/>
-                <w:i w:val="0"/>
-                <w:sz w:val="18"/>
-              </w:rPr>
               <w:t>KNS: KN bảo đảm an toàn khi vận động: khởi động kĩ, tập đúng sức, biết dừng khi mệt.</w:t>
             </w:r>
           </w:p>
@@ -5666,19 +5493,6 @@
                 <w:i w:val="0"/>
                 <w:sz w:val="18"/>
               </w:rPr>
-              <w:t>Năng lực số 1.1 CB2c: HS tra và ghi được 3 điều luật liên quan đến “bóng rổ”, nêu rõ lấy từ nguồn nào</w:t>
-            </w:r>
-          </w:p>
-          <w:p>
-            <w:pPr>
-              <w:spacing w:after="0"/>
-            </w:pPr>
-            <w:r>
-              <w:rPr>
-                <w:b w:val="0"/>
-                <w:i w:val="0"/>
-                <w:sz w:val="18"/>
-              </w:rPr>
               <w:t>KNS: KN bảo đảm an toàn khi vận động: khởi động kĩ, tập đúng sức, biết dừng khi mệt.</w:t>
             </w:r>
           </w:p>
@@ -5911,7 +5725,7 @@
                 <w:i w:val="0"/>
                 <w:sz w:val="18"/>
               </w:rPr>
-              <w:t>Năng lực số 1.1 CB2c: HS nêu được điểm khác nhau giữa cách mình thực hiện “Bài tập rèn luyện thăng bằng” với động tác mẫu trong clip</w:t>
+              <w:t>Năng lực số 1.1 CB2c: HS nêu được điểm khác nhau giữa cách mình thực hiện “Nhảy dây chụm hai chân” với động tác mẫu trong clip</w:t>
             </w:r>
           </w:p>
           <w:p>
@@ -6039,7 +5853,7 @@
                 <w:i w:val="0"/>
                 <w:sz w:val="18"/>
               </w:rPr>
-              <w:t>Năng lực số Miền 1 (Cơ bản, bậc 2): Ở phần Hình thành kiến thức bài ôn và nâng cao bài tập thăng bằng, GV chiếu trên tivi video kĩ thuật, cho chạy chậm và dừng ở tư thế dang tay; Năng lực số Miền 5 (Cơ bản, bậc 2): Ở phần Luyện tập, GV quay lượt tập của vài HS rồi chiếu chậm; cả nhóm cùng chỉ ra lỗi hay gặp như cúi đầu nhìn chân, tay buông xuôi</w:t>
+              <w:t>Năng lực số 5.2 CB2b: HS bấm giờ, đếm và ghi được số liệu buổi tập “nhảy dây theo nhịp” của tổ mình</w:t>
             </w:r>
           </w:p>
           <w:p>
@@ -6169,7 +5983,7 @@
                 <w:i w:val="0"/>
                 <w:sz w:val="18"/>
               </w:rPr>
-              <w:t>Năng lực số Miền 1 (Cơ bản, bậc 2): Ở phần bài tập bổ trợ thăng bằng, GV chiếu trên tivi sơ đồ sân chơi nhìn từ trên xuống kèm mũi tên chỉ đường di chuyển của từng đội; Năng lực số Miền 5 (Cơ bản, bậc 2): Sau mỗi lượt chơi, GV chiếu bảng kết quả các đội lên tivi kèm số lần mất thăng bằng; các nhóm nhìn bảng để tìm ra mình hay ngã ở đoạn nào và bàn…</w:t>
+              <w:t>Năng lực số Miền 1 (Cơ bản, bậc 2): Ở phần trò chơi nhảy dây, GV chiếu trên tivi video mẫu, cho chạy chậm ở chỗ cổ tay quay dây và thời điểm bật nhảy; Năng lực số Miền 5 (Cơ bản, bậc 2): Ở phần thi nhảy dây, GV chiếu bảng kết quả các nhóm lên tivi sau mỗi lượt kèm số lần vướng dây</w:t>
             </w:r>
           </w:p>
           <w:p>
@@ -6297,19 +6111,6 @@
                 <w:i w:val="0"/>
                 <w:sz w:val="18"/>
               </w:rPr>
-              <w:t>Năng lực số 1.1 CB2c: HS nêu được điểm khác nhau giữa cách mình thực hiện “Bài tập rèn luyện bật xa tại chỗ” với động tác mẫu trong clip</w:t>
-            </w:r>
-          </w:p>
-          <w:p>
-            <w:pPr>
-              <w:spacing w:after="0"/>
-            </w:pPr>
-            <w:r>
-              <w:rPr>
-                <w:b w:val="0"/>
-                <w:i w:val="0"/>
-                <w:sz w:val="18"/>
-              </w:rPr>
               <w:t>KNS: KN bảo đảm an toàn khi vận động: khởi động kĩ, tập đúng sức, biết dừng khi mệt.</w:t>
             </w:r>
           </w:p>
@@ -6427,19 +6228,6 @@
                 <w:i w:val="0"/>
                 <w:sz w:val="18"/>
               </w:rPr>
-              <w:t>Năng lực số 5.2 CB2b: HS điền và đọc được bảng theo dõi phần bật xa tại chỗ, tự xác định nội dung cần cố gắng thêm</w:t>
-            </w:r>
-          </w:p>
-          <w:p>
-            <w:pPr>
-              <w:spacing w:after="0"/>
-            </w:pPr>
-            <w:r>
-              <w:rPr>
-                <w:b w:val="0"/>
-                <w:i w:val="0"/>
-                <w:sz w:val="18"/>
-              </w:rPr>
               <w:t>KNS: KN bảo đảm an toàn khi vận động: khởi động kĩ, tập đúng sức, biết dừng khi mệt.</w:t>
             </w:r>
           </w:p>
@@ -6555,19 +6343,6 @@
                 <w:i w:val="0"/>
                 <w:sz w:val="18"/>
               </w:rPr>
-              <w:t>Năng lực số Miền 1 (Cơ bản, bậc 2): Ở phần bài tập bổ trợ bật xa, GV chiếu trên tivi video kĩ thuật, cho chạy chậm và dừng ở chỗ khuỵu gối lấy đà, đánh tay và tiếp đất bằng hai chân; Năng lực số Miền 5 (Cơ bản, bậc 2): Ở phần Luyện tập, GV chiếu bảng thành tích bật xa của các nhóm lên tivi sau mỗi lượt; các nhóm nhìn bảng để thấy mình tiến bộ bao nhiêu và bàn cách lấy…</w:t>
-            </w:r>
-          </w:p>
-          <w:p>
-            <w:pPr>
-              <w:spacing w:after="0"/>
-            </w:pPr>
-            <w:r>
-              <w:rPr>
-                <w:b w:val="0"/>
-                <w:i w:val="0"/>
-                <w:sz w:val="18"/>
-              </w:rPr>
               <w:t>KNS: KN bảo đảm an toàn khi vận động: khởi động kĩ, tập đúng sức, biết dừng khi mệt.</w:t>
             </w:r>
           </w:p>
@@ -6916,7 +6691,7 @@
                 <w:i w:val="0"/>
                 <w:sz w:val="18"/>
               </w:rPr>
-              <w:t>Năng lực số 1.1 CB2c: HS nêu được điểm khác nhau giữa cách mình thực hiện “Bài tập rèn luyện bật cao tại chỗ” với động tác mẫu trong clip</w:t>
+              <w:t>NLS: Năng lực số 2.5 CB2a: HS xin phép bạn trước khi chiếu clip và tự xoá clip sau tiết học</w:t>
             </w:r>
           </w:p>
         </w:tc>
@@ -7031,7 +6806,6 @@
                 <w:i w:val="0"/>
                 <w:sz w:val="18"/>
               </w:rPr>
-              <w:t>Năng lực số Miền 1 (Cơ bản, bậc 2): Ở phần Hình thành kiến thức bài “Ôn bật cao, bật cao có đà ngắn”, GV chiếu trên tivi video kĩ thuật, cho chạy chậm và dừng ở chỗ lấy đà; Năng lực số Miền 5 (Cơ bản, bậc 2): Ở phần Luyện tập, GV chiếu bảng thành tích bật cao của các nhóm sau mỗi lượt; các nhóm nhìn bảng thấy mình tiến bộ bao nhiêu rồi bàn cách lấy đà ngắn hơn</w:t>
             </w:r>
           </w:p>
         </w:tc>
@@ -7148,7 +6922,6 @@
                 <w:i w:val="0"/>
                 <w:sz w:val="18"/>
               </w:rPr>
-              <w:t>Năng lực số Miền 1 (Cơ bản, bậc 2): Ở phần bài tập bổ trợ sức bật, GV chiếu trên tivi sơ đồ sân chơi kèm mũi tên chỉ đường di chuyển và vạch bật của từng đội; Năng lực số Miền 5 (Cơ bản, bậc 2): Sau mỗi lượt, GV chiếu bảng kết quả các đội kèm số lần bật chưa qua vạch; các nhóm nhìn bảng tìm ra mình yếu ở khâu lấy đà hay khâu vươn người rồi…</w:t>
             </w:r>
           </w:p>
         </w:tc>
@@ -7263,7 +7036,7 @@
                 <w:i w:val="0"/>
                 <w:sz w:val="18"/>
               </w:rPr>
-              <w:t>Năng lực số 1.1 CB2c: HS đọc được sơ đồ đường di chuyển của “Dẫn bóng theo hình chữ V, dẫn bóng vượt chướng ngại vật” và dự đoán đúng vị trí tổ mình</w:t>
+              <w:t>Năng lực số 1.1 CB2c: HS nêu được điểm khác nhau giữa cách mình thực hiện “Động tác tại chỗ dẫn bóng” với động tác mẫu trong clip</w:t>
             </w:r>
           </w:p>
         </w:tc>
@@ -7380,7 +7153,6 @@
                 <w:i w:val="0"/>
                 <w:sz w:val="18"/>
               </w:rPr>
-              <w:t>NLS-GQVĐ (Cơ bản 2): HS làm việc theo tổ với một đồng hồ bấm giờ GV giao.</w:t>
             </w:r>
           </w:p>
         </w:tc>
@@ -7495,7 +7267,7 @@
                 <w:i w:val="0"/>
                 <w:sz w:val="18"/>
               </w:rPr>
-              <w:t>Năng lực số 5.2 CB2b: HS bấm giờ, đếm và ghi được số liệu buổi tập “nhảy dây theo nhịp” của tổ mình</w:t>
+              <w:t>Năng lực số 1.1 CB2c: HS đọc được sơ đồ đường di chuyển của “Dẫn bóng theo hình chữ V, dẫn bóng vượt chướng ngại vật” và dự đoán đúng vị trí tổ mình</w:t>
             </w:r>
           </w:p>
         </w:tc>
@@ -7612,7 +7384,6 @@
                 <w:i w:val="0"/>
                 <w:sz w:val="18"/>
               </w:rPr>
-              <w:t>Năng lực số 5.2 CB2b: HS điền và đọc được bảng theo dõi phần các kĩ năng vận động cơ bản của chủ đề, tự xác định nội dung cần cố gắng thêm</w:t>
             </w:r>
           </w:p>
         </w:tc>
@@ -7728,7 +7499,6 @@
                 <w:i w:val="0"/>
                 <w:sz w:val="18"/>
               </w:rPr>
-              <w:t>Năng lực số 5.2 CB2b: HS điền và đọc được bảng theo dõi phần bóng rổ, thăng bằng và bật xa, tự xác định nội dung cần cố gắng thêm</w:t>
             </w:r>
           </w:p>
         </w:tc>
@@ -8076,7 +7846,7 @@
                 <w:i w:val="0"/>
                 <w:sz w:val="18"/>
               </w:rPr>
-              <w:t>NLS-GQVĐ (Cơ bản 2): Ở phần Luyện tập, GV quay lượt tập trên cạn của vài.</w:t>
+              <w:t>NLS: Năng lực số 2.5 CB2a: HS xin phép bạn trước khi chiếu clip và tự xoá clip sau tiết học</w:t>
             </w:r>
           </w:p>
         </w:tc>
@@ -8191,7 +7961,6 @@
                 <w:i w:val="0"/>
                 <w:sz w:val="18"/>
               </w:rPr>
-              <w:t>Năng lực số 5.1 CB2a: HS nêu được điểm khác nhau giữa cách mình thực hiện “Động tác tay kiểu bơi ếch (mô phỏng/tập trên cạn)” với động tác mẫu trong clip</w:t>
             </w:r>
           </w:p>
         </w:tc>
@@ -8539,7 +8308,7 @@
                 <w:i w:val="0"/>
                 <w:sz w:val="18"/>
               </w:rPr>
-              <w:t>NLS-GQVĐ (Cơ bản 2): Ở phần Luyện tập, GV quay lượt tập của vài.</w:t>
+              <w:t>NLS: Năng lực số 6.1 CB2a: HS đọc được nhận xét của ứng dụng về “Ôn ném rổ một tay trên vai</w:t>
             </w:r>
           </w:p>
         </w:tc>
@@ -8654,7 +8423,6 @@
                 <w:i w:val="0"/>
                 <w:sz w:val="18"/>
               </w:rPr>
-              <w:t>Năng lực số 1.1 CB2c: HS mô tả được đường đi của tay, chân trong “bơi ếch và an toàn dưới nước” nhờ clip quay dưới mặt nước</w:t>
             </w:r>
           </w:p>
         </w:tc>
@@ -8771,7 +8539,6 @@
                 <w:i w:val="0"/>
                 <w:sz w:val="18"/>
               </w:rPr>
-              <w:t>Năng lực số 5.2 CB2b: HS điền và đọc được bảng theo dõi phần hệ thống các chủ đề đã học, tự xác định nội dung cần cố gắng thêm</w:t>
             </w:r>
           </w:p>
         </w:tc>
@@ -9117,7 +8884,6 @@
                 <w:i w:val="0"/>
                 <w:sz w:val="18"/>
               </w:rPr>
-              <w:t>Năng lực số 5.2 CB2b: HS lập được nhật kí vận động gắn với các chủ đề đã học trong năm và tự điều chỉnh kế hoạch sau một tuần</w:t>
             </w:r>
           </w:p>
         </w:tc>

--- a/assets/docs/lop4/Giao duc the chat - Lop 4.docx
+++ b/assets/docs/lop4/Giao duc the chat - Lop 4.docx
@@ -3034,7 +3034,7 @@
                 <w:i w:val="0"/>
                 <w:sz w:val="18"/>
               </w:rPr>
-              <w:t>Năng lực số 3.2 CB2a: HS quay và xem chậm được clip mình thực hiện “Hoàn thiện bài thể dục với vòng”, tự chỉ ra lỗi của mình và của bạn</w:t>
+              <w:t>Năng lực số 3.2 CB2a: HS quay và xem chậm được clip mình thực hiện “Động tác nhảy, động tác điều hoà với vòng”, tự chỉ ra lỗi của mình và của bạn</w:t>
             </w:r>
           </w:p>
         </w:tc>
@@ -4001,7 +4001,7 @@
                 <w:i w:val="0"/>
                 <w:sz w:val="18"/>
               </w:rPr>
-              <w:t>Năng lực số 1.1 CB2c: HS nêu được điểm khác nhau giữa cách mình thực hiện “Bài tập rèn luyện bật xa tại chỗ” với động tác mẫu trong clip</w:t>
+              <w:t>Năng lực số 1.1 CB2c: HS nêu được điểm khác nhau giữa cách mình thực hiện “Bài tập rèn luyện kĩ năng bật xa” với động tác mẫu trong clip</w:t>
             </w:r>
           </w:p>
           <w:p>
@@ -4990,7 +4990,7 @@
                 <w:i w:val="0"/>
                 <w:sz w:val="18"/>
               </w:rPr>
-              <w:t>Năng lực số 1.1 CB2c: HS nêu được điểm khác nhau giữa cách mình thực hiện “Bài tập rèn luyện bật cao tại chỗ” với động tác mẫu trong clip</w:t>
+              <w:t>Năng lực số 1.1 CB2c: HS nêu được điểm khác nhau giữa cách mình thực hiện “Bài tập rèn luyện kĩ năng bật cao” với động tác mẫu trong clip</w:t>
             </w:r>
           </w:p>
           <w:p>

--- a/assets/docs/lop4/Giao duc the chat - Lop 4.docx
+++ b/assets/docs/lop4/Giao duc the chat - Lop 4.docx
@@ -2545,7 +2545,7 @@
                 <w:i w:val="0"/>
                 <w:sz w:val="18"/>
               </w:rPr>
-              <w:t>Năng lực số 1.1 CB2c: HS nêu được điểm khác nhau giữa cách mình thực hiện “Động tác lườn và động tác lưng; bụng với vòng” với động tác mẫu trong clip</w:t>
+              <w:t>Năng lực số 1.1 CB2c: HS nêu được điểm khác nhau giữa cách mình thực hiện “Động tác lườn và động tác lưng – bụng với vòng” với động tác mẫu trong clip</w:t>
             </w:r>
           </w:p>
         </w:tc>
